--- a/Specifications/TDD.docx
+++ b/Specifications/TDD.docx
@@ -1838,7 +1838,10 @@
         </w:numPr>
       </w:pPr>
       <w:r>
-        <w:t>DB – SQL</w:t>
+        <w:t>DB – SQ</w:t>
+      </w:r>
+      <w:r>
+        <w:t>L + Prisma</w:t>
       </w:r>
     </w:p>
     <w:p>
@@ -1876,45 +1879,657 @@
           <w:numId w:val="2"/>
         </w:numPr>
         <w:rPr>
+          <w:lang w:val="en-US"/>
+        </w:rPr>
+      </w:pPr>
+      <w:r>
+        <w:rPr>
+          <w:lang w:val="en-US"/>
+        </w:rPr>
+        <w:t>Reposito</w:t>
+      </w:r>
+      <w:r>
+        <w:rPr>
+          <w:lang w:val="en-US"/>
+        </w:rPr>
+        <w:t>r</w:t>
+      </w:r>
+      <w:r>
+        <w:rPr>
+          <w:lang w:val="en-US"/>
+        </w:rPr>
+        <w:t xml:space="preserve">y Management </w:t>
+      </w:r>
+      <w:r>
+        <w:rPr>
+          <w:lang w:val="en-US"/>
+        </w:rPr>
+        <w:t>–</w:t>
+      </w:r>
+      <w:r>
+        <w:rPr>
+          <w:lang w:val="en-US"/>
+        </w:rPr>
+        <w:t xml:space="preserve"> </w:t>
+      </w:r>
+      <w:r>
+        <w:rPr>
+          <w:lang w:val="en-US"/>
+        </w:rPr>
+        <w:t>NPM Workspaces</w:t>
+      </w:r>
+    </w:p>
+    <w:p>
+      <w:pPr>
+        <w:rPr>
+          <w:b/>
+          <w:bCs/>
+        </w:rPr>
+      </w:pPr>
+      <w:r>
+        <w:rPr>
+          <w:b/>
+          <w:bCs/>
+        </w:rPr>
+        <w:br w:type="page"/>
+      </w:r>
+    </w:p>
+    <w:p>
+      <w:pPr>
+        <w:pStyle w:val="ListParagraph"/>
+        <w:numPr>
+          <w:ilvl w:val="0"/>
+          <w:numId w:val="2"/>
+        </w:numPr>
+        <w:rPr>
+          <w:b/>
+          <w:bCs/>
+        </w:rPr>
+      </w:pPr>
+      <w:r>
+        <w:rPr>
+          <w:b/>
+          <w:bCs/>
+        </w:rPr>
+        <w:lastRenderedPageBreak/>
+        <w:t xml:space="preserve">API </w:t>
+      </w:r>
+      <w:r>
+        <w:rPr>
+          <w:b/>
+          <w:bCs/>
+        </w:rPr>
+        <w:t>Routes</w:t>
+      </w:r>
+    </w:p>
+    <w:p>
+      <w:pPr>
+        <w:pStyle w:val="ListParagraph"/>
+        <w:numPr>
+          <w:ilvl w:val="1"/>
+          <w:numId w:val="2"/>
+        </w:numPr>
+        <w:rPr>
+          <w:b/>
+          <w:bCs/>
+        </w:rPr>
+      </w:pPr>
+      <w:r>
+        <w:rPr>
+          <w:b/>
+          <w:bCs/>
+        </w:rPr>
+        <w:t>Scripts Controller:</w:t>
+      </w:r>
+    </w:p>
+    <w:p>
+      <w:pPr>
+        <w:pStyle w:val="ListParagraph"/>
+        <w:numPr>
+          <w:ilvl w:val="2"/>
+          <w:numId w:val="2"/>
+        </w:numPr>
+        <w:rPr>
+          <w:b/>
+          <w:bCs/>
+        </w:rPr>
+      </w:pPr>
+      <w:r>
+        <w:rPr>
+          <w:b/>
+          <w:bCs/>
+        </w:rPr>
+        <w:t>GET scripts/{id}</w:t>
+      </w:r>
+    </w:p>
+    <w:p>
+      <w:pPr>
+        <w:pStyle w:val="ListParagraph"/>
+        <w:numPr>
+          <w:ilvl w:val="2"/>
+          <w:numId w:val="2"/>
+        </w:numPr>
+        <w:rPr>
+          <w:b/>
+          <w:bCs/>
+        </w:rPr>
+      </w:pPr>
+      <w:r>
+        <w:rPr>
+          <w:b/>
+          <w:bCs/>
+        </w:rPr>
+        <w:t>GET scripts/</w:t>
+      </w:r>
+    </w:p>
+    <w:p>
+      <w:pPr>
+        <w:pStyle w:val="ListParagraph"/>
+        <w:numPr>
+          <w:ilvl w:val="2"/>
+          <w:numId w:val="2"/>
+        </w:numPr>
+        <w:rPr>
+          <w:b/>
+          <w:bCs/>
+        </w:rPr>
+      </w:pPr>
+      <w:r>
+        <w:rPr>
+          <w:b/>
+          <w:bCs/>
+        </w:rPr>
+        <w:t>POST scripts</w:t>
+      </w:r>
+      <w:r>
+        <w:rPr>
+          <w:b/>
+          <w:bCs/>
+        </w:rPr>
+        <w:t>/</w:t>
+      </w:r>
+    </w:p>
+    <w:p>
+      <w:pPr>
+        <w:pStyle w:val="ListParagraph"/>
+        <w:numPr>
+          <w:ilvl w:val="2"/>
+          <w:numId w:val="2"/>
+        </w:numPr>
+        <w:rPr>
+          <w:b/>
+          <w:bCs/>
+        </w:rPr>
+      </w:pPr>
+      <w:r>
+        <w:rPr>
+          <w:b/>
+          <w:bCs/>
+        </w:rPr>
+        <w:t>DELETE scripts/{id}</w:t>
+      </w:r>
+    </w:p>
+    <w:p>
+      <w:pPr>
+        <w:pStyle w:val="ListParagraph"/>
+        <w:numPr>
+          <w:ilvl w:val="2"/>
+          <w:numId w:val="2"/>
+        </w:numPr>
+        <w:rPr>
+          <w:b/>
+          <w:bCs/>
+        </w:rPr>
+      </w:pPr>
+      <w:r>
+        <w:rPr>
+          <w:b/>
+          <w:bCs/>
+        </w:rPr>
+        <w:t>PUT scripts/{id}</w:t>
+      </w:r>
+    </w:p>
+    <w:p>
+      <w:pPr>
+        <w:pStyle w:val="ListParagraph"/>
+        <w:numPr>
+          <w:ilvl w:val="1"/>
+          <w:numId w:val="2"/>
+        </w:numPr>
+        <w:rPr>
+          <w:b/>
+          <w:bCs/>
+        </w:rPr>
+      </w:pPr>
+      <w:r>
+        <w:rPr>
+          <w:b/>
+          <w:bCs/>
+        </w:rPr>
+        <w:t>Runs Container:</w:t>
+      </w:r>
+    </w:p>
+    <w:p>
+      <w:pPr>
+        <w:pStyle w:val="ListParagraph"/>
+        <w:numPr>
+          <w:ilvl w:val="2"/>
+          <w:numId w:val="2"/>
+        </w:numPr>
+        <w:rPr>
+          <w:b/>
+          <w:bCs/>
+        </w:rPr>
+      </w:pPr>
+      <w:r>
+        <w:rPr>
+          <w:b/>
+          <w:bCs/>
+        </w:rPr>
+        <w:t>POST runs/</w:t>
+      </w:r>
+    </w:p>
+    <w:p>
+      <w:pPr>
+        <w:pStyle w:val="ListParagraph"/>
+        <w:numPr>
+          <w:ilvl w:val="2"/>
+          <w:numId w:val="2"/>
+        </w:numPr>
+        <w:rPr>
+          <w:b/>
+          <w:bCs/>
+        </w:rPr>
+      </w:pPr>
+      <w:r>
+        <w:rPr>
+          <w:b/>
+          <w:bCs/>
+        </w:rPr>
+        <w:t>DELETE runs/{id}</w:t>
+      </w:r>
+    </w:p>
+    <w:p>
+      <w:pPr>
+        <w:pStyle w:val="ListParagraph"/>
+        <w:numPr>
+          <w:ilvl w:val="2"/>
+          <w:numId w:val="2"/>
+        </w:numPr>
+        <w:rPr>
+          <w:b/>
+          <w:bCs/>
+        </w:rPr>
+      </w:pPr>
+      <w:r>
+        <w:rPr>
+          <w:b/>
+          <w:bCs/>
+        </w:rPr>
+        <w:t>GET runs/</w:t>
+      </w:r>
+    </w:p>
+    <w:p>
+      <w:pPr>
+        <w:pStyle w:val="ListParagraph"/>
+        <w:numPr>
+          <w:ilvl w:val="2"/>
+          <w:numId w:val="2"/>
+        </w:numPr>
+        <w:rPr>
+          <w:b/>
+          <w:bCs/>
+        </w:rPr>
+      </w:pPr>
+      <w:r>
+        <w:rPr>
+          <w:b/>
+          <w:bCs/>
+        </w:rPr>
+        <w:t>GET runs/{id}/</w:t>
+      </w:r>
+    </w:p>
+    <w:p>
+      <w:pPr>
+        <w:pStyle w:val="ListParagraph"/>
+        <w:numPr>
+          <w:ilvl w:val="2"/>
+          <w:numId w:val="2"/>
+        </w:numPr>
+        <w:rPr>
+          <w:b/>
+          <w:bCs/>
+        </w:rPr>
+      </w:pPr>
+      <w:r>
+        <w:rPr>
+          <w:b/>
+          <w:bCs/>
+        </w:rPr>
+        <w:t>GET runs/{id}/logs</w:t>
+      </w:r>
+    </w:p>
+    <w:p>
+      <w:pPr>
+        <w:pStyle w:val="ListParagraph"/>
+        <w:numPr>
+          <w:ilvl w:val="1"/>
+          <w:numId w:val="2"/>
+        </w:numPr>
+        <w:rPr>
+          <w:b/>
+          <w:bCs/>
+        </w:rPr>
+      </w:pPr>
+      <w:r>
+        <w:rPr>
+          <w:b/>
+          <w:bCs/>
+        </w:rPr>
+        <w:t>Users Container:</w:t>
+      </w:r>
+    </w:p>
+    <w:p>
+      <w:pPr>
+        <w:pStyle w:val="ListParagraph"/>
+        <w:numPr>
+          <w:ilvl w:val="2"/>
+          <w:numId w:val="2"/>
+        </w:numPr>
+        <w:rPr>
+          <w:b/>
+          <w:bCs/>
+        </w:rPr>
+      </w:pPr>
+      <w:r>
+        <w:rPr>
+          <w:b/>
+          <w:bCs/>
+        </w:rPr>
+        <w:t>GET users/</w:t>
+      </w:r>
+    </w:p>
+    <w:p>
+      <w:pPr>
+        <w:pStyle w:val="ListParagraph"/>
+        <w:numPr>
+          <w:ilvl w:val="2"/>
+          <w:numId w:val="2"/>
+        </w:numPr>
+        <w:rPr>
+          <w:b/>
+          <w:bCs/>
+        </w:rPr>
+      </w:pPr>
+      <w:r>
+        <w:rPr>
+          <w:b/>
+          <w:bCs/>
+        </w:rPr>
+        <w:t>GET user/{id}</w:t>
+      </w:r>
+    </w:p>
+    <w:p>
+      <w:pPr>
+        <w:pStyle w:val="ListParagraph"/>
+        <w:numPr>
+          <w:ilvl w:val="2"/>
+          <w:numId w:val="2"/>
+        </w:numPr>
+        <w:rPr>
+          <w:b/>
+          <w:bCs/>
+        </w:rPr>
+      </w:pPr>
+      <w:r>
+        <w:rPr>
+          <w:b/>
+          <w:bCs/>
+        </w:rPr>
+        <w:t>POST users/</w:t>
+      </w:r>
+    </w:p>
+    <w:p>
+      <w:pPr>
+        <w:pStyle w:val="ListParagraph"/>
+        <w:numPr>
+          <w:ilvl w:val="2"/>
+          <w:numId w:val="2"/>
+        </w:numPr>
+        <w:rPr>
+          <w:b/>
+          <w:bCs/>
+        </w:rPr>
+      </w:pPr>
+      <w:r>
+        <w:rPr>
+          <w:b/>
+          <w:bCs/>
+        </w:rPr>
+        <w:t>PUT users/{id}</w:t>
+      </w:r>
+    </w:p>
+    <w:p>
+      <w:pPr>
+        <w:pStyle w:val="ListParagraph"/>
+        <w:numPr>
+          <w:ilvl w:val="2"/>
+          <w:numId w:val="2"/>
+        </w:numPr>
+        <w:rPr>
+          <w:b/>
+          <w:bCs/>
+        </w:rPr>
+      </w:pPr>
+      <w:r>
+        <w:rPr>
+          <w:b/>
+          <w:bCs/>
+        </w:rPr>
+        <w:t>DELETE users/{id}</w:t>
+      </w:r>
+    </w:p>
+    <w:p>
+      <w:pPr>
+        <w:rPr>
+          <w:b/>
+          <w:bCs/>
+        </w:rPr>
+      </w:pPr>
+      <w:r>
+        <w:rPr>
+          <w:b/>
+          <w:bCs/>
+        </w:rPr>
+        <w:br w:type="page"/>
+      </w:r>
+    </w:p>
+    <w:p>
+      <w:pPr>
+        <w:pStyle w:val="ListParagraph"/>
+        <w:numPr>
+          <w:ilvl w:val="0"/>
+          <w:numId w:val="2"/>
+        </w:numPr>
+        <w:rPr>
+          <w:b/>
+          <w:bCs/>
+        </w:rPr>
+      </w:pPr>
+      <w:r>
+        <w:rPr>
+          <w:b/>
+          <w:bCs/>
+        </w:rPr>
+        <w:lastRenderedPageBreak/>
+        <w:t>API Models</w:t>
+      </w:r>
+    </w:p>
+    <w:p>
+      <w:pPr>
+        <w:rPr>
+          <w:b/>
+          <w:bCs/>
+        </w:rPr>
+      </w:pPr>
+    </w:p>
+    <w:p>
+      <w:pPr>
+        <w:rPr>
+          <w:b/>
+          <w:bCs/>
+        </w:rPr>
+      </w:pPr>
+      <w:r>
+        <w:rPr>
+          <w:b/>
+          <w:bCs/>
+        </w:rPr>
+        <w:drawing>
+          <wp:inline distT="0" distB="0" distL="0" distR="0" wp14:anchorId="5AB10F79" wp14:editId="55AB8D37">
+            <wp:extent cx="3772426" cy="1857634"/>
+            <wp:effectExtent l="0" t="0" r="0" b="9525"/>
+            <wp:docPr id="169575991" name="Picture 1"/>
+            <wp:cNvGraphicFramePr>
+              <a:graphicFrameLocks xmlns:a="http://schemas.openxmlformats.org/drawingml/2006/main" noChangeAspect="1"/>
+            </wp:cNvGraphicFramePr>
+            <a:graphic xmlns:a="http://schemas.openxmlformats.org/drawingml/2006/main">
+              <a:graphicData uri="http://schemas.openxmlformats.org/drawingml/2006/picture">
+                <pic:pic xmlns:pic="http://schemas.openxmlformats.org/drawingml/2006/picture">
+                  <pic:nvPicPr>
+                    <pic:cNvPr id="169575991" name=""/>
+                    <pic:cNvPicPr/>
+                  </pic:nvPicPr>
+                  <pic:blipFill>
+                    <a:blip r:embed="rId5"/>
+                    <a:stretch>
+                      <a:fillRect/>
+                    </a:stretch>
+                  </pic:blipFill>
+                  <pic:spPr>
+                    <a:xfrm>
+                      <a:off x="0" y="0"/>
+                      <a:ext cx="3772426" cy="1857634"/>
+                    </a:xfrm>
+                    <a:prstGeom prst="rect">
+                      <a:avLst/>
+                    </a:prstGeom>
+                  </pic:spPr>
+                </pic:pic>
+              </a:graphicData>
+            </a:graphic>
+          </wp:inline>
+        </w:drawing>
+      </w:r>
+      <w:r>
+        <w:rPr>
+          <w:b/>
+          <w:bCs/>
+        </w:rPr>
+        <w:drawing>
+          <wp:inline distT="0" distB="0" distL="0" distR="0" wp14:anchorId="64ED68DF" wp14:editId="02DD18FE">
+            <wp:extent cx="4629796" cy="1933845"/>
+            <wp:effectExtent l="0" t="0" r="0" b="9525"/>
+            <wp:docPr id="1714681396" name="Picture 1"/>
+            <wp:cNvGraphicFramePr>
+              <a:graphicFrameLocks xmlns:a="http://schemas.openxmlformats.org/drawingml/2006/main" noChangeAspect="1"/>
+            </wp:cNvGraphicFramePr>
+            <a:graphic xmlns:a="http://schemas.openxmlformats.org/drawingml/2006/main">
+              <a:graphicData uri="http://schemas.openxmlformats.org/drawingml/2006/picture">
+                <pic:pic xmlns:pic="http://schemas.openxmlformats.org/drawingml/2006/picture">
+                  <pic:nvPicPr>
+                    <pic:cNvPr id="1714681396" name=""/>
+                    <pic:cNvPicPr/>
+                  </pic:nvPicPr>
+                  <pic:blipFill>
+                    <a:blip r:embed="rId6"/>
+                    <a:stretch>
+                      <a:fillRect/>
+                    </a:stretch>
+                  </pic:blipFill>
+                  <pic:spPr>
+                    <a:xfrm>
+                      <a:off x="0" y="0"/>
+                      <a:ext cx="4629796" cy="1933845"/>
+                    </a:xfrm>
+                    <a:prstGeom prst="rect">
+                      <a:avLst/>
+                    </a:prstGeom>
+                  </pic:spPr>
+                </pic:pic>
+              </a:graphicData>
+            </a:graphic>
+          </wp:inline>
+        </w:drawing>
+      </w:r>
+      <w:r>
+        <w:rPr>
+          <w:lang w:val="en-US"/>
+        </w:rPr>
+        <w:drawing>
+          <wp:inline distT="0" distB="0" distL="0" distR="0" wp14:anchorId="3C7E3C03" wp14:editId="51D102C0">
+            <wp:extent cx="2105319" cy="2534004"/>
+            <wp:effectExtent l="0" t="0" r="9525" b="0"/>
+            <wp:docPr id="1847569525" name="Picture 1"/>
+            <wp:cNvGraphicFramePr>
+              <a:graphicFrameLocks xmlns:a="http://schemas.openxmlformats.org/drawingml/2006/main" noChangeAspect="1"/>
+            </wp:cNvGraphicFramePr>
+            <a:graphic xmlns:a="http://schemas.openxmlformats.org/drawingml/2006/main">
+              <a:graphicData uri="http://schemas.openxmlformats.org/drawingml/2006/picture">
+                <pic:pic xmlns:pic="http://schemas.openxmlformats.org/drawingml/2006/picture">
+                  <pic:nvPicPr>
+                    <pic:cNvPr id="1847569525" name=""/>
+                    <pic:cNvPicPr/>
+                  </pic:nvPicPr>
+                  <pic:blipFill>
+                    <a:blip r:embed="rId7"/>
+                    <a:stretch>
+                      <a:fillRect/>
+                    </a:stretch>
+                  </pic:blipFill>
+                  <pic:spPr>
+                    <a:xfrm>
+                      <a:off x="0" y="0"/>
+                      <a:ext cx="2105319" cy="2534004"/>
+                    </a:xfrm>
+                    <a:prstGeom prst="rect">
+                      <a:avLst/>
+                    </a:prstGeom>
+                  </pic:spPr>
+                </pic:pic>
+              </a:graphicData>
+            </a:graphic>
+          </wp:inline>
+        </w:drawing>
+      </w:r>
+    </w:p>
+    <w:p>
+      <w:pPr>
+        <w:pStyle w:val="ListParagraph"/>
+        <w:ind w:left="1800"/>
+        <w:rPr>
+          <w:b/>
+          <w:bCs/>
+        </w:rPr>
+      </w:pPr>
+    </w:p>
+    <w:p>
+      <w:pPr>
+        <w:rPr>
+          <w:b/>
+          <w:bCs/>
+        </w:rPr>
+      </w:pPr>
+    </w:p>
+    <w:p>
+      <w:pPr>
+        <w:pStyle w:val="ListParagraph"/>
+        <w:ind w:left="360"/>
+        <w:rPr>
           <w:rtl/>
-        </w:rPr>
-      </w:pPr>
-      <w:r>
-        <w:rPr>
           <w:lang w:val="en-US"/>
         </w:rPr>
-        <w:t>Reposito</w:t>
-      </w:r>
-      <w:r>
-        <w:rPr>
-          <w:lang w:val="en-US"/>
-        </w:rPr>
-        <w:t>r</w:t>
-      </w:r>
-      <w:r>
-        <w:rPr>
-          <w:lang w:val="en-US"/>
-        </w:rPr>
-        <w:t xml:space="preserve">y Management </w:t>
-      </w:r>
-      <w:r>
-        <w:rPr>
-          <w:lang w:val="en-US"/>
-        </w:rPr>
-        <w:t>–</w:t>
-      </w:r>
-      <w:r>
-        <w:rPr>
-          <w:lang w:val="en-US"/>
-        </w:rPr>
-        <w:t xml:space="preserve"> </w:t>
-      </w:r>
-      <w:r>
-        <w:rPr>
-          <w:lang w:val="en-US"/>
-        </w:rPr>
-        <w:t>NPM Workspaces</w:t>
-      </w:r>
+      </w:pPr>
     </w:p>
     <w:p>
       <w:pPr>
@@ -2357,7 +2972,7 @@
         <w:ind w:left="1080" w:hanging="360"/>
       </w:pPr>
     </w:lvl>
-    <w:lvl w:ilvl="2" w:tplc="2000001B" w:tentative="1">
+    <w:lvl w:ilvl="2" w:tplc="2000001B">
       <w:start w:val="1"/>
       <w:numFmt w:val="lowerRoman"/>
       <w:lvlText w:val="%3."/>
@@ -2366,7 +2981,7 @@
         <w:ind w:left="1800" w:hanging="180"/>
       </w:pPr>
     </w:lvl>
-    <w:lvl w:ilvl="3" w:tplc="2000000F" w:tentative="1">
+    <w:lvl w:ilvl="3" w:tplc="2000000F">
       <w:start w:val="1"/>
       <w:numFmt w:val="decimal"/>
       <w:lvlText w:val="%4."/>

--- a/Specifications/TDD.docx
+++ b/Specifications/TDD.docx
@@ -37,6 +37,27 @@
           <w:bCs/>
         </w:rPr>
         <w:t xml:space="preserve"> Document</w:t>
+      </w:r>
+      <w:r>
+        <w:rPr>
+          <w:b/>
+          <w:bCs/>
+        </w:rPr>
+        <w:t xml:space="preserve"> (</w:t>
+      </w:r>
+      <w:r>
+        <w:rPr>
+          <w:b/>
+          <w:bCs/>
+        </w:rPr>
+        <w:t>V</w:t>
+      </w:r>
+      <w:r>
+        <w:rPr>
+          <w:b/>
+          <w:bCs/>
+        </w:rPr>
+        <w:t>1)</w:t>
       </w:r>
     </w:p>
     <w:p>
@@ -2372,18 +2393,11 @@
           <w:bCs/>
         </w:rPr>
       </w:pPr>
-    </w:p>
-    <w:p>
-      <w:pPr>
-        <w:rPr>
-          <w:b/>
-          <w:bCs/>
-        </w:rPr>
-      </w:pPr>
-      <w:r>
-        <w:rPr>
-          <w:b/>
-          <w:bCs/>
+      <w:r>
+        <w:rPr>
+          <w:b/>
+          <w:bCs/>
+          <w:noProof/>
         </w:rPr>
         <w:drawing>
           <wp:inline distT="0" distB="0" distL="0" distR="0" wp14:anchorId="5AB10F79" wp14:editId="55AB8D37">
@@ -2425,6 +2439,7 @@
         <w:rPr>
           <w:b/>
           <w:bCs/>
+          <w:noProof/>
         </w:rPr>
         <w:drawing>
           <wp:inline distT="0" distB="0" distL="0" distR="0" wp14:anchorId="64ED68DF" wp14:editId="02DD18FE">
@@ -2464,6 +2479,7 @@
       </w:r>
       <w:r>
         <w:rPr>
+          <w:noProof/>
           <w:lang w:val="en-US"/>
         </w:rPr>
         <w:drawing>
@@ -2505,13 +2521,75 @@
     </w:p>
     <w:p>
       <w:pPr>
+        <w:rPr>
+          <w:b/>
+          <w:bCs/>
+        </w:rPr>
+      </w:pPr>
+      <w:r>
+        <w:rPr>
+          <w:b/>
+          <w:bCs/>
+        </w:rPr>
+        <w:br w:type="page"/>
+      </w:r>
+    </w:p>
+    <w:p>
+      <w:pPr>
         <w:pStyle w:val="ListParagraph"/>
-        <w:ind w:left="1800"/>
-        <w:rPr>
-          <w:b/>
-          <w:bCs/>
-        </w:rPr>
-      </w:pPr>
+        <w:numPr>
+          <w:ilvl w:val="0"/>
+          <w:numId w:val="2"/>
+        </w:numPr>
+        <w:rPr>
+          <w:b/>
+          <w:bCs/>
+        </w:rPr>
+      </w:pPr>
+      <w:r>
+        <w:rPr>
+          <w:b/>
+          <w:bCs/>
+        </w:rPr>
+        <w:lastRenderedPageBreak/>
+        <w:t>Database Schema</w:t>
+      </w:r>
+    </w:p>
+    <w:p>
+      <w:pPr>
+        <w:rPr>
+          <w:b/>
+          <w:bCs/>
+        </w:rPr>
+      </w:pPr>
+      <w:r>
+        <w:rPr>
+          <w:b/>
+          <w:bCs/>
+        </w:rPr>
+        <w:br w:type="page"/>
+      </w:r>
+    </w:p>
+    <w:p>
+      <w:pPr>
+        <w:pStyle w:val="ListParagraph"/>
+        <w:numPr>
+          <w:ilvl w:val="0"/>
+          <w:numId w:val="2"/>
+        </w:numPr>
+        <w:rPr>
+          <w:b/>
+          <w:bCs/>
+        </w:rPr>
+      </w:pPr>
+      <w:r>
+        <w:rPr>
+          <w:b/>
+          <w:bCs/>
+        </w:rPr>
+        <w:lastRenderedPageBreak/>
+        <w:t>Script Execution Flow</w:t>
+      </w:r>
     </w:p>
     <w:p>
       <w:pPr>
@@ -2559,61 +2637,37 @@
     </w:p>
     <w:p>
       <w:pPr>
-        <w:bidi/>
-        <w:rPr>
-          <w:b/>
-          <w:bCs/>
-        </w:rPr>
-      </w:pPr>
-      <w:r>
-        <w:rPr>
-          <w:b/>
-          <w:bCs/>
-          <w:rtl/>
-        </w:rPr>
-        <w:t>ל־</w:t>
-      </w:r>
-      <w:r>
-        <w:rPr>
-          <w:b/>
-          <w:bCs/>
-        </w:rPr>
-        <w:t xml:space="preserve">ScriptHub </w:t>
-      </w:r>
-      <w:r>
-        <w:rPr>
-          <w:b/>
-          <w:bCs/>
-          <w:rtl/>
-        </w:rPr>
-        <w:t>הייתי יוצר מסמך עם הפרקים האלה</w:t>
-      </w:r>
-      <w:r>
-        <w:rPr>
-          <w:b/>
-          <w:bCs/>
-        </w:rPr>
-        <w:t>:</w:t>
-      </w:r>
-    </w:p>
-    <w:p>
-      <w:pPr>
+        <w:rPr>
+          <w:b/>
+          <w:bCs/>
+        </w:rPr>
+      </w:pPr>
+      <w:r>
+        <w:rPr>
+          <w:b/>
+          <w:bCs/>
+        </w:rPr>
+        <w:t>TODOS:</w:t>
+      </w:r>
+    </w:p>
+    <w:p>
+      <w:pPr>
+        <w:pStyle w:val="ListParagraph"/>
         <w:numPr>
           <w:ilvl w:val="0"/>
           <w:numId w:val="3"/>
         </w:numPr>
-        <w:bidi/>
-        <w:rPr>
-          <w:b/>
-          <w:bCs/>
-        </w:rPr>
-      </w:pPr>
-      <w:r>
-        <w:rPr>
-          <w:b/>
-          <w:bCs/>
-        </w:rPr>
-        <w:t xml:space="preserve">System Overview </w:t>
+        <w:rPr>
+          <w:b/>
+          <w:bCs/>
+        </w:rPr>
+      </w:pPr>
+      <w:r>
+        <w:rPr>
+          <w:b/>
+          <w:bCs/>
+        </w:rPr>
+        <w:t xml:space="preserve">Container Runtime and Isolation </w:t>
       </w:r>
     </w:p>
     <w:p>
@@ -2622,18 +2676,17 @@
           <w:ilvl w:val="0"/>
           <w:numId w:val="3"/>
         </w:numPr>
-        <w:bidi/>
-        <w:rPr>
-          <w:b/>
-          <w:bCs/>
-        </w:rPr>
-      </w:pPr>
-      <w:r>
-        <w:rPr>
-          <w:b/>
-          <w:bCs/>
-        </w:rPr>
-        <w:t xml:space="preserve">Technology Stack </w:t>
+        <w:rPr>
+          <w:b/>
+          <w:bCs/>
+        </w:rPr>
+      </w:pPr>
+      <w:r>
+        <w:rPr>
+          <w:b/>
+          <w:bCs/>
+        </w:rPr>
+        <w:t xml:space="preserve">Authentication </w:t>
       </w:r>
     </w:p>
     <w:p>
@@ -2642,18 +2695,17 @@
           <w:ilvl w:val="0"/>
           <w:numId w:val="3"/>
         </w:numPr>
-        <w:bidi/>
-        <w:rPr>
-          <w:b/>
-          <w:bCs/>
-        </w:rPr>
-      </w:pPr>
-      <w:r>
-        <w:rPr>
-          <w:b/>
-          <w:bCs/>
-        </w:rPr>
-        <w:t xml:space="preserve">High-Level Architecture </w:t>
+        <w:rPr>
+          <w:b/>
+          <w:bCs/>
+        </w:rPr>
+      </w:pPr>
+      <w:r>
+        <w:rPr>
+          <w:b/>
+          <w:bCs/>
+        </w:rPr>
+        <w:t xml:space="preserve">Error Handling </w:t>
       </w:r>
     </w:p>
     <w:p>
@@ -2662,150 +2714,10 @@
           <w:ilvl w:val="0"/>
           <w:numId w:val="3"/>
         </w:numPr>
-        <w:bidi/>
-        <w:rPr>
-          <w:b/>
-          <w:bCs/>
-        </w:rPr>
-      </w:pPr>
-      <w:r>
-        <w:rPr>
-          <w:b/>
-          <w:bCs/>
-        </w:rPr>
-        <w:t xml:space="preserve">Backend Modules and Services </w:t>
-      </w:r>
-    </w:p>
-    <w:p>
-      <w:pPr>
-        <w:numPr>
-          <w:ilvl w:val="0"/>
-          <w:numId w:val="3"/>
-        </w:numPr>
-        <w:bidi/>
-        <w:rPr>
-          <w:b/>
-          <w:bCs/>
-        </w:rPr>
-      </w:pPr>
-      <w:r>
-        <w:rPr>
-          <w:b/>
-          <w:bCs/>
-        </w:rPr>
-        <w:t xml:space="preserve">Script Execution Flow </w:t>
-      </w:r>
-    </w:p>
-    <w:p>
-      <w:pPr>
-        <w:numPr>
-          <w:ilvl w:val="0"/>
-          <w:numId w:val="3"/>
-        </w:numPr>
-        <w:bidi/>
-        <w:rPr>
-          <w:b/>
-          <w:bCs/>
-        </w:rPr>
-      </w:pPr>
-      <w:r>
-        <w:rPr>
-          <w:b/>
-          <w:bCs/>
-        </w:rPr>
-        <w:t xml:space="preserve">API Routes </w:t>
-      </w:r>
-    </w:p>
-    <w:p>
-      <w:pPr>
-        <w:numPr>
-          <w:ilvl w:val="0"/>
-          <w:numId w:val="3"/>
-        </w:numPr>
-        <w:bidi/>
-        <w:rPr>
-          <w:b/>
-          <w:bCs/>
-        </w:rPr>
-      </w:pPr>
-      <w:r>
-        <w:rPr>
-          <w:b/>
-          <w:bCs/>
-        </w:rPr>
-        <w:t xml:space="preserve">Database Schema </w:t>
-      </w:r>
-    </w:p>
-    <w:p>
-      <w:pPr>
-        <w:numPr>
-          <w:ilvl w:val="0"/>
-          <w:numId w:val="3"/>
-        </w:numPr>
-        <w:bidi/>
-        <w:rPr>
-          <w:b/>
-          <w:bCs/>
-        </w:rPr>
-      </w:pPr>
-      <w:r>
-        <w:rPr>
-          <w:b/>
-          <w:bCs/>
-        </w:rPr>
-        <w:t xml:space="preserve">Container Runtime and Isolation </w:t>
-      </w:r>
-    </w:p>
-    <w:p>
-      <w:pPr>
-        <w:numPr>
-          <w:ilvl w:val="0"/>
-          <w:numId w:val="3"/>
-        </w:numPr>
-        <w:bidi/>
-        <w:rPr>
-          <w:b/>
-          <w:bCs/>
-        </w:rPr>
-      </w:pPr>
-      <w:r>
-        <w:rPr>
-          <w:b/>
-          <w:bCs/>
-        </w:rPr>
-        <w:t xml:space="preserve">Authentication and Authorization </w:t>
-      </w:r>
-    </w:p>
-    <w:p>
-      <w:pPr>
-        <w:numPr>
-          <w:ilvl w:val="0"/>
-          <w:numId w:val="3"/>
-        </w:numPr>
-        <w:bidi/>
-        <w:rPr>
-          <w:b/>
-          <w:bCs/>
-        </w:rPr>
-      </w:pPr>
-      <w:r>
-        <w:rPr>
-          <w:b/>
-          <w:bCs/>
-        </w:rPr>
-        <w:t xml:space="preserve">Error Handling </w:t>
-      </w:r>
-    </w:p>
-    <w:p>
-      <w:pPr>
-        <w:numPr>
-          <w:ilvl w:val="0"/>
-          <w:numId w:val="3"/>
-        </w:numPr>
-        <w:bidi/>
-        <w:rPr>
-          <w:b/>
-          <w:bCs/>
+        <w:rPr>
+          <w:b/>
+          <w:bCs/>
+          <w:rtl/>
         </w:rPr>
       </w:pPr>
       <w:r>
@@ -2815,125 +2727,6 @@
         </w:rPr>
         <w:t xml:space="preserve">Deployment Architecture </w:t>
       </w:r>
-    </w:p>
-    <w:p>
-      <w:pPr>
-        <w:numPr>
-          <w:ilvl w:val="0"/>
-          <w:numId w:val="3"/>
-        </w:numPr>
-        <w:bidi/>
-        <w:rPr>
-          <w:b/>
-          <w:bCs/>
-        </w:rPr>
-      </w:pPr>
-      <w:r>
-        <w:rPr>
-          <w:b/>
-          <w:bCs/>
-        </w:rPr>
-        <w:t xml:space="preserve">Technical Decisions and Future Scaling </w:t>
-      </w:r>
-    </w:p>
-    <w:p>
-      <w:pPr>
-        <w:bidi/>
-        <w:rPr>
-          <w:b/>
-          <w:bCs/>
-        </w:rPr>
-      </w:pPr>
-      <w:r>
-        <w:rPr>
-          <w:b/>
-          <w:bCs/>
-          <w:rtl/>
-        </w:rPr>
-        <w:t xml:space="preserve">והערה חשובה: באפיון עדיף לקרוא לפרק השלישי </w:t>
-      </w:r>
-      <w:r>
-        <w:rPr>
-          <w:b/>
-          <w:bCs/>
-        </w:rPr>
-        <w:t xml:space="preserve">Components and Services, </w:t>
-      </w:r>
-      <w:r>
-        <w:rPr>
-          <w:b/>
-          <w:bCs/>
-          <w:rtl/>
-        </w:rPr>
-        <w:t xml:space="preserve">ולא ישר </w:t>
-      </w:r>
-      <w:r>
-        <w:rPr>
-          <w:b/>
-          <w:bCs/>
-        </w:rPr>
-        <w:t xml:space="preserve">Microservices, </w:t>
-      </w:r>
-      <w:r>
-        <w:rPr>
-          <w:b/>
-          <w:bCs/>
-          <w:rtl/>
-        </w:rPr>
-        <w:t>כי בשלב ה־</w:t>
-      </w:r>
-      <w:r>
-        <w:rPr>
-          <w:b/>
-          <w:bCs/>
-        </w:rPr>
-        <w:t xml:space="preserve">MVP </w:t>
-      </w:r>
-      <w:r>
-        <w:rPr>
-          <w:b/>
-          <w:bCs/>
-          <w:rtl/>
-        </w:rPr>
-        <w:t>כנראה לא כדאי להפוך כל מודול למיקרו־סרוויס. ההפרדה היחידה שבאמת מוצדקת מההתחלה היא בין ה־</w:t>
-      </w:r>
-      <w:r>
-        <w:rPr>
-          <w:b/>
-          <w:bCs/>
-        </w:rPr>
-        <w:t xml:space="preserve">API </w:t>
-      </w:r>
-      <w:r>
-        <w:rPr>
-          <w:b/>
-          <w:bCs/>
-          <w:rtl/>
-        </w:rPr>
-        <w:t>לבין ה־</w:t>
-      </w:r>
-      <w:r>
-        <w:rPr>
-          <w:b/>
-          <w:bCs/>
-        </w:rPr>
-        <w:t>Runner.</w:t>
-      </w:r>
-    </w:p>
-    <w:p>
-      <w:pPr>
-        <w:rPr>
-          <w:b/>
-          <w:bCs/>
-        </w:rPr>
-      </w:pPr>
-    </w:p>
-    <w:p>
-      <w:pPr>
-        <w:rPr>
-          <w:rtl/>
-        </w:rPr>
-      </w:pPr>
     </w:p>
     <w:sectPr>
       <w:pgSz w:w="11906" w:h="16838"/>
@@ -2948,6 +2741,92 @@
 <file path=word/numbering.xml><?xml version="1.0" encoding="utf-8"?>
 <w:numbering xmlns:wpc="http://schemas.microsoft.com/office/word/2010/wordprocessingCanvas" xmlns:cx="http://schemas.microsoft.com/office/drawing/2014/chartex" xmlns:cx1="http://schemas.microsoft.com/office/drawing/2015/9/8/chartex" xmlns:cx2="http://schemas.microsoft.com/office/drawing/2015/10/21/chartex" xmlns:cx3="http://schemas.microsoft.com/office/drawing/2016/5/9/chartex" xmlns:cx4="http://schemas.microsoft.com/office/drawing/2016/5/10/chartex" xmlns:cx5="http://schemas.microsoft.com/office/drawing/2016/5/11/chartex" xmlns:cx6="http://schemas.microsoft.com/office/drawing/2016/5/12/chartex" xmlns:cx7="http://schemas.microsoft.com/office/drawing/2016/5/13/chartex" xmlns:cx8="http://schemas.microsoft.com/office/drawing/2016/5/14/chartex" xmlns:mc="http://schemas.openxmlformats.org/markup-compatibility/2006" xmlns:aink="http://schemas.microsoft.com/office/drawing/2016/ink" xmlns:am3d="http://schemas.microsoft.com/office/drawing/2017/model3d" xmlns:o="urn:schemas-microsoft-com:office:office" xmlns:oel="http://schemas.microsoft.com/office/2019/extlst" xmlns:r="http://schemas.openxmlformats.org/officeDocument/2006/relationships" xmlns:m="http://schemas.openxmlformats.org/officeDocument/2006/math" xmlns:v="urn:schemas-microsoft-com:vml" xmlns:wp14="http://schemas.microsoft.com/office/word/2010/wordprocessingDrawing" xmlns:wp="http://schemas.openxmlformats.org/drawingml/2006/wordprocessingDrawing" xmlns:w10="urn:schemas-microsoft-com:office:word" xmlns:w="http://schemas.openxmlformats.org/wordprocessingml/2006/main" xmlns:w14="http://schemas.microsoft.com/office/word/2010/wordml" xmlns:w15="http://schemas.microsoft.com/office/word/2012/wordml" xmlns:w16cei="http://schemas.microsoft.com/office/word/2026/wordml/cei" xmlns:w16cex="http://schemas.microsoft.com/office/word/2018/wordml/cex" xmlns:w16cid="http://schemas.microsoft.com/office/word/2016/wordml/cid" xmlns:w16="http://schemas.microsoft.com/office/word/2018/wordml" xmlns:w16du="http://schemas.microsoft.com/office/word/2023/wordml/word16du" xmlns:w16sdtdh="http://schemas.microsoft.com/office/word/2020/wordml/sdtdatahash" xmlns:w16sdtfl="http://schemas.microsoft.com/office/word/2024/wordml/sdtformatlock" xmlns:w16se="http://schemas.microsoft.com/office/word/2015/wordml/symex" xmlns:wpg="http://schemas.microsoft.com/office/word/2010/wordprocessingGroup" xmlns:wpi="http://schemas.microsoft.com/office/word/2010/wordprocessingInk" xmlns:wne="http://schemas.microsoft.com/office/word/2006/wordml" xmlns:wps="http://schemas.microsoft.com/office/word/2010/wordprocessingShape" mc:Ignorable="w14 w15 w16se w16cid w16 w16cex w16sdtdh w16sdtfl w16du wp14">
   <w:abstractNum w:abstractNumId="0" w15:restartNumberingAfterBreak="0">
+    <w:nsid w:val="0D215F5C"/>
+    <w:multiLevelType w:val="hybridMultilevel"/>
+    <w:tmpl w:val="207CAE6A"/>
+    <w:lvl w:ilvl="0" w:tplc="2000000F">
+      <w:start w:val="1"/>
+      <w:numFmt w:val="decimal"/>
+      <w:lvlText w:val="%1."/>
+      <w:lvlJc w:val="left"/>
+      <w:pPr>
+        <w:ind w:left="360" w:hanging="360"/>
+      </w:pPr>
+    </w:lvl>
+    <w:lvl w:ilvl="1" w:tplc="20000019" w:tentative="1">
+      <w:start w:val="1"/>
+      <w:numFmt w:val="lowerLetter"/>
+      <w:lvlText w:val="%2."/>
+      <w:lvlJc w:val="left"/>
+      <w:pPr>
+        <w:ind w:left="1080" w:hanging="360"/>
+      </w:pPr>
+    </w:lvl>
+    <w:lvl w:ilvl="2" w:tplc="2000001B" w:tentative="1">
+      <w:start w:val="1"/>
+      <w:numFmt w:val="lowerRoman"/>
+      <w:lvlText w:val="%3."/>
+      <w:lvlJc w:val="right"/>
+      <w:pPr>
+        <w:ind w:left="1800" w:hanging="180"/>
+      </w:pPr>
+    </w:lvl>
+    <w:lvl w:ilvl="3" w:tplc="2000000F" w:tentative="1">
+      <w:start w:val="1"/>
+      <w:numFmt w:val="decimal"/>
+      <w:lvlText w:val="%4."/>
+      <w:lvlJc w:val="left"/>
+      <w:pPr>
+        <w:ind w:left="2520" w:hanging="360"/>
+      </w:pPr>
+    </w:lvl>
+    <w:lvl w:ilvl="4" w:tplc="20000019" w:tentative="1">
+      <w:start w:val="1"/>
+      <w:numFmt w:val="lowerLetter"/>
+      <w:lvlText w:val="%5."/>
+      <w:lvlJc w:val="left"/>
+      <w:pPr>
+        <w:ind w:left="3240" w:hanging="360"/>
+      </w:pPr>
+    </w:lvl>
+    <w:lvl w:ilvl="5" w:tplc="2000001B" w:tentative="1">
+      <w:start w:val="1"/>
+      <w:numFmt w:val="lowerRoman"/>
+      <w:lvlText w:val="%6."/>
+      <w:lvlJc w:val="right"/>
+      <w:pPr>
+        <w:ind w:left="3960" w:hanging="180"/>
+      </w:pPr>
+    </w:lvl>
+    <w:lvl w:ilvl="6" w:tplc="2000000F" w:tentative="1">
+      <w:start w:val="1"/>
+      <w:numFmt w:val="decimal"/>
+      <w:lvlText w:val="%7."/>
+      <w:lvlJc w:val="left"/>
+      <w:pPr>
+        <w:ind w:left="4680" w:hanging="360"/>
+      </w:pPr>
+    </w:lvl>
+    <w:lvl w:ilvl="7" w:tplc="20000019" w:tentative="1">
+      <w:start w:val="1"/>
+      <w:numFmt w:val="lowerLetter"/>
+      <w:lvlText w:val="%8."/>
+      <w:lvlJc w:val="left"/>
+      <w:pPr>
+        <w:ind w:left="5400" w:hanging="360"/>
+      </w:pPr>
+    </w:lvl>
+    <w:lvl w:ilvl="8" w:tplc="2000001B" w:tentative="1">
+      <w:start w:val="1"/>
+      <w:numFmt w:val="lowerRoman"/>
+      <w:lvlText w:val="%9."/>
+      <w:lvlJc w:val="right"/>
+      <w:pPr>
+        <w:ind w:left="6120" w:hanging="180"/>
+      </w:pPr>
+    </w:lvl>
+  </w:abstractNum>
+  <w:abstractNum w:abstractNumId="1" w15:restartNumberingAfterBreak="0">
     <w:nsid w:val="2D066B6F"/>
     <w:multiLevelType w:val="hybridMultilevel"/>
     <w:tmpl w:val="5A4A3B1E"/>
@@ -3036,7 +2915,7 @@
       </w:pPr>
     </w:lvl>
   </w:abstractNum>
-  <w:abstractNum w:abstractNumId="1" w15:restartNumberingAfterBreak="0">
+  <w:abstractNum w:abstractNumId="2" w15:restartNumberingAfterBreak="0">
     <w:nsid w:val="35692CE8"/>
     <w:multiLevelType w:val="hybridMultilevel"/>
     <w:tmpl w:val="842E7E0E"/>
@@ -3125,7 +3004,7 @@
       </w:pPr>
     </w:lvl>
   </w:abstractNum>
-  <w:abstractNum w:abstractNumId="2" w15:restartNumberingAfterBreak="0">
+  <w:abstractNum w:abstractNumId="3" w15:restartNumberingAfterBreak="0">
     <w:nsid w:val="5BDD72A0"/>
     <w:multiLevelType w:val="multilevel"/>
     <w:tmpl w:val="75141B60"/>
@@ -3239,13 +3118,16 @@
     </w:lvl>
   </w:abstractNum>
   <w:num w:numId="1" w16cid:durableId="397410995">
+    <w:abstractNumId w:val="2"/>
+  </w:num>
+  <w:num w:numId="2" w16cid:durableId="1278953679">
     <w:abstractNumId w:val="1"/>
   </w:num>
-  <w:num w:numId="2" w16cid:durableId="1278953679">
+  <w:num w:numId="3" w16cid:durableId="1525629689">
+    <w:abstractNumId w:val="3"/>
+  </w:num>
+  <w:num w:numId="4" w16cid:durableId="1178420585">
     <w:abstractNumId w:val="0"/>
-  </w:num>
-  <w:num w:numId="3" w16cid:durableId="1525629689">
-    <w:abstractNumId w:val="2"/>
   </w:num>
 </w:numbering>
 </file>

--- a/Specifications/TDD.docx
+++ b/Specifications/TDD.docx
@@ -2352,6 +2352,154 @@
     </w:p>
     <w:p>
       <w:pPr>
+        <w:pStyle w:val="ListParagraph"/>
+        <w:numPr>
+          <w:ilvl w:val="0"/>
+          <w:numId w:val="5"/>
+        </w:numPr>
+        <w:rPr>
+          <w:b/>
+          <w:bCs/>
+        </w:rPr>
+      </w:pPr>
+      <w:r>
+        <w:rPr>
+          <w:b/>
+          <w:bCs/>
+        </w:rPr>
+        <w:t xml:space="preserve">The request body in post and put requests is </w:t>
+      </w:r>
+      <w:proofErr w:type="gramStart"/>
+      <w:r>
+        <w:rPr>
+          <w:b/>
+          <w:bCs/>
+        </w:rPr>
+        <w:t>similar to</w:t>
+      </w:r>
+      <w:proofErr w:type="gramEnd"/>
+      <w:r>
+        <w:rPr>
+          <w:b/>
+          <w:bCs/>
+        </w:rPr>
+        <w:t xml:space="preserve"> the API Models examples, without id, </w:t>
+      </w:r>
+      <w:proofErr w:type="spellStart"/>
+      <w:r>
+        <w:rPr>
+          <w:b/>
+          <w:bCs/>
+        </w:rPr>
+        <w:t>createdAt</w:t>
+      </w:r>
+      <w:proofErr w:type="spellEnd"/>
+      <w:r>
+        <w:rPr>
+          <w:b/>
+          <w:bCs/>
+        </w:rPr>
+        <w:t xml:space="preserve"> and </w:t>
+      </w:r>
+      <w:proofErr w:type="spellStart"/>
+      <w:r>
+        <w:rPr>
+          <w:b/>
+          <w:bCs/>
+        </w:rPr>
+        <w:t>updatedAt</w:t>
+      </w:r>
+      <w:proofErr w:type="spellEnd"/>
+      <w:r>
+        <w:rPr>
+          <w:b/>
+          <w:bCs/>
+        </w:rPr>
+        <w:t xml:space="preserve"> fields.</w:t>
+      </w:r>
+    </w:p>
+    <w:p>
+      <w:pPr>
+        <w:pStyle w:val="ListParagraph"/>
+        <w:numPr>
+          <w:ilvl w:val="0"/>
+          <w:numId w:val="5"/>
+        </w:numPr>
+        <w:rPr>
+          <w:b/>
+          <w:bCs/>
+        </w:rPr>
+      </w:pPr>
+      <w:r>
+        <w:rPr>
+          <w:b/>
+          <w:bCs/>
+        </w:rPr>
+        <w:t>PUT and GET return status code 200</w:t>
+      </w:r>
+    </w:p>
+    <w:p>
+      <w:pPr>
+        <w:pStyle w:val="ListParagraph"/>
+        <w:numPr>
+          <w:ilvl w:val="0"/>
+          <w:numId w:val="5"/>
+        </w:numPr>
+        <w:rPr>
+          <w:b/>
+          <w:bCs/>
+        </w:rPr>
+      </w:pPr>
+      <w:r>
+        <w:rPr>
+          <w:b/>
+          <w:bCs/>
+        </w:rPr>
+        <w:t>POST returns status code 201</w:t>
+      </w:r>
+    </w:p>
+    <w:p>
+      <w:pPr>
+        <w:pStyle w:val="ListParagraph"/>
+        <w:numPr>
+          <w:ilvl w:val="0"/>
+          <w:numId w:val="5"/>
+        </w:numPr>
+        <w:rPr>
+          <w:b/>
+          <w:bCs/>
+        </w:rPr>
+      </w:pPr>
+      <w:r>
+        <w:rPr>
+          <w:b/>
+          <w:bCs/>
+        </w:rPr>
+        <w:t>DELETE returns 200 and the deleted object</w:t>
+      </w:r>
+    </w:p>
+    <w:p>
+      <w:pPr>
+        <w:pStyle w:val="ListParagraph"/>
+        <w:numPr>
+          <w:ilvl w:val="0"/>
+          <w:numId w:val="5"/>
+        </w:numPr>
+        <w:rPr>
+          <w:b/>
+          <w:bCs/>
+        </w:rPr>
+      </w:pPr>
+      <w:r>
+        <w:rPr>
+          <w:b/>
+          <w:bCs/>
+        </w:rPr>
+        <w:t>Common error status codes will be 500, 400, 404, 403, 401</w:t>
+      </w:r>
+    </w:p>
+    <w:p>
+      <w:pPr>
         <w:rPr>
           <w:b/>
           <w:bCs/>
@@ -2437,6 +2585,47 @@
       </w:r>
       <w:r>
         <w:rPr>
+          <w:noProof/>
+          <w:lang w:val="en-US"/>
+        </w:rPr>
+        <w:drawing>
+          <wp:inline distT="0" distB="0" distL="0" distR="0" wp14:anchorId="435BB527" wp14:editId="304168F8">
+            <wp:extent cx="2105319" cy="2534004"/>
+            <wp:effectExtent l="0" t="0" r="9525" b="0"/>
+            <wp:docPr id="1847569525" name="Picture 1"/>
+            <wp:cNvGraphicFramePr>
+              <a:graphicFrameLocks xmlns:a="http://schemas.openxmlformats.org/drawingml/2006/main" noChangeAspect="1"/>
+            </wp:cNvGraphicFramePr>
+            <a:graphic xmlns:a="http://schemas.openxmlformats.org/drawingml/2006/main">
+              <a:graphicData uri="http://schemas.openxmlformats.org/drawingml/2006/picture">
+                <pic:pic xmlns:pic="http://schemas.openxmlformats.org/drawingml/2006/picture">
+                  <pic:nvPicPr>
+                    <pic:cNvPr id="1847569525" name=""/>
+                    <pic:cNvPicPr/>
+                  </pic:nvPicPr>
+                  <pic:blipFill>
+                    <a:blip r:embed="rId6"/>
+                    <a:stretch>
+                      <a:fillRect/>
+                    </a:stretch>
+                  </pic:blipFill>
+                  <pic:spPr>
+                    <a:xfrm>
+                      <a:off x="0" y="0"/>
+                      <a:ext cx="2105319" cy="2534004"/>
+                    </a:xfrm>
+                    <a:prstGeom prst="rect">
+                      <a:avLst/>
+                    </a:prstGeom>
+                  </pic:spPr>
+                </pic:pic>
+              </a:graphicData>
+            </a:graphic>
+          </wp:inline>
+        </w:drawing>
+      </w:r>
+      <w:r>
+        <w:rPr>
           <w:b/>
           <w:bCs/>
           <w:noProof/>
@@ -2457,7 +2646,7 @@
                     <pic:cNvPicPr/>
                   </pic:nvPicPr>
                   <pic:blipFill>
-                    <a:blip r:embed="rId6"/>
+                    <a:blip r:embed="rId7"/>
                     <a:stretch>
                       <a:fillRect/>
                     </a:stretch>
@@ -2483,10 +2672,10 @@
           <w:lang w:val="en-US"/>
         </w:rPr>
         <w:drawing>
-          <wp:inline distT="0" distB="0" distL="0" distR="0" wp14:anchorId="3C7E3C03" wp14:editId="51D102C0">
-            <wp:extent cx="2105319" cy="2534004"/>
-            <wp:effectExtent l="0" t="0" r="9525" b="0"/>
-            <wp:docPr id="1847569525" name="Picture 1"/>
+          <wp:inline distT="0" distB="0" distL="0" distR="0" wp14:anchorId="6250D027" wp14:editId="514E6346">
+            <wp:extent cx="2486372" cy="1762371"/>
+            <wp:effectExtent l="0" t="0" r="9525" b="9525"/>
+            <wp:docPr id="1989589624" name="Picture 1"/>
             <wp:cNvGraphicFramePr>
               <a:graphicFrameLocks xmlns:a="http://schemas.openxmlformats.org/drawingml/2006/main" noChangeAspect="1"/>
             </wp:cNvGraphicFramePr>
@@ -2494,11 +2683,11 @@
               <a:graphicData uri="http://schemas.openxmlformats.org/drawingml/2006/picture">
                 <pic:pic xmlns:pic="http://schemas.openxmlformats.org/drawingml/2006/picture">
                   <pic:nvPicPr>
-                    <pic:cNvPr id="1847569525" name=""/>
+                    <pic:cNvPr id="1989589624" name=""/>
                     <pic:cNvPicPr/>
                   </pic:nvPicPr>
                   <pic:blipFill>
-                    <a:blip r:embed="rId7"/>
+                    <a:blip r:embed="rId8"/>
                     <a:stretch>
                       <a:fillRect/>
                     </a:stretch>
@@ -2506,7 +2695,7 @@
                   <pic:spPr>
                     <a:xfrm>
                       <a:off x="0" y="0"/>
-                      <a:ext cx="2105319" cy="2534004"/>
+                      <a:ext cx="2486372" cy="1762371"/>
                     </a:xfrm>
                     <a:prstGeom prst="rect">
                       <a:avLst/>
@@ -2562,6 +2751,59 @@
           <w:bCs/>
         </w:rPr>
       </w:pPr>
+      <w:r>
+        <w:rPr>
+          <w:noProof/>
+        </w:rPr>
+        <w:drawing>
+          <wp:inline distT="0" distB="0" distL="0" distR="0" wp14:anchorId="5276D7E2" wp14:editId="5C0B2ABD">
+            <wp:extent cx="3867150" cy="7625080"/>
+            <wp:effectExtent l="0" t="0" r="0" b="0"/>
+            <wp:docPr id="1476705946" name="Picture 19"/>
+            <wp:cNvGraphicFramePr>
+              <a:graphicFrameLocks xmlns:a="http://schemas.openxmlformats.org/drawingml/2006/main" noChangeAspect="1"/>
+            </wp:cNvGraphicFramePr>
+            <a:graphic xmlns:a="http://schemas.openxmlformats.org/drawingml/2006/main">
+              <a:graphicData uri="http://schemas.openxmlformats.org/drawingml/2006/picture">
+                <pic:pic xmlns:pic="http://schemas.openxmlformats.org/drawingml/2006/picture">
+                  <pic:nvPicPr>
+                    <pic:cNvPr id="0" name="Picture 1"/>
+                    <pic:cNvPicPr>
+                      <a:picLocks noChangeAspect="1" noChangeArrowheads="1"/>
+                    </pic:cNvPicPr>
+                  </pic:nvPicPr>
+                  <pic:blipFill>
+                    <a:blip r:embed="rId9" cstate="print">
+                      <a:extLst>
+                        <a:ext uri="{28A0092B-C50C-407E-A947-70E740481C1C}">
+                          <a14:useLocalDpi xmlns:a14="http://schemas.microsoft.com/office/drawing/2010/main" val="0"/>
+                        </a:ext>
+                      </a:extLst>
+                    </a:blip>
+                    <a:srcRect/>
+                    <a:stretch>
+                      <a:fillRect/>
+                    </a:stretch>
+                  </pic:blipFill>
+                  <pic:spPr bwMode="auto">
+                    <a:xfrm>
+                      <a:off x="0" y="0"/>
+                      <a:ext cx="3867150" cy="7625080"/>
+                    </a:xfrm>
+                    <a:prstGeom prst="rect">
+                      <a:avLst/>
+                    </a:prstGeom>
+                    <a:noFill/>
+                    <a:ln>
+                      <a:noFill/>
+                    </a:ln>
+                  </pic:spPr>
+                </pic:pic>
+              </a:graphicData>
+            </a:graphic>
+          </wp:inline>
+        </w:drawing>
+      </w:r>
       <w:r>
         <w:rPr>
           <w:b/>
@@ -3005,6 +3247,118 @@
     </w:lvl>
   </w:abstractNum>
   <w:abstractNum w:abstractNumId="3" w15:restartNumberingAfterBreak="0">
+    <w:nsid w:val="4D2E2EF4"/>
+    <w:multiLevelType w:val="hybridMultilevel"/>
+    <w:tmpl w:val="ADE010E8"/>
+    <w:lvl w:ilvl="0" w:tplc="617AFA36">
+      <w:numFmt w:val="bullet"/>
+      <w:lvlText w:val=""/>
+      <w:lvlJc w:val="left"/>
+      <w:pPr>
+        <w:ind w:left="720" w:hanging="360"/>
+      </w:pPr>
+      <w:rPr>
+        <w:rFonts w:ascii="Symbol" w:eastAsiaTheme="minorHAnsi" w:hAnsi="Symbol" w:cstheme="minorBidi" w:hint="default"/>
+      </w:rPr>
+    </w:lvl>
+    <w:lvl w:ilvl="1" w:tplc="20000003" w:tentative="1">
+      <w:start w:val="1"/>
+      <w:numFmt w:val="bullet"/>
+      <w:lvlText w:val="o"/>
+      <w:lvlJc w:val="left"/>
+      <w:pPr>
+        <w:ind w:left="1440" w:hanging="360"/>
+      </w:pPr>
+      <w:rPr>
+        <w:rFonts w:ascii="Courier New" w:hAnsi="Courier New" w:cs="Courier New" w:hint="default"/>
+      </w:rPr>
+    </w:lvl>
+    <w:lvl w:ilvl="2" w:tplc="20000005" w:tentative="1">
+      <w:start w:val="1"/>
+      <w:numFmt w:val="bullet"/>
+      <w:lvlText w:val=""/>
+      <w:lvlJc w:val="left"/>
+      <w:pPr>
+        <w:ind w:left="2160" w:hanging="360"/>
+      </w:pPr>
+      <w:rPr>
+        <w:rFonts w:ascii="Wingdings" w:hAnsi="Wingdings" w:hint="default"/>
+      </w:rPr>
+    </w:lvl>
+    <w:lvl w:ilvl="3" w:tplc="20000001" w:tentative="1">
+      <w:start w:val="1"/>
+      <w:numFmt w:val="bullet"/>
+      <w:lvlText w:val=""/>
+      <w:lvlJc w:val="left"/>
+      <w:pPr>
+        <w:ind w:left="2880" w:hanging="360"/>
+      </w:pPr>
+      <w:rPr>
+        <w:rFonts w:ascii="Symbol" w:hAnsi="Symbol" w:hint="default"/>
+      </w:rPr>
+    </w:lvl>
+    <w:lvl w:ilvl="4" w:tplc="20000003" w:tentative="1">
+      <w:start w:val="1"/>
+      <w:numFmt w:val="bullet"/>
+      <w:lvlText w:val="o"/>
+      <w:lvlJc w:val="left"/>
+      <w:pPr>
+        <w:ind w:left="3600" w:hanging="360"/>
+      </w:pPr>
+      <w:rPr>
+        <w:rFonts w:ascii="Courier New" w:hAnsi="Courier New" w:cs="Courier New" w:hint="default"/>
+      </w:rPr>
+    </w:lvl>
+    <w:lvl w:ilvl="5" w:tplc="20000005" w:tentative="1">
+      <w:start w:val="1"/>
+      <w:numFmt w:val="bullet"/>
+      <w:lvlText w:val=""/>
+      <w:lvlJc w:val="left"/>
+      <w:pPr>
+        <w:ind w:left="4320" w:hanging="360"/>
+      </w:pPr>
+      <w:rPr>
+        <w:rFonts w:ascii="Wingdings" w:hAnsi="Wingdings" w:hint="default"/>
+      </w:rPr>
+    </w:lvl>
+    <w:lvl w:ilvl="6" w:tplc="20000001" w:tentative="1">
+      <w:start w:val="1"/>
+      <w:numFmt w:val="bullet"/>
+      <w:lvlText w:val=""/>
+      <w:lvlJc w:val="left"/>
+      <w:pPr>
+        <w:ind w:left="5040" w:hanging="360"/>
+      </w:pPr>
+      <w:rPr>
+        <w:rFonts w:ascii="Symbol" w:hAnsi="Symbol" w:hint="default"/>
+      </w:rPr>
+    </w:lvl>
+    <w:lvl w:ilvl="7" w:tplc="20000003" w:tentative="1">
+      <w:start w:val="1"/>
+      <w:numFmt w:val="bullet"/>
+      <w:lvlText w:val="o"/>
+      <w:lvlJc w:val="left"/>
+      <w:pPr>
+        <w:ind w:left="5760" w:hanging="360"/>
+      </w:pPr>
+      <w:rPr>
+        <w:rFonts w:ascii="Courier New" w:hAnsi="Courier New" w:cs="Courier New" w:hint="default"/>
+      </w:rPr>
+    </w:lvl>
+    <w:lvl w:ilvl="8" w:tplc="20000005" w:tentative="1">
+      <w:start w:val="1"/>
+      <w:numFmt w:val="bullet"/>
+      <w:lvlText w:val=""/>
+      <w:lvlJc w:val="left"/>
+      <w:pPr>
+        <w:ind w:left="6480" w:hanging="360"/>
+      </w:pPr>
+      <w:rPr>
+        <w:rFonts w:ascii="Wingdings" w:hAnsi="Wingdings" w:hint="default"/>
+      </w:rPr>
+    </w:lvl>
+  </w:abstractNum>
+  <w:abstractNum w:abstractNumId="4" w15:restartNumberingAfterBreak="0">
     <w:nsid w:val="5BDD72A0"/>
     <w:multiLevelType w:val="multilevel"/>
     <w:tmpl w:val="75141B60"/>
@@ -3124,10 +3478,13 @@
     <w:abstractNumId w:val="1"/>
   </w:num>
   <w:num w:numId="3" w16cid:durableId="1525629689">
-    <w:abstractNumId w:val="3"/>
+    <w:abstractNumId w:val="4"/>
   </w:num>
   <w:num w:numId="4" w16cid:durableId="1178420585">
     <w:abstractNumId w:val="0"/>
+  </w:num>
+  <w:num w:numId="5" w16cid:durableId="1295914763">
+    <w:abstractNumId w:val="3"/>
   </w:num>
 </w:numbering>
 </file>

--- a/Specifications/TDD.docx
+++ b/Specifications/TDD.docx
@@ -2367,55 +2367,7 @@
           <w:b/>
           <w:bCs/>
         </w:rPr>
-        <w:t xml:space="preserve">The request body in post and put requests is </w:t>
-      </w:r>
-      <w:proofErr w:type="gramStart"/>
-      <w:r>
-        <w:rPr>
-          <w:b/>
-          <w:bCs/>
-        </w:rPr>
-        <w:t>similar to</w:t>
-      </w:r>
-      <w:proofErr w:type="gramEnd"/>
-      <w:r>
-        <w:rPr>
-          <w:b/>
-          <w:bCs/>
-        </w:rPr>
-        <w:t xml:space="preserve"> the API Models examples, without id, </w:t>
-      </w:r>
-      <w:proofErr w:type="spellStart"/>
-      <w:r>
-        <w:rPr>
-          <w:b/>
-          <w:bCs/>
-        </w:rPr>
-        <w:t>createdAt</w:t>
-      </w:r>
-      <w:proofErr w:type="spellEnd"/>
-      <w:r>
-        <w:rPr>
-          <w:b/>
-          <w:bCs/>
-        </w:rPr>
-        <w:t xml:space="preserve"> and </w:t>
-      </w:r>
-      <w:proofErr w:type="spellStart"/>
-      <w:r>
-        <w:rPr>
-          <w:b/>
-          <w:bCs/>
-        </w:rPr>
-        <w:t>updatedAt</w:t>
-      </w:r>
-      <w:proofErr w:type="spellEnd"/>
-      <w:r>
-        <w:rPr>
-          <w:b/>
-          <w:bCs/>
-        </w:rPr>
-        <w:t xml:space="preserve"> fields.</w:t>
+        <w:t>The request body in post and put requests is similar to the API Models examples, without id, createdAt and updatedAt fields.</w:t>
       </w:r>
     </w:p>
     <w:p>
@@ -2830,66 +2782,22 @@
           <w:bCs/>
         </w:rPr>
         <w:lastRenderedPageBreak/>
-        <w:t>Script Execution Flow</w:t>
-      </w:r>
-    </w:p>
-    <w:p>
-      <w:pPr>
-        <w:rPr>
-          <w:b/>
-          <w:bCs/>
-        </w:rPr>
-      </w:pPr>
-    </w:p>
-    <w:p>
-      <w:pPr>
-        <w:pStyle w:val="ListParagraph"/>
-        <w:ind w:left="360"/>
-        <w:rPr>
+        <w:t>Script Execution Flo</w:t>
+      </w:r>
+      <w:r>
+        <w:rPr>
+          <w:b/>
+          <w:bCs/>
+        </w:rPr>
+        <w:t>w</w:t>
+      </w:r>
+      <w:r>
+        <w:rPr>
+          <w:b/>
+          <w:bCs/>
           <w:rtl/>
-          <w:lang w:val="en-US"/>
-        </w:rPr>
-      </w:pPr>
-    </w:p>
-    <w:p>
-      <w:pPr>
-        <w:rPr>
-          <w:b/>
-          <w:bCs/>
-          <w:rtl/>
-        </w:rPr>
-      </w:pPr>
-      <w:r>
-        <w:rPr>
-          <w:b/>
-          <w:bCs/>
-          <w:rtl/>
         </w:rPr>
         <w:br w:type="page"/>
-      </w:r>
-    </w:p>
-    <w:p>
-      <w:pPr>
-        <w:rPr>
-          <w:b/>
-          <w:bCs/>
-          <w:lang w:val="en-US"/>
-        </w:rPr>
-      </w:pPr>
-    </w:p>
-    <w:p>
-      <w:pPr>
-        <w:rPr>
-          <w:b/>
-          <w:bCs/>
-        </w:rPr>
-      </w:pPr>
-      <w:r>
-        <w:rPr>
-          <w:b/>
-          <w:bCs/>
-        </w:rPr>
-        <w:t>TODOS:</w:t>
       </w:r>
     </w:p>
     <w:p>
@@ -2897,7 +2805,7 @@
         <w:pStyle w:val="ListParagraph"/>
         <w:numPr>
           <w:ilvl w:val="0"/>
-          <w:numId w:val="3"/>
+          <w:numId w:val="2"/>
         </w:numPr>
         <w:rPr>
           <w:b/>
@@ -2909,65 +2817,379 @@
           <w:b/>
           <w:bCs/>
         </w:rPr>
-        <w:t xml:space="preserve">Container Runtime and Isolation </w:t>
-      </w:r>
-    </w:p>
-    <w:p>
-      <w:pPr>
+        <w:lastRenderedPageBreak/>
+        <w:t>Container Runtime</w:t>
+      </w:r>
+    </w:p>
+    <w:p>
+      <w:pPr>
+        <w:pStyle w:val="ListParagraph"/>
         <w:numPr>
           <w:ilvl w:val="0"/>
-          <w:numId w:val="3"/>
+          <w:numId w:val="7"/>
         </w:numPr>
         <w:rPr>
           <w:b/>
           <w:bCs/>
-        </w:rPr>
-      </w:pPr>
-      <w:r>
-        <w:rPr>
-          <w:b/>
-          <w:bCs/>
-        </w:rPr>
-        <w:t xml:space="preserve">Authentication </w:t>
-      </w:r>
-    </w:p>
-    <w:p>
-      <w:pPr>
+          <w:lang w:val="en-IL"/>
+        </w:rPr>
+      </w:pPr>
+      <w:r>
+        <w:rPr>
+          <w:b/>
+          <w:bCs/>
+          <w:lang w:val="en-IL"/>
+        </w:rPr>
+        <w:t>Scripts are stored in SQL as source-code strings.</w:t>
+      </w:r>
+    </w:p>
+    <w:p>
+      <w:pPr>
+        <w:pStyle w:val="ListParagraph"/>
         <w:numPr>
           <w:ilvl w:val="0"/>
-          <w:numId w:val="3"/>
+          <w:numId w:val="7"/>
         </w:numPr>
         <w:rPr>
           <w:b/>
           <w:bCs/>
-        </w:rPr>
-      </w:pPr>
-      <w:r>
-        <w:rPr>
-          <w:b/>
-          <w:bCs/>
-        </w:rPr>
-        <w:t xml:space="preserve">Error Handling </w:t>
-      </w:r>
-    </w:p>
-    <w:p>
-      <w:pPr>
+          <w:lang w:val="en-IL"/>
+        </w:rPr>
+      </w:pPr>
+      <w:r>
+        <w:rPr>
+          <w:b/>
+          <w:bCs/>
+          <w:lang w:val="en-IL"/>
+        </w:rPr>
+        <w:t>Each script follows the convention:</w:t>
+      </w:r>
+    </w:p>
+    <w:p>
+      <w:pPr>
+        <w:pStyle w:val="ListParagraph"/>
+        <w:numPr>
+          <w:ilvl w:val="1"/>
+          <w:numId w:val="7"/>
+        </w:numPr>
+        <w:rPr>
+          <w:b/>
+          <w:bCs/>
+          <w:lang w:val="en-IL"/>
+        </w:rPr>
+      </w:pPr>
+      <w:r>
+        <w:rPr>
+          <w:b/>
+          <w:bCs/>
+          <w:lang w:val="en-IL"/>
+        </w:rPr>
+        <w:t>params.var — runtime parameters provided by the user.</w:t>
+      </w:r>
+    </w:p>
+    <w:p>
+      <w:pPr>
+        <w:pStyle w:val="ListParagraph"/>
+        <w:numPr>
+          <w:ilvl w:val="1"/>
+          <w:numId w:val="7"/>
+        </w:numPr>
+        <w:rPr>
+          <w:b/>
+          <w:bCs/>
+          <w:lang w:val="en-IL"/>
+        </w:rPr>
+      </w:pPr>
+      <w:r>
+        <w:rPr>
+          <w:b/>
+          <w:bCs/>
+          <w:lang w:val="en-IL"/>
+        </w:rPr>
+        <w:t>config.var — Config Items declared as script dependencies.</w:t>
+      </w:r>
+    </w:p>
+    <w:p>
+      <w:pPr>
+        <w:pStyle w:val="ListParagraph"/>
+        <w:numPr>
+          <w:ilvl w:val="1"/>
+          <w:numId w:val="7"/>
+        </w:numPr>
+        <w:rPr>
+          <w:b/>
+          <w:bCs/>
+          <w:lang w:val="en-IL"/>
+        </w:rPr>
+      </w:pPr>
+      <w:r>
+        <w:rPr>
+          <w:b/>
+          <w:bCs/>
+          <w:lang w:val="en-IL"/>
+        </w:rPr>
+        <w:t>context — ScriptHub runtime functionality, such as running another script.</w:t>
+      </w:r>
+    </w:p>
+    <w:p>
+      <w:pPr>
+        <w:pStyle w:val="ListParagraph"/>
         <w:numPr>
           <w:ilvl w:val="0"/>
-          <w:numId w:val="3"/>
+          <w:numId w:val="7"/>
         </w:numPr>
         <w:rPr>
           <w:b/>
           <w:bCs/>
+          <w:lang w:val="en-IL"/>
+        </w:rPr>
+      </w:pPr>
+      <w:r>
+        <w:rPr>
+          <w:b/>
+          <w:bCs/>
+          <w:lang w:val="en-IL"/>
+        </w:rPr>
+        <w:t>For each run, the backend:</w:t>
+      </w:r>
+    </w:p>
+    <w:p>
+      <w:pPr>
+        <w:pStyle w:val="ListParagraph"/>
+        <w:numPr>
+          <w:ilvl w:val="1"/>
+          <w:numId w:val="8"/>
+        </w:numPr>
+        <w:rPr>
+          <w:b/>
+          <w:bCs/>
+          <w:lang w:val="en-IL"/>
+        </w:rPr>
+      </w:pPr>
+      <w:r>
+        <w:rPr>
+          <w:b/>
+          <w:bCs/>
+          <w:lang w:val="en-IL"/>
+        </w:rPr>
+        <w:t>Loads the script and its Config Items from SQL.</w:t>
+      </w:r>
+    </w:p>
+    <w:p>
+      <w:pPr>
+        <w:pStyle w:val="ListParagraph"/>
+        <w:numPr>
+          <w:ilvl w:val="1"/>
+          <w:numId w:val="8"/>
+        </w:numPr>
+        <w:rPr>
+          <w:b/>
+          <w:bCs/>
+          <w:lang w:val="en-IL"/>
+        </w:rPr>
+      </w:pPr>
+      <w:r>
+        <w:rPr>
+          <w:b/>
+          <w:bCs/>
+          <w:lang w:val="en-IL"/>
+        </w:rPr>
+        <w:t>Creates temporary script.js and JSON input/config files.</w:t>
+      </w:r>
+    </w:p>
+    <w:p>
+      <w:pPr>
+        <w:pStyle w:val="ListParagraph"/>
+        <w:numPr>
+          <w:ilvl w:val="1"/>
+          <w:numId w:val="8"/>
+        </w:numPr>
+        <w:rPr>
+          <w:b/>
+          <w:bCs/>
+          <w:lang w:val="en-IL"/>
+        </w:rPr>
+      </w:pPr>
+      <w:r>
+        <w:rPr>
+          <w:b/>
+          <w:bCs/>
+          <w:lang w:val="en-IL"/>
+        </w:rPr>
+        <w:t>Mounts them read-only into a dedicated Docker container.</w:t>
+      </w:r>
+    </w:p>
+    <w:p>
+      <w:pPr>
+        <w:pStyle w:val="ListParagraph"/>
+        <w:numPr>
+          <w:ilvl w:val="1"/>
+          <w:numId w:val="8"/>
+        </w:numPr>
+        <w:rPr>
+          <w:b/>
+          <w:bCs/>
+          <w:lang w:val="en-IL"/>
+        </w:rPr>
+      </w:pPr>
+      <w:r>
+        <w:rPr>
+          <w:b/>
+          <w:bCs/>
+          <w:lang w:val="en-IL"/>
+        </w:rPr>
+        <w:t>Executes the script using a generic ScriptHub runner image.</w:t>
+      </w:r>
+    </w:p>
+    <w:p>
+      <w:pPr>
+        <w:pStyle w:val="ListParagraph"/>
+        <w:numPr>
+          <w:ilvl w:val="0"/>
+          <w:numId w:val="7"/>
+        </w:numPr>
+        <w:rPr>
+          <w:b/>
+          <w:bCs/>
+          <w:lang w:val="en-IL"/>
+        </w:rPr>
+      </w:pPr>
+      <w:r>
+        <w:rPr>
+          <w:b/>
+          <w:bCs/>
+          <w:lang w:val="en-IL"/>
+        </w:rPr>
+        <w:t>Each execution has CPU, memory, timeout, filesystem, and security restrictions.</w:t>
+      </w:r>
+    </w:p>
+    <w:p>
+      <w:pPr>
+        <w:pStyle w:val="ListParagraph"/>
+        <w:numPr>
+          <w:ilvl w:val="0"/>
+          <w:numId w:val="7"/>
+        </w:numPr>
+        <w:rPr>
+          <w:b/>
+          <w:bCs/>
+          <w:lang w:val="en-IL"/>
+        </w:rPr>
+      </w:pPr>
+      <w:r>
+        <w:rPr>
+          <w:b/>
+          <w:bCs/>
+          <w:lang w:val="en-IL"/>
+        </w:rPr>
+        <w:t>stdout and stderr are streamed in real time to the backend and exposed to the UI via SSE.</w:t>
+      </w:r>
+    </w:p>
+    <w:p>
+      <w:pPr>
+        <w:pStyle w:val="ListParagraph"/>
+        <w:numPr>
+          <w:ilvl w:val="0"/>
+          <w:numId w:val="7"/>
+        </w:numPr>
+        <w:rPr>
+          <w:b/>
+          <w:bCs/>
+          <w:lang w:val="en-IL"/>
+        </w:rPr>
+      </w:pPr>
+      <w:r>
+        <w:rPr>
+          <w:b/>
+          <w:bCs/>
+          <w:lang w:val="en-IL"/>
+        </w:rPr>
+        <w:t>When execution finishes, the result/status are saved and the container and temporary files are removed.</w:t>
+      </w:r>
+    </w:p>
+    <w:p>
+      <w:pPr>
+        <w:pStyle w:val="ListParagraph"/>
+        <w:numPr>
+          <w:ilvl w:val="0"/>
+          <w:numId w:val="7"/>
+        </w:numPr>
+        <w:rPr>
+          <w:b/>
+          <w:bCs/>
+          <w:lang w:val="en-IL"/>
+        </w:rPr>
+      </w:pPr>
+      <w:r>
+        <w:rPr>
+          <w:b/>
+          <w:bCs/>
+          <w:lang w:val="en-IL"/>
+        </w:rPr>
+        <w:t>Scripts can execute declared script dependencies through context.runScript(). Each invocation creates a separate child Run and Docker container through the internal ScriptHub HTTP API.</w:t>
+      </w:r>
+    </w:p>
+    <w:p>
+      <w:pPr>
+        <w:pStyle w:val="ListParagraph"/>
+        <w:numPr>
+          <w:ilvl w:val="0"/>
+          <w:numId w:val="7"/>
+        </w:numPr>
+        <w:rPr>
+          <w:b/>
+          <w:bCs/>
+          <w:lang w:val="en-IL"/>
+        </w:rPr>
+      </w:pPr>
+      <w:r>
+        <w:rPr>
+          <w:b/>
+          <w:bCs/>
+          <w:lang w:val="en-IL"/>
+        </w:rPr>
+        <w:t>The Docker executor is abstracted from the Run service, allowing the execution infrastructure to be replaced later.</w:t>
+      </w:r>
+    </w:p>
+    <w:p>
+      <w:pPr>
+        <w:rPr>
+          <w:b/>
+          <w:bCs/>
+          <w:lang w:val="en-IL"/>
+        </w:rPr>
+      </w:pPr>
+      <w:r>
+        <w:rPr>
+          <w:b/>
+          <w:bCs/>
+          <w:lang w:val="en-IL"/>
+        </w:rPr>
+        <w:br w:type="page"/>
+      </w:r>
+    </w:p>
+    <w:p>
+      <w:pPr>
+        <w:pStyle w:val="ListParagraph"/>
+        <w:numPr>
+          <w:ilvl w:val="0"/>
+          <w:numId w:val="2"/>
+        </w:numPr>
+        <w:rPr>
+          <w:b/>
+          <w:bCs/>
           <w:rtl/>
-        </w:rPr>
-      </w:pPr>
-      <w:r>
-        <w:rPr>
-          <w:b/>
-          <w:bCs/>
-        </w:rPr>
-        <w:t xml:space="preserve">Deployment Architecture </w:t>
+          <w:lang w:val="en-IL"/>
+        </w:rPr>
+      </w:pPr>
+      <w:r>
+        <w:rPr>
+          <w:b/>
+          <w:bCs/>
+          <w:lang w:val="en-IL"/>
+        </w:rPr>
+        <w:lastRenderedPageBreak/>
+        <w:t>Authentication</w:t>
       </w:r>
     </w:p>
     <w:sectPr>
@@ -3069,9 +3291,244 @@
     </w:lvl>
   </w:abstractNum>
   <w:abstractNum w:abstractNumId="1" w15:restartNumberingAfterBreak="0">
+    <w:nsid w:val="20127999"/>
+    <w:multiLevelType w:val="hybridMultilevel"/>
+    <w:tmpl w:val="502654A0"/>
+    <w:lvl w:ilvl="0" w:tplc="2000000F">
+      <w:start w:val="1"/>
+      <w:numFmt w:val="decimal"/>
+      <w:lvlText w:val="%1."/>
+      <w:lvlJc w:val="left"/>
+      <w:pPr>
+        <w:ind w:left="720" w:hanging="360"/>
+      </w:pPr>
+    </w:lvl>
+    <w:lvl w:ilvl="1" w:tplc="20000019" w:tentative="1">
+      <w:start w:val="1"/>
+      <w:numFmt w:val="lowerLetter"/>
+      <w:lvlText w:val="%2."/>
+      <w:lvlJc w:val="left"/>
+      <w:pPr>
+        <w:ind w:left="1440" w:hanging="360"/>
+      </w:pPr>
+    </w:lvl>
+    <w:lvl w:ilvl="2" w:tplc="2000001B" w:tentative="1">
+      <w:start w:val="1"/>
+      <w:numFmt w:val="lowerRoman"/>
+      <w:lvlText w:val="%3."/>
+      <w:lvlJc w:val="right"/>
+      <w:pPr>
+        <w:ind w:left="2160" w:hanging="180"/>
+      </w:pPr>
+    </w:lvl>
+    <w:lvl w:ilvl="3" w:tplc="2000000F" w:tentative="1">
+      <w:start w:val="1"/>
+      <w:numFmt w:val="decimal"/>
+      <w:lvlText w:val="%4."/>
+      <w:lvlJc w:val="left"/>
+      <w:pPr>
+        <w:ind w:left="2880" w:hanging="360"/>
+      </w:pPr>
+    </w:lvl>
+    <w:lvl w:ilvl="4" w:tplc="20000019" w:tentative="1">
+      <w:start w:val="1"/>
+      <w:numFmt w:val="lowerLetter"/>
+      <w:lvlText w:val="%5."/>
+      <w:lvlJc w:val="left"/>
+      <w:pPr>
+        <w:ind w:left="3600" w:hanging="360"/>
+      </w:pPr>
+    </w:lvl>
+    <w:lvl w:ilvl="5" w:tplc="2000001B" w:tentative="1">
+      <w:start w:val="1"/>
+      <w:numFmt w:val="lowerRoman"/>
+      <w:lvlText w:val="%6."/>
+      <w:lvlJc w:val="right"/>
+      <w:pPr>
+        <w:ind w:left="4320" w:hanging="180"/>
+      </w:pPr>
+    </w:lvl>
+    <w:lvl w:ilvl="6" w:tplc="2000000F" w:tentative="1">
+      <w:start w:val="1"/>
+      <w:numFmt w:val="decimal"/>
+      <w:lvlText w:val="%7."/>
+      <w:lvlJc w:val="left"/>
+      <w:pPr>
+        <w:ind w:left="5040" w:hanging="360"/>
+      </w:pPr>
+    </w:lvl>
+    <w:lvl w:ilvl="7" w:tplc="20000019" w:tentative="1">
+      <w:start w:val="1"/>
+      <w:numFmt w:val="lowerLetter"/>
+      <w:lvlText w:val="%8."/>
+      <w:lvlJc w:val="left"/>
+      <w:pPr>
+        <w:ind w:left="5760" w:hanging="360"/>
+      </w:pPr>
+    </w:lvl>
+    <w:lvl w:ilvl="8" w:tplc="2000001B" w:tentative="1">
+      <w:start w:val="1"/>
+      <w:numFmt w:val="lowerRoman"/>
+      <w:lvlText w:val="%9."/>
+      <w:lvlJc w:val="right"/>
+      <w:pPr>
+        <w:ind w:left="6480" w:hanging="180"/>
+      </w:pPr>
+    </w:lvl>
+  </w:abstractNum>
+  <w:abstractNum w:abstractNumId="2" w15:restartNumberingAfterBreak="0">
+    <w:nsid w:val="2CDA61FF"/>
+    <w:multiLevelType w:val="multilevel"/>
+    <w:tmpl w:val="9FB095C0"/>
+    <w:lvl w:ilvl="0">
+      <w:start w:val="1"/>
+      <w:numFmt w:val="bullet"/>
+      <w:lvlText w:val=""/>
+      <w:lvlJc w:val="left"/>
+      <w:pPr>
+        <w:tabs>
+          <w:tab w:val="num" w:pos="720"/>
+        </w:tabs>
+        <w:ind w:left="720" w:hanging="360"/>
+      </w:pPr>
+      <w:rPr>
+        <w:rFonts w:ascii="Symbol" w:hAnsi="Symbol" w:hint="default"/>
+        <w:sz w:val="20"/>
+      </w:rPr>
+    </w:lvl>
+    <w:lvl w:ilvl="1">
+      <w:start w:val="1"/>
+      <w:numFmt w:val="bullet"/>
+      <w:lvlText w:val="o"/>
+      <w:lvlJc w:val="left"/>
+      <w:pPr>
+        <w:tabs>
+          <w:tab w:val="num" w:pos="1440"/>
+        </w:tabs>
+        <w:ind w:left="1440" w:hanging="360"/>
+      </w:pPr>
+      <w:rPr>
+        <w:rFonts w:ascii="Courier New" w:hAnsi="Courier New" w:hint="default"/>
+        <w:sz w:val="20"/>
+      </w:rPr>
+    </w:lvl>
+    <w:lvl w:ilvl="2" w:tentative="1">
+      <w:start w:val="1"/>
+      <w:numFmt w:val="bullet"/>
+      <w:lvlText w:val=""/>
+      <w:lvlJc w:val="left"/>
+      <w:pPr>
+        <w:tabs>
+          <w:tab w:val="num" w:pos="2160"/>
+        </w:tabs>
+        <w:ind w:left="2160" w:hanging="360"/>
+      </w:pPr>
+      <w:rPr>
+        <w:rFonts w:ascii="Wingdings" w:hAnsi="Wingdings" w:hint="default"/>
+        <w:sz w:val="20"/>
+      </w:rPr>
+    </w:lvl>
+    <w:lvl w:ilvl="3" w:tentative="1">
+      <w:start w:val="1"/>
+      <w:numFmt w:val="bullet"/>
+      <w:lvlText w:val=""/>
+      <w:lvlJc w:val="left"/>
+      <w:pPr>
+        <w:tabs>
+          <w:tab w:val="num" w:pos="2880"/>
+        </w:tabs>
+        <w:ind w:left="2880" w:hanging="360"/>
+      </w:pPr>
+      <w:rPr>
+        <w:rFonts w:ascii="Wingdings" w:hAnsi="Wingdings" w:hint="default"/>
+        <w:sz w:val="20"/>
+      </w:rPr>
+    </w:lvl>
+    <w:lvl w:ilvl="4" w:tentative="1">
+      <w:start w:val="1"/>
+      <w:numFmt w:val="bullet"/>
+      <w:lvlText w:val=""/>
+      <w:lvlJc w:val="left"/>
+      <w:pPr>
+        <w:tabs>
+          <w:tab w:val="num" w:pos="3600"/>
+        </w:tabs>
+        <w:ind w:left="3600" w:hanging="360"/>
+      </w:pPr>
+      <w:rPr>
+        <w:rFonts w:ascii="Wingdings" w:hAnsi="Wingdings" w:hint="default"/>
+        <w:sz w:val="20"/>
+      </w:rPr>
+    </w:lvl>
+    <w:lvl w:ilvl="5" w:tentative="1">
+      <w:start w:val="1"/>
+      <w:numFmt w:val="bullet"/>
+      <w:lvlText w:val=""/>
+      <w:lvlJc w:val="left"/>
+      <w:pPr>
+        <w:tabs>
+          <w:tab w:val="num" w:pos="4320"/>
+        </w:tabs>
+        <w:ind w:left="4320" w:hanging="360"/>
+      </w:pPr>
+      <w:rPr>
+        <w:rFonts w:ascii="Wingdings" w:hAnsi="Wingdings" w:hint="default"/>
+        <w:sz w:val="20"/>
+      </w:rPr>
+    </w:lvl>
+    <w:lvl w:ilvl="6" w:tentative="1">
+      <w:start w:val="1"/>
+      <w:numFmt w:val="bullet"/>
+      <w:lvlText w:val=""/>
+      <w:lvlJc w:val="left"/>
+      <w:pPr>
+        <w:tabs>
+          <w:tab w:val="num" w:pos="5040"/>
+        </w:tabs>
+        <w:ind w:left="5040" w:hanging="360"/>
+      </w:pPr>
+      <w:rPr>
+        <w:rFonts w:ascii="Wingdings" w:hAnsi="Wingdings" w:hint="default"/>
+        <w:sz w:val="20"/>
+      </w:rPr>
+    </w:lvl>
+    <w:lvl w:ilvl="7" w:tentative="1">
+      <w:start w:val="1"/>
+      <w:numFmt w:val="bullet"/>
+      <w:lvlText w:val=""/>
+      <w:lvlJc w:val="left"/>
+      <w:pPr>
+        <w:tabs>
+          <w:tab w:val="num" w:pos="5760"/>
+        </w:tabs>
+        <w:ind w:left="5760" w:hanging="360"/>
+      </w:pPr>
+      <w:rPr>
+        <w:rFonts w:ascii="Wingdings" w:hAnsi="Wingdings" w:hint="default"/>
+        <w:sz w:val="20"/>
+      </w:rPr>
+    </w:lvl>
+    <w:lvl w:ilvl="8" w:tentative="1">
+      <w:start w:val="1"/>
+      <w:numFmt w:val="bullet"/>
+      <w:lvlText w:val=""/>
+      <w:lvlJc w:val="left"/>
+      <w:pPr>
+        <w:tabs>
+          <w:tab w:val="num" w:pos="6480"/>
+        </w:tabs>
+        <w:ind w:left="6480" w:hanging="360"/>
+      </w:pPr>
+      <w:rPr>
+        <w:rFonts w:ascii="Wingdings" w:hAnsi="Wingdings" w:hint="default"/>
+        <w:sz w:val="20"/>
+      </w:rPr>
+    </w:lvl>
+  </w:abstractNum>
+  <w:abstractNum w:abstractNumId="3" w15:restartNumberingAfterBreak="0">
     <w:nsid w:val="2D066B6F"/>
     <w:multiLevelType w:val="hybridMultilevel"/>
-    <w:tmpl w:val="5A4A3B1E"/>
+    <w:tmpl w:val="68FE420C"/>
     <w:lvl w:ilvl="0" w:tplc="2000000F">
       <w:start w:val="1"/>
       <w:numFmt w:val="decimal"/>
@@ -3157,7 +3614,7 @@
       </w:pPr>
     </w:lvl>
   </w:abstractNum>
-  <w:abstractNum w:abstractNumId="2" w15:restartNumberingAfterBreak="0">
+  <w:abstractNum w:abstractNumId="4" w15:restartNumberingAfterBreak="0">
     <w:nsid w:val="35692CE8"/>
     <w:multiLevelType w:val="hybridMultilevel"/>
     <w:tmpl w:val="842E7E0E"/>
@@ -3246,7 +3703,156 @@
       </w:pPr>
     </w:lvl>
   </w:abstractNum>
-  <w:abstractNum w:abstractNumId="3" w15:restartNumberingAfterBreak="0">
+  <w:abstractNum w:abstractNumId="5" w15:restartNumberingAfterBreak="0">
+    <w:nsid w:val="433045E2"/>
+    <w:multiLevelType w:val="multilevel"/>
+    <w:tmpl w:val="4DC8526A"/>
+    <w:lvl w:ilvl="0">
+      <w:start w:val="1"/>
+      <w:numFmt w:val="bullet"/>
+      <w:lvlText w:val=""/>
+      <w:lvlJc w:val="left"/>
+      <w:pPr>
+        <w:tabs>
+          <w:tab w:val="num" w:pos="720"/>
+        </w:tabs>
+        <w:ind w:left="720" w:hanging="360"/>
+      </w:pPr>
+      <w:rPr>
+        <w:rFonts w:ascii="Symbol" w:hAnsi="Symbol" w:hint="default"/>
+        <w:sz w:val="20"/>
+      </w:rPr>
+    </w:lvl>
+    <w:lvl w:ilvl="1" w:tentative="1">
+      <w:start w:val="1"/>
+      <w:numFmt w:val="bullet"/>
+      <w:lvlText w:val="o"/>
+      <w:lvlJc w:val="left"/>
+      <w:pPr>
+        <w:tabs>
+          <w:tab w:val="num" w:pos="1440"/>
+        </w:tabs>
+        <w:ind w:left="1440" w:hanging="360"/>
+      </w:pPr>
+      <w:rPr>
+        <w:rFonts w:ascii="Courier New" w:hAnsi="Courier New" w:hint="default"/>
+        <w:sz w:val="20"/>
+      </w:rPr>
+    </w:lvl>
+    <w:lvl w:ilvl="2" w:tentative="1">
+      <w:start w:val="1"/>
+      <w:numFmt w:val="bullet"/>
+      <w:lvlText w:val=""/>
+      <w:lvlJc w:val="left"/>
+      <w:pPr>
+        <w:tabs>
+          <w:tab w:val="num" w:pos="2160"/>
+        </w:tabs>
+        <w:ind w:left="2160" w:hanging="360"/>
+      </w:pPr>
+      <w:rPr>
+        <w:rFonts w:ascii="Wingdings" w:hAnsi="Wingdings" w:hint="default"/>
+        <w:sz w:val="20"/>
+      </w:rPr>
+    </w:lvl>
+    <w:lvl w:ilvl="3" w:tentative="1">
+      <w:start w:val="1"/>
+      <w:numFmt w:val="bullet"/>
+      <w:lvlText w:val=""/>
+      <w:lvlJc w:val="left"/>
+      <w:pPr>
+        <w:tabs>
+          <w:tab w:val="num" w:pos="2880"/>
+        </w:tabs>
+        <w:ind w:left="2880" w:hanging="360"/>
+      </w:pPr>
+      <w:rPr>
+        <w:rFonts w:ascii="Wingdings" w:hAnsi="Wingdings" w:hint="default"/>
+        <w:sz w:val="20"/>
+      </w:rPr>
+    </w:lvl>
+    <w:lvl w:ilvl="4" w:tentative="1">
+      <w:start w:val="1"/>
+      <w:numFmt w:val="bullet"/>
+      <w:lvlText w:val=""/>
+      <w:lvlJc w:val="left"/>
+      <w:pPr>
+        <w:tabs>
+          <w:tab w:val="num" w:pos="3600"/>
+        </w:tabs>
+        <w:ind w:left="3600" w:hanging="360"/>
+      </w:pPr>
+      <w:rPr>
+        <w:rFonts w:ascii="Wingdings" w:hAnsi="Wingdings" w:hint="default"/>
+        <w:sz w:val="20"/>
+      </w:rPr>
+    </w:lvl>
+    <w:lvl w:ilvl="5" w:tentative="1">
+      <w:start w:val="1"/>
+      <w:numFmt w:val="bullet"/>
+      <w:lvlText w:val=""/>
+      <w:lvlJc w:val="left"/>
+      <w:pPr>
+        <w:tabs>
+          <w:tab w:val="num" w:pos="4320"/>
+        </w:tabs>
+        <w:ind w:left="4320" w:hanging="360"/>
+      </w:pPr>
+      <w:rPr>
+        <w:rFonts w:ascii="Wingdings" w:hAnsi="Wingdings" w:hint="default"/>
+        <w:sz w:val="20"/>
+      </w:rPr>
+    </w:lvl>
+    <w:lvl w:ilvl="6" w:tentative="1">
+      <w:start w:val="1"/>
+      <w:numFmt w:val="bullet"/>
+      <w:lvlText w:val=""/>
+      <w:lvlJc w:val="left"/>
+      <w:pPr>
+        <w:tabs>
+          <w:tab w:val="num" w:pos="5040"/>
+        </w:tabs>
+        <w:ind w:left="5040" w:hanging="360"/>
+      </w:pPr>
+      <w:rPr>
+        <w:rFonts w:ascii="Wingdings" w:hAnsi="Wingdings" w:hint="default"/>
+        <w:sz w:val="20"/>
+      </w:rPr>
+    </w:lvl>
+    <w:lvl w:ilvl="7" w:tentative="1">
+      <w:start w:val="1"/>
+      <w:numFmt w:val="bullet"/>
+      <w:lvlText w:val=""/>
+      <w:lvlJc w:val="left"/>
+      <w:pPr>
+        <w:tabs>
+          <w:tab w:val="num" w:pos="5760"/>
+        </w:tabs>
+        <w:ind w:left="5760" w:hanging="360"/>
+      </w:pPr>
+      <w:rPr>
+        <w:rFonts w:ascii="Wingdings" w:hAnsi="Wingdings" w:hint="default"/>
+        <w:sz w:val="20"/>
+      </w:rPr>
+    </w:lvl>
+    <w:lvl w:ilvl="8" w:tentative="1">
+      <w:start w:val="1"/>
+      <w:numFmt w:val="bullet"/>
+      <w:lvlText w:val=""/>
+      <w:lvlJc w:val="left"/>
+      <w:pPr>
+        <w:tabs>
+          <w:tab w:val="num" w:pos="6480"/>
+        </w:tabs>
+        <w:ind w:left="6480" w:hanging="360"/>
+      </w:pPr>
+      <w:rPr>
+        <w:rFonts w:ascii="Wingdings" w:hAnsi="Wingdings" w:hint="default"/>
+        <w:sz w:val="20"/>
+      </w:rPr>
+    </w:lvl>
+  </w:abstractNum>
+  <w:abstractNum w:abstractNumId="6" w15:restartNumberingAfterBreak="0">
     <w:nsid w:val="4D2E2EF4"/>
     <w:multiLevelType w:val="hybridMultilevel"/>
     <w:tmpl w:val="ADE010E8"/>
@@ -3358,7 +3964,7 @@
       </w:rPr>
     </w:lvl>
   </w:abstractNum>
-  <w:abstractNum w:abstractNumId="4" w15:restartNumberingAfterBreak="0">
+  <w:abstractNum w:abstractNumId="7" w15:restartNumberingAfterBreak="0">
     <w:nsid w:val="5BDD72A0"/>
     <w:multiLevelType w:val="multilevel"/>
     <w:tmpl w:val="75141B60"/>
@@ -3472,19 +4078,38 @@
     </w:lvl>
   </w:abstractNum>
   <w:num w:numId="1" w16cid:durableId="397410995">
-    <w:abstractNumId w:val="2"/>
+    <w:abstractNumId w:val="4"/>
   </w:num>
   <w:num w:numId="2" w16cid:durableId="1278953679">
-    <w:abstractNumId w:val="1"/>
+    <w:abstractNumId w:val="3"/>
   </w:num>
   <w:num w:numId="3" w16cid:durableId="1525629689">
-    <w:abstractNumId w:val="4"/>
+    <w:abstractNumId w:val="7"/>
   </w:num>
   <w:num w:numId="4" w16cid:durableId="1178420585">
     <w:abstractNumId w:val="0"/>
   </w:num>
   <w:num w:numId="5" w16cid:durableId="1295914763">
-    <w:abstractNumId w:val="3"/>
+    <w:abstractNumId w:val="6"/>
+  </w:num>
+  <w:num w:numId="6" w16cid:durableId="561526181">
+    <w:abstractNumId w:val="5"/>
+  </w:num>
+  <w:num w:numId="7" w16cid:durableId="1059406219">
+    <w:abstractNumId w:val="2"/>
+  </w:num>
+  <w:num w:numId="8" w16cid:durableId="1097754256">
+    <w:abstractNumId w:val="2"/>
+    <w:lvlOverride w:ilvl="1">
+      <w:lvl w:ilvl="1">
+        <w:numFmt w:val="decimal"/>
+        <w:lvlText w:val="%2."/>
+        <w:lvlJc w:val="left"/>
+      </w:lvl>
+    </w:lvlOverride>
+  </w:num>
+  <w:num w:numId="9" w16cid:durableId="1222181544">
+    <w:abstractNumId w:val="1"/>
   </w:num>
 </w:numbering>
 </file>
@@ -4093,7 +4718,6 @@
   <w:style w:type="character" w:default="1" w:styleId="DefaultParagraphFont">
     <w:name w:val="Default Paragraph Font"/>
     <w:uiPriority w:val="1"/>
-    <w:semiHidden/>
     <w:unhideWhenUsed/>
   </w:style>
   <w:style w:type="table" w:default="1" w:styleId="TableNormal">

--- a/Specifications/TDD.docx
+++ b/Specifications/TDD.docx
@@ -9,12 +9,21 @@
           <w:bCs/>
         </w:rPr>
       </w:pPr>
-      <w:r>
-        <w:rPr>
-          <w:b/>
-          <w:bCs/>
-        </w:rPr>
-        <w:t>ScriptHub - Technical</w:t>
+      <w:proofErr w:type="spellStart"/>
+      <w:r>
+        <w:rPr>
+          <w:b/>
+          <w:bCs/>
+        </w:rPr>
+        <w:t>ScriptHub</w:t>
+      </w:r>
+      <w:proofErr w:type="spellEnd"/>
+      <w:r>
+        <w:rPr>
+          <w:b/>
+          <w:bCs/>
+        </w:rPr>
+        <w:t xml:space="preserve"> - Technical</w:t>
       </w:r>
       <w:r>
         <w:rPr>
@@ -2055,6 +2064,7 @@
           <w:bCs/>
         </w:rPr>
       </w:pPr>
+      <w:proofErr w:type="gramStart"/>
       <w:r>
         <w:rPr>
           <w:b/>
@@ -2062,6 +2072,7 @@
         </w:rPr>
         <w:t>POST scripts</w:t>
       </w:r>
+      <w:proofErr w:type="gramEnd"/>
       <w:r>
         <w:rPr>
           <w:b/>
@@ -2367,7 +2378,55 @@
           <w:b/>
           <w:bCs/>
         </w:rPr>
-        <w:t>The request body in post and put requests is similar to the API Models examples, without id, createdAt and updatedAt fields.</w:t>
+        <w:t xml:space="preserve">The request body in post and put requests is </w:t>
+      </w:r>
+      <w:proofErr w:type="gramStart"/>
+      <w:r>
+        <w:rPr>
+          <w:b/>
+          <w:bCs/>
+        </w:rPr>
+        <w:t>similar to</w:t>
+      </w:r>
+      <w:proofErr w:type="gramEnd"/>
+      <w:r>
+        <w:rPr>
+          <w:b/>
+          <w:bCs/>
+        </w:rPr>
+        <w:t xml:space="preserve"> the API Models examples, without id, </w:t>
+      </w:r>
+      <w:proofErr w:type="spellStart"/>
+      <w:r>
+        <w:rPr>
+          <w:b/>
+          <w:bCs/>
+        </w:rPr>
+        <w:t>createdAt</w:t>
+      </w:r>
+      <w:proofErr w:type="spellEnd"/>
+      <w:r>
+        <w:rPr>
+          <w:b/>
+          <w:bCs/>
+        </w:rPr>
+        <w:t xml:space="preserve"> and </w:t>
+      </w:r>
+      <w:proofErr w:type="spellStart"/>
+      <w:r>
+        <w:rPr>
+          <w:b/>
+          <w:bCs/>
+        </w:rPr>
+        <w:t>updatedAt</w:t>
+      </w:r>
+      <w:proofErr w:type="spellEnd"/>
+      <w:r>
+        <w:rPr>
+          <w:b/>
+          <w:bCs/>
+        </w:rPr>
+        <w:t xml:space="preserve"> fields.</w:t>
       </w:r>
     </w:p>
     <w:p>
@@ -2515,7 +2574,7 @@
                     <pic:cNvPicPr/>
                   </pic:nvPicPr>
                   <pic:blipFill>
-                    <a:blip r:embed="rId5"/>
+                    <a:blip r:embed="rId6"/>
                     <a:stretch>
                       <a:fillRect/>
                     </a:stretch>
@@ -2556,7 +2615,7 @@
                     <pic:cNvPicPr/>
                   </pic:nvPicPr>
                   <pic:blipFill>
-                    <a:blip r:embed="rId6"/>
+                    <a:blip r:embed="rId7"/>
                     <a:stretch>
                       <a:fillRect/>
                     </a:stretch>
@@ -2598,7 +2657,7 @@
                     <pic:cNvPicPr/>
                   </pic:nvPicPr>
                   <pic:blipFill>
-                    <a:blip r:embed="rId7"/>
+                    <a:blip r:embed="rId8"/>
                     <a:stretch>
                       <a:fillRect/>
                     </a:stretch>
@@ -2639,7 +2698,7 @@
                     <pic:cNvPicPr/>
                   </pic:nvPicPr>
                   <pic:blipFill>
-                    <a:blip r:embed="rId8"/>
+                    <a:blip r:embed="rId9"/>
                     <a:stretch>
                       <a:fillRect/>
                     </a:stretch>
@@ -2725,7 +2784,7 @@
                     </pic:cNvPicPr>
                   </pic:nvPicPr>
                   <pic:blipFill>
-                    <a:blip r:embed="rId9" cstate="print">
+                    <a:blip r:embed="rId10" cstate="print">
                       <a:extLst>
                         <a:ext uri="{28A0092B-C50C-407E-A947-70E740481C1C}">
                           <a14:useLocalDpi xmlns:a14="http://schemas.microsoft.com/office/drawing/2010/main" val="0"/>
@@ -2780,8 +2839,3354 @@
         <w:rPr>
           <w:b/>
           <w:bCs/>
+          <w:noProof/>
         </w:rPr>
         <w:lastRenderedPageBreak/>
+        <mc:AlternateContent>
+          <mc:Choice Requires="wps">
+            <w:drawing>
+              <wp:anchor distT="0" distB="0" distL="114300" distR="114300" simplePos="0" relativeHeight="251701248" behindDoc="0" locked="0" layoutInCell="1" allowOverlap="1" wp14:anchorId="6DED6925" wp14:editId="018FF845">
+                <wp:simplePos x="0" y="0"/>
+                <wp:positionH relativeFrom="column">
+                  <wp:posOffset>1524000</wp:posOffset>
+                </wp:positionH>
+                <wp:positionV relativeFrom="paragraph">
+                  <wp:posOffset>1143000</wp:posOffset>
+                </wp:positionV>
+                <wp:extent cx="2066925" cy="276225"/>
+                <wp:effectExtent l="0" t="0" r="28575" b="28575"/>
+                <wp:wrapNone/>
+                <wp:docPr id="1839390522" name="Text Box 22"/>
+                <wp:cNvGraphicFramePr/>
+                <a:graphic xmlns:a="http://schemas.openxmlformats.org/drawingml/2006/main">
+                  <a:graphicData uri="http://schemas.microsoft.com/office/word/2010/wordprocessingShape">
+                    <wps:wsp>
+                      <wps:cNvSpPr txBox="1"/>
+                      <wps:spPr>
+                        <a:xfrm>
+                          <a:off x="0" y="0"/>
+                          <a:ext cx="2066925" cy="276225"/>
+                        </a:xfrm>
+                        <a:prstGeom prst="rect">
+                          <a:avLst/>
+                        </a:prstGeom>
+                        <a:solidFill>
+                          <a:schemeClr val="lt1"/>
+                        </a:solidFill>
+                        <a:ln w="6350">
+                          <a:solidFill>
+                            <a:prstClr val="black"/>
+                          </a:solidFill>
+                        </a:ln>
+                      </wps:spPr>
+                      <wps:txbx>
+                        <w:txbxContent>
+                          <w:p>
+                            <w:pPr>
+                              <w:rPr>
+                                <w:rStyle w:val="Emphasis"/>
+                                <w:lang w:val="en-US"/>
+                              </w:rPr>
+                            </w:pPr>
+                            <w:r>
+                              <w:rPr>
+                                <w:rStyle w:val="Emphasis"/>
+                                <w:lang w:val="en-US"/>
+                              </w:rPr>
+                              <w:t xml:space="preserve">Send request to </w:t>
+                            </w:r>
+                            <w:r>
+                              <w:rPr>
+                                <w:rStyle w:val="Emphasis"/>
+                                <w:lang w:val="en-US"/>
+                              </w:rPr>
+                              <w:t>receive logs</w:t>
+                            </w:r>
+                          </w:p>
+                        </w:txbxContent>
+                      </wps:txbx>
+                      <wps:bodyPr rot="0" spcFirstLastPara="0" vertOverflow="overflow" horzOverflow="overflow" vert="horz" wrap="square" lIns="91440" tIns="45720" rIns="91440" bIns="45720" numCol="1" spcCol="0" rtlCol="0" fromWordArt="0" anchor="t" anchorCtr="0" forceAA="0" compatLnSpc="1">
+                        <a:prstTxWarp prst="textNoShape">
+                          <a:avLst/>
+                        </a:prstTxWarp>
+                        <a:noAutofit/>
+                      </wps:bodyPr>
+                    </wps:wsp>
+                  </a:graphicData>
+                </a:graphic>
+                <wp14:sizeRelH relativeFrom="margin">
+                  <wp14:pctWidth>0</wp14:pctWidth>
+                </wp14:sizeRelH>
+                <wp14:sizeRelV relativeFrom="margin">
+                  <wp14:pctHeight>0</wp14:pctHeight>
+                </wp14:sizeRelV>
+              </wp:anchor>
+            </w:drawing>
+          </mc:Choice>
+          <mc:Fallback>
+            <w:pict>
+              <v:shapetype w14:anchorId="6DED6925" id="_x0000_t202" coordsize="21600,21600" o:spt="202" path="m,l,21600r21600,l21600,xe">
+                <v:stroke joinstyle="miter"/>
+                <v:path gradientshapeok="t" o:connecttype="rect"/>
+              </v:shapetype>
+              <v:shape id="Text Box 22" o:spid="_x0000_s1035" type="#_x0000_t202" style="position:absolute;left:0;text-align:left;margin-left:120pt;margin-top:90pt;width:162.75pt;height:21.75pt;z-index:251701248;visibility:visible;mso-wrap-style:square;mso-width-percent:0;mso-height-percent:0;mso-wrap-distance-left:9pt;mso-wrap-distance-top:0;mso-wrap-distance-right:9pt;mso-wrap-distance-bottom:0;mso-position-horizontal:absolute;mso-position-horizontal-relative:text;mso-position-vertical:absolute;mso-position-vertical-relative:text;mso-width-percent:0;mso-height-percent:0;mso-width-relative:margin;mso-height-relative:margin;v-text-anchor:top" o:gfxdata="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" fillcolor="white [3201]" strokeweight=".5pt">
+                <v:textbox>
+                  <w:txbxContent>
+                    <w:p>
+                      <w:pPr>
+                        <w:rPr>
+                          <w:rStyle w:val="Emphasis"/>
+                          <w:lang w:val="en-US"/>
+                        </w:rPr>
+                      </w:pPr>
+                      <w:r>
+                        <w:rPr>
+                          <w:rStyle w:val="Emphasis"/>
+                          <w:lang w:val="en-US"/>
+                        </w:rPr>
+                        <w:t xml:space="preserve">Send request to </w:t>
+                      </w:r>
+                      <w:r>
+                        <w:rPr>
+                          <w:rStyle w:val="Emphasis"/>
+                          <w:lang w:val="en-US"/>
+                        </w:rPr>
+                        <w:t>receive logs</w:t>
+                      </w:r>
+                    </w:p>
+                  </w:txbxContent>
+                </v:textbox>
+              </v:shape>
+            </w:pict>
+          </mc:Fallback>
+        </mc:AlternateContent>
+      </w:r>
+      <w:r>
+        <w:rPr>
+          <w:b/>
+          <w:bCs/>
+          <w:noProof/>
+        </w:rPr>
+        <mc:AlternateContent>
+          <mc:Choice Requires="wps">
+            <w:drawing>
+              <wp:anchor distT="0" distB="0" distL="114300" distR="114300" simplePos="0" relativeHeight="251756544" behindDoc="0" locked="0" layoutInCell="1" allowOverlap="1" wp14:anchorId="09224982" wp14:editId="7011C34D">
+                <wp:simplePos x="0" y="0"/>
+                <wp:positionH relativeFrom="column">
+                  <wp:posOffset>1590675</wp:posOffset>
+                </wp:positionH>
+                <wp:positionV relativeFrom="paragraph">
+                  <wp:posOffset>790575</wp:posOffset>
+                </wp:positionV>
+                <wp:extent cx="1933575" cy="276225"/>
+                <wp:effectExtent l="0" t="0" r="28575" b="28575"/>
+                <wp:wrapNone/>
+                <wp:docPr id="304302903" name="Text Box 22"/>
+                <wp:cNvGraphicFramePr/>
+                <a:graphic xmlns:a="http://schemas.openxmlformats.org/drawingml/2006/main">
+                  <a:graphicData uri="http://schemas.microsoft.com/office/word/2010/wordprocessingShape">
+                    <wps:wsp>
+                      <wps:cNvSpPr txBox="1"/>
+                      <wps:spPr>
+                        <a:xfrm>
+                          <a:off x="0" y="0"/>
+                          <a:ext cx="1933575" cy="276225"/>
+                        </a:xfrm>
+                        <a:prstGeom prst="rect">
+                          <a:avLst/>
+                        </a:prstGeom>
+                        <a:solidFill>
+                          <a:schemeClr val="lt1"/>
+                        </a:solidFill>
+                        <a:ln w="6350">
+                          <a:solidFill>
+                            <a:prstClr val="black"/>
+                          </a:solidFill>
+                        </a:ln>
+                      </wps:spPr>
+                      <wps:txbx>
+                        <w:txbxContent>
+                          <w:p>
+                            <w:pPr>
+                              <w:rPr>
+                                <w:rStyle w:val="Emphasis"/>
+                                <w:lang w:val="en-US"/>
+                              </w:rPr>
+                            </w:pPr>
+                            <w:r>
+                              <w:rPr>
+                                <w:rStyle w:val="Emphasis"/>
+                                <w:lang w:val="en-US"/>
+                              </w:rPr>
+                              <w:t>Send request to run script</w:t>
+                            </w:r>
+                          </w:p>
+                        </w:txbxContent>
+                      </wps:txbx>
+                      <wps:bodyPr rot="0" spcFirstLastPara="0" vertOverflow="overflow" horzOverflow="overflow" vert="horz" wrap="square" lIns="91440" tIns="45720" rIns="91440" bIns="45720" numCol="1" spcCol="0" rtlCol="0" fromWordArt="0" anchor="t" anchorCtr="0" forceAA="0" compatLnSpc="1">
+                        <a:prstTxWarp prst="textNoShape">
+                          <a:avLst/>
+                        </a:prstTxWarp>
+                        <a:noAutofit/>
+                      </wps:bodyPr>
+                    </wps:wsp>
+                  </a:graphicData>
+                </a:graphic>
+                <wp14:sizeRelH relativeFrom="margin">
+                  <wp14:pctWidth>0</wp14:pctWidth>
+                </wp14:sizeRelH>
+                <wp14:sizeRelV relativeFrom="margin">
+                  <wp14:pctHeight>0</wp14:pctHeight>
+                </wp14:sizeRelV>
+              </wp:anchor>
+            </w:drawing>
+          </mc:Choice>
+          <mc:Fallback>
+            <w:pict>
+              <v:shape w14:anchorId="09224982" id="_x0000_s1036" type="#_x0000_t202" style="position:absolute;left:0;text-align:left;margin-left:125.25pt;margin-top:62.25pt;width:152.25pt;height:21.75pt;z-index:251756544;visibility:visible;mso-wrap-style:square;mso-width-percent:0;mso-height-percent:0;mso-wrap-distance-left:9pt;mso-wrap-distance-top:0;mso-wrap-distance-right:9pt;mso-wrap-distance-bottom:0;mso-position-horizontal:absolute;mso-position-horizontal-relative:text;mso-position-vertical:absolute;mso-position-vertical-relative:text;mso-width-percent:0;mso-height-percent:0;mso-width-relative:margin;mso-height-relative:margin;v-text-anchor:top" o:gfxdata="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" fillcolor="white [3201]" strokeweight=".5pt">
+                <v:textbox>
+                  <w:txbxContent>
+                    <w:p>
+                      <w:pPr>
+                        <w:rPr>
+                          <w:rStyle w:val="Emphasis"/>
+                          <w:lang w:val="en-US"/>
+                        </w:rPr>
+                      </w:pPr>
+                      <w:r>
+                        <w:rPr>
+                          <w:rStyle w:val="Emphasis"/>
+                          <w:lang w:val="en-US"/>
+                        </w:rPr>
+                        <w:t>Send request to run script</w:t>
+                      </w:r>
+                    </w:p>
+                  </w:txbxContent>
+                </v:textbox>
+              </v:shape>
+            </w:pict>
+          </mc:Fallback>
+        </mc:AlternateContent>
+      </w:r>
+      <w:r>
+        <w:rPr>
+          <w:b/>
+          <w:bCs/>
+          <w:noProof/>
+        </w:rPr>
+        <mc:AlternateContent>
+          <mc:Choice Requires="wps">
+            <w:drawing>
+              <wp:anchor distT="0" distB="0" distL="114300" distR="114300" simplePos="0" relativeHeight="251700224" behindDoc="0" locked="0" layoutInCell="1" allowOverlap="1" wp14:anchorId="103680B2" wp14:editId="568B525E">
+                <wp:simplePos x="0" y="0"/>
+                <wp:positionH relativeFrom="column">
+                  <wp:posOffset>2497455</wp:posOffset>
+                </wp:positionH>
+                <wp:positionV relativeFrom="paragraph">
+                  <wp:posOffset>638175</wp:posOffset>
+                </wp:positionV>
+                <wp:extent cx="45719" cy="981075"/>
+                <wp:effectExtent l="38100" t="0" r="69215" b="47625"/>
+                <wp:wrapNone/>
+                <wp:docPr id="115067135" name="Straight Arrow Connector 21"/>
+                <wp:cNvGraphicFramePr/>
+                <a:graphic xmlns:a="http://schemas.openxmlformats.org/drawingml/2006/main">
+                  <a:graphicData uri="http://schemas.microsoft.com/office/word/2010/wordprocessingShape">
+                    <wps:wsp>
+                      <wps:cNvCnPr/>
+                      <wps:spPr>
+                        <a:xfrm>
+                          <a:off x="0" y="0"/>
+                          <a:ext cx="45719" cy="981075"/>
+                        </a:xfrm>
+                        <a:prstGeom prst="straightConnector1">
+                          <a:avLst/>
+                        </a:prstGeom>
+                        <a:ln>
+                          <a:tailEnd type="triangle"/>
+                        </a:ln>
+                      </wps:spPr>
+                      <wps:style>
+                        <a:lnRef idx="2">
+                          <a:schemeClr val="accent1"/>
+                        </a:lnRef>
+                        <a:fillRef idx="0">
+                          <a:schemeClr val="accent1"/>
+                        </a:fillRef>
+                        <a:effectRef idx="1">
+                          <a:schemeClr val="accent1"/>
+                        </a:effectRef>
+                        <a:fontRef idx="minor">
+                          <a:schemeClr val="tx1"/>
+                        </a:fontRef>
+                      </wps:style>
+                      <wps:bodyPr/>
+                    </wps:wsp>
+                  </a:graphicData>
+                </a:graphic>
+                <wp14:sizeRelH relativeFrom="margin">
+                  <wp14:pctWidth>0</wp14:pctWidth>
+                </wp14:sizeRelH>
+                <wp14:sizeRelV relativeFrom="margin">
+                  <wp14:pctHeight>0</wp14:pctHeight>
+                </wp14:sizeRelV>
+              </wp:anchor>
+            </w:drawing>
+          </mc:Choice>
+          <mc:Fallback>
+            <w:pict>
+              <v:shapetype w14:anchorId="74E6531E" id="_x0000_t32" coordsize="21600,21600" o:spt="32" o:oned="t" path="m,l21600,21600e" filled="f">
+                <v:path arrowok="t" fillok="f" o:connecttype="none"/>
+                <o:lock v:ext="edit" shapetype="t"/>
+              </v:shapetype>
+              <v:shape id="Straight Arrow Connector 21" o:spid="_x0000_s1026" type="#_x0000_t32" style="position:absolute;margin-left:196.65pt;margin-top:50.25pt;width:3.6pt;height:77.25pt;z-index:251700224;visibility:visible;mso-wrap-style:square;mso-width-percent:0;mso-height-percent:0;mso-wrap-distance-left:9pt;mso-wrap-distance-top:0;mso-wrap-distance-right:9pt;mso-wrap-distance-bottom:0;mso-position-horizontal:absolute;mso-position-horizontal-relative:text;mso-position-vertical:absolute;mso-position-vertical-relative:text;mso-width-percent:0;mso-height-percent:0;mso-width-relative:margin;mso-height-relative:margin" o:gfxdata="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" strokecolor="#156082 [3204]" strokeweight="1.5pt">
+                <v:stroke endarrow="block" joinstyle="miter"/>
+              </v:shape>
+            </w:pict>
+          </mc:Fallback>
+        </mc:AlternateContent>
+      </w:r>
+      <w:r>
+        <w:rPr>
+          <w:b/>
+          <w:bCs/>
+          <w:noProof/>
+        </w:rPr>
+        <mc:AlternateContent>
+          <mc:Choice Requires="wps">
+            <w:drawing>
+              <wp:anchor distT="0" distB="0" distL="114300" distR="114300" simplePos="0" relativeHeight="251702272" behindDoc="0" locked="0" layoutInCell="1" allowOverlap="1" wp14:anchorId="18AAD115" wp14:editId="5436103B">
+                <wp:simplePos x="0" y="0"/>
+                <wp:positionH relativeFrom="column">
+                  <wp:posOffset>2076450</wp:posOffset>
+                </wp:positionH>
+                <wp:positionV relativeFrom="paragraph">
+                  <wp:posOffset>323850</wp:posOffset>
+                </wp:positionV>
+                <wp:extent cx="904875" cy="323850"/>
+                <wp:effectExtent l="0" t="0" r="28575" b="19050"/>
+                <wp:wrapNone/>
+                <wp:docPr id="1397176402" name="Rectangle: Rounded Corners 23"/>
+                <wp:cNvGraphicFramePr/>
+                <a:graphic xmlns:a="http://schemas.openxmlformats.org/drawingml/2006/main">
+                  <a:graphicData uri="http://schemas.microsoft.com/office/word/2010/wordprocessingShape">
+                    <wps:wsp>
+                      <wps:cNvSpPr/>
+                      <wps:spPr>
+                        <a:xfrm>
+                          <a:off x="0" y="0"/>
+                          <a:ext cx="904875" cy="323850"/>
+                        </a:xfrm>
+                        <a:prstGeom prst="roundRect">
+                          <a:avLst/>
+                        </a:prstGeom>
+                        <a:ln>
+                          <a:solidFill>
+                            <a:schemeClr val="accent1"/>
+                          </a:solidFill>
+                        </a:ln>
+                      </wps:spPr>
+                      <wps:style>
+                        <a:lnRef idx="2">
+                          <a:schemeClr val="accent6"/>
+                        </a:lnRef>
+                        <a:fillRef idx="1">
+                          <a:schemeClr val="lt1"/>
+                        </a:fillRef>
+                        <a:effectRef idx="0">
+                          <a:schemeClr val="accent6"/>
+                        </a:effectRef>
+                        <a:fontRef idx="minor">
+                          <a:schemeClr val="dk1"/>
+                        </a:fontRef>
+                      </wps:style>
+                      <wps:txbx>
+                        <w:txbxContent>
+                          <w:p>
+                            <w:pPr>
+                              <w:jc w:val="center"/>
+                              <w:rPr>
+                                <w:lang w:val="en-US"/>
+                              </w:rPr>
+                            </w:pPr>
+                            <w:r>
+                              <w:rPr>
+                                <w:lang w:val="en-US"/>
+                              </w:rPr>
+                              <w:t>Frontend</w:t>
+                            </w:r>
+                          </w:p>
+                        </w:txbxContent>
+                      </wps:txbx>
+                      <wps:bodyPr rot="0" spcFirstLastPara="0" vertOverflow="overflow" horzOverflow="overflow" vert="horz" wrap="square" lIns="91440" tIns="45720" rIns="91440" bIns="45720" numCol="1" spcCol="0" rtlCol="0" fromWordArt="0" anchor="ctr" anchorCtr="0" forceAA="0" compatLnSpc="1">
+                        <a:prstTxWarp prst="textNoShape">
+                          <a:avLst/>
+                        </a:prstTxWarp>
+                        <a:noAutofit/>
+                      </wps:bodyPr>
+                    </wps:wsp>
+                  </a:graphicData>
+                </a:graphic>
+                <wp14:sizeRelH relativeFrom="margin">
+                  <wp14:pctWidth>0</wp14:pctWidth>
+                </wp14:sizeRelH>
+                <wp14:sizeRelV relativeFrom="margin">
+                  <wp14:pctHeight>0</wp14:pctHeight>
+                </wp14:sizeRelV>
+              </wp:anchor>
+            </w:drawing>
+          </mc:Choice>
+          <mc:Fallback>
+            <w:pict>
+              <v:roundrect w14:anchorId="18AAD115" id="Rectangle: Rounded Corners 23" o:spid="_x0000_s1037" style="position:absolute;left:0;text-align:left;margin-left:163.5pt;margin-top:25.5pt;width:71.25pt;height:25.5pt;z-index:251702272;visibility:visible;mso-wrap-style:square;mso-width-percent:0;mso-height-percent:0;mso-wrap-distance-left:9pt;mso-wrap-distance-top:0;mso-wrap-distance-right:9pt;mso-wrap-distance-bottom:0;mso-position-horizontal:absolute;mso-position-horizontal-relative:text;mso-position-vertical:absolute;mso-position-vertical-relative:text;mso-width-percent:0;mso-height-percent:0;mso-width-relative:margin;mso-height-relative:margin;v-text-anchor:middle" arcsize="10923f" o:gfxdata="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" fillcolor="white [3201]" strokecolor="#156082 [3204]" strokeweight="1.5pt">
+                <v:stroke joinstyle="miter"/>
+                <v:textbox>
+                  <w:txbxContent>
+                    <w:p>
+                      <w:pPr>
+                        <w:jc w:val="center"/>
+                        <w:rPr>
+                          <w:lang w:val="en-US"/>
+                        </w:rPr>
+                      </w:pPr>
+                      <w:r>
+                        <w:rPr>
+                          <w:lang w:val="en-US"/>
+                        </w:rPr>
+                        <w:t>Frontend</w:t>
+                      </w:r>
+                    </w:p>
+                  </w:txbxContent>
+                </v:textbox>
+              </v:roundrect>
+            </w:pict>
+          </mc:Fallback>
+        </mc:AlternateContent>
+      </w:r>
+      <w:r>
+        <w:rPr>
+          <w:b/>
+          <w:bCs/>
+          <w:noProof/>
+        </w:rPr>
+        <mc:AlternateContent>
+          <mc:Choice Requires="wps">
+            <w:drawing>
+              <wp:anchor distT="0" distB="0" distL="114300" distR="114300" simplePos="0" relativeHeight="251751424" behindDoc="0" locked="0" layoutInCell="1" allowOverlap="1" wp14:anchorId="3EB38FE6" wp14:editId="5B44E83B">
+                <wp:simplePos x="0" y="0"/>
+                <wp:positionH relativeFrom="column">
+                  <wp:posOffset>2952750</wp:posOffset>
+                </wp:positionH>
+                <wp:positionV relativeFrom="paragraph">
+                  <wp:posOffset>3263900</wp:posOffset>
+                </wp:positionV>
+                <wp:extent cx="2193925" cy="276225"/>
+                <wp:effectExtent l="0" t="0" r="15875" b="28575"/>
+                <wp:wrapNone/>
+                <wp:docPr id="1203427368" name="Text Box 22"/>
+                <wp:cNvGraphicFramePr/>
+                <a:graphic xmlns:a="http://schemas.openxmlformats.org/drawingml/2006/main">
+                  <a:graphicData uri="http://schemas.microsoft.com/office/word/2010/wordprocessingShape">
+                    <wps:wsp>
+                      <wps:cNvSpPr txBox="1"/>
+                      <wps:spPr>
+                        <a:xfrm>
+                          <a:off x="0" y="0"/>
+                          <a:ext cx="2193925" cy="276225"/>
+                        </a:xfrm>
+                        <a:prstGeom prst="rect">
+                          <a:avLst/>
+                        </a:prstGeom>
+                        <a:solidFill>
+                          <a:schemeClr val="lt1"/>
+                        </a:solidFill>
+                        <a:ln w="6350">
+                          <a:solidFill>
+                            <a:prstClr val="black"/>
+                          </a:solidFill>
+                        </a:ln>
+                      </wps:spPr>
+                      <wps:txbx>
+                        <w:txbxContent>
+                          <w:p>
+                            <w:pPr>
+                              <w:rPr>
+                                <w:rStyle w:val="Emphasis"/>
+                                <w:lang w:val="en-US"/>
+                              </w:rPr>
+                            </w:pPr>
+                            <w:r>
+                              <w:rPr>
+                                <w:rStyle w:val="Emphasis"/>
+                                <w:lang w:val="en-US"/>
+                              </w:rPr>
+                              <w:t>Get script with attached config wisd</w:t>
+                            </w:r>
+                          </w:p>
+                        </w:txbxContent>
+                      </wps:txbx>
+                      <wps:bodyPr rot="0" spcFirstLastPara="0" vertOverflow="overflow" horzOverflow="overflow" vert="horz" wrap="square" lIns="91440" tIns="45720" rIns="91440" bIns="45720" numCol="1" spcCol="0" rtlCol="0" fromWordArt="0" anchor="t" anchorCtr="0" forceAA="0" compatLnSpc="1">
+                        <a:prstTxWarp prst="textNoShape">
+                          <a:avLst/>
+                        </a:prstTxWarp>
+                        <a:noAutofit/>
+                      </wps:bodyPr>
+                    </wps:wsp>
+                  </a:graphicData>
+                </a:graphic>
+                <wp14:sizeRelH relativeFrom="margin">
+                  <wp14:pctWidth>0</wp14:pctWidth>
+                </wp14:sizeRelH>
+                <wp14:sizeRelV relativeFrom="margin">
+                  <wp14:pctHeight>0</wp14:pctHeight>
+                </wp14:sizeRelV>
+              </wp:anchor>
+            </w:drawing>
+          </mc:Choice>
+          <mc:Fallback>
+            <w:pict>
+              <v:shape w14:anchorId="3EB38FE6" id="_x0000_s1038" type="#_x0000_t202" style="position:absolute;left:0;text-align:left;margin-left:232.5pt;margin-top:257pt;width:172.75pt;height:21.75pt;z-index:251751424;visibility:visible;mso-wrap-style:square;mso-width-percent:0;mso-height-percent:0;mso-wrap-distance-left:9pt;mso-wrap-distance-top:0;mso-wrap-distance-right:9pt;mso-wrap-distance-bottom:0;mso-position-horizontal:absolute;mso-position-horizontal-relative:text;mso-position-vertical:absolute;mso-position-vertical-relative:text;mso-width-percent:0;mso-height-percent:0;mso-width-relative:margin;mso-height-relative:margin;v-text-anchor:top" o:gfxdata="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" fillcolor="white [3201]" strokeweight=".5pt">
+                <v:textbox>
+                  <w:txbxContent>
+                    <w:p>
+                      <w:pPr>
+                        <w:rPr>
+                          <w:rStyle w:val="Emphasis"/>
+                          <w:lang w:val="en-US"/>
+                        </w:rPr>
+                      </w:pPr>
+                      <w:r>
+                        <w:rPr>
+                          <w:rStyle w:val="Emphasis"/>
+                          <w:lang w:val="en-US"/>
+                        </w:rPr>
+                        <w:t>Get script with attached config wisd</w:t>
+                      </w:r>
+                    </w:p>
+                  </w:txbxContent>
+                </v:textbox>
+              </v:shape>
+            </w:pict>
+          </mc:Fallback>
+        </mc:AlternateContent>
+      </w:r>
+      <w:r>
+        <w:rPr>
+          <w:b/>
+          <w:bCs/>
+          <w:noProof/>
+        </w:rPr>
+        <mc:AlternateContent>
+          <mc:Choice Requires="wps">
+            <w:drawing>
+              <wp:anchor distT="0" distB="0" distL="114300" distR="114300" simplePos="0" relativeHeight="251749376" behindDoc="0" locked="0" layoutInCell="1" allowOverlap="1" wp14:anchorId="16038F0E" wp14:editId="68BF671D">
+                <wp:simplePos x="0" y="0"/>
+                <wp:positionH relativeFrom="column">
+                  <wp:posOffset>3136900</wp:posOffset>
+                </wp:positionH>
+                <wp:positionV relativeFrom="paragraph">
+                  <wp:posOffset>2965450</wp:posOffset>
+                </wp:positionV>
+                <wp:extent cx="628650" cy="812800"/>
+                <wp:effectExtent l="0" t="0" r="76200" b="63500"/>
+                <wp:wrapNone/>
+                <wp:docPr id="1817179019" name="Straight Arrow Connector 43"/>
+                <wp:cNvGraphicFramePr/>
+                <a:graphic xmlns:a="http://schemas.openxmlformats.org/drawingml/2006/main">
+                  <a:graphicData uri="http://schemas.microsoft.com/office/word/2010/wordprocessingShape">
+                    <wps:wsp>
+                      <wps:cNvCnPr/>
+                      <wps:spPr>
+                        <a:xfrm>
+                          <a:off x="0" y="0"/>
+                          <a:ext cx="628650" cy="812800"/>
+                        </a:xfrm>
+                        <a:prstGeom prst="straightConnector1">
+                          <a:avLst/>
+                        </a:prstGeom>
+                        <a:ln>
+                          <a:tailEnd type="triangle"/>
+                        </a:ln>
+                      </wps:spPr>
+                      <wps:style>
+                        <a:lnRef idx="2">
+                          <a:schemeClr val="accent1"/>
+                        </a:lnRef>
+                        <a:fillRef idx="0">
+                          <a:schemeClr val="accent1"/>
+                        </a:fillRef>
+                        <a:effectRef idx="1">
+                          <a:schemeClr val="accent1"/>
+                        </a:effectRef>
+                        <a:fontRef idx="minor">
+                          <a:schemeClr val="tx1"/>
+                        </a:fontRef>
+                      </wps:style>
+                      <wps:bodyPr/>
+                    </wps:wsp>
+                  </a:graphicData>
+                </a:graphic>
+                <wp14:sizeRelH relativeFrom="margin">
+                  <wp14:pctWidth>0</wp14:pctWidth>
+                </wp14:sizeRelH>
+                <wp14:sizeRelV relativeFrom="margin">
+                  <wp14:pctHeight>0</wp14:pctHeight>
+                </wp14:sizeRelV>
+              </wp:anchor>
+            </w:drawing>
+          </mc:Choice>
+          <mc:Fallback>
+            <w:pict>
+              <v:shape w14:anchorId="1676E8A3" id="Straight Arrow Connector 43" o:spid="_x0000_s1026" type="#_x0000_t32" style="position:absolute;margin-left:247pt;margin-top:233.5pt;width:49.5pt;height:64pt;z-index:251749376;visibility:visible;mso-wrap-style:square;mso-width-percent:0;mso-height-percent:0;mso-wrap-distance-left:9pt;mso-wrap-distance-top:0;mso-wrap-distance-right:9pt;mso-wrap-distance-bottom:0;mso-position-horizontal:absolute;mso-position-horizontal-relative:text;mso-position-vertical:absolute;mso-position-vertical-relative:text;mso-width-percent:0;mso-height-percent:0;mso-width-relative:margin;mso-height-relative:margin" o:gfxdata="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" strokecolor="#156082 [3204]" strokeweight="1.5pt">
+                <v:stroke endarrow="block" joinstyle="miter"/>
+              </v:shape>
+            </w:pict>
+          </mc:Fallback>
+        </mc:AlternateContent>
+      </w:r>
+      <w:r>
+        <w:rPr>
+          <w:b/>
+          <w:bCs/>
+          <w:noProof/>
+        </w:rPr>
+        <mc:AlternateContent>
+          <mc:Choice Requires="wps">
+            <w:drawing>
+              <wp:anchor distT="0" distB="0" distL="114300" distR="114300" simplePos="0" relativeHeight="251748352" behindDoc="0" locked="0" layoutInCell="1" allowOverlap="1" wp14:anchorId="2B98EFCE" wp14:editId="2D04F271">
+                <wp:simplePos x="0" y="0"/>
+                <wp:positionH relativeFrom="column">
+                  <wp:posOffset>3298825</wp:posOffset>
+                </wp:positionH>
+                <wp:positionV relativeFrom="paragraph">
+                  <wp:posOffset>3778250</wp:posOffset>
+                </wp:positionV>
+                <wp:extent cx="1238250" cy="323850"/>
+                <wp:effectExtent l="0" t="0" r="19050" b="19050"/>
+                <wp:wrapNone/>
+                <wp:docPr id="1486565596" name="Rectangle: Rounded Corners 23"/>
+                <wp:cNvGraphicFramePr/>
+                <a:graphic xmlns:a="http://schemas.openxmlformats.org/drawingml/2006/main">
+                  <a:graphicData uri="http://schemas.microsoft.com/office/word/2010/wordprocessingShape">
+                    <wps:wsp>
+                      <wps:cNvSpPr/>
+                      <wps:spPr>
+                        <a:xfrm>
+                          <a:off x="0" y="0"/>
+                          <a:ext cx="1238250" cy="323850"/>
+                        </a:xfrm>
+                        <a:prstGeom prst="roundRect">
+                          <a:avLst/>
+                        </a:prstGeom>
+                        <a:ln>
+                          <a:solidFill>
+                            <a:schemeClr val="accent1"/>
+                          </a:solidFill>
+                        </a:ln>
+                      </wps:spPr>
+                      <wps:style>
+                        <a:lnRef idx="2">
+                          <a:schemeClr val="accent6"/>
+                        </a:lnRef>
+                        <a:fillRef idx="1">
+                          <a:schemeClr val="lt1"/>
+                        </a:fillRef>
+                        <a:effectRef idx="0">
+                          <a:schemeClr val="accent6"/>
+                        </a:effectRef>
+                        <a:fontRef idx="minor">
+                          <a:schemeClr val="dk1"/>
+                        </a:fontRef>
+                      </wps:style>
+                      <wps:txbx>
+                        <w:txbxContent>
+                          <w:p>
+                            <w:pPr>
+                              <w:jc w:val="center"/>
+                              <w:rPr>
+                                <w:lang w:val="en-US"/>
+                              </w:rPr>
+                            </w:pPr>
+                            <w:r>
+                              <w:rPr>
+                                <w:lang w:val="en-US"/>
+                              </w:rPr>
+                              <w:t>Scripts</w:t>
+                            </w:r>
+                            <w:r>
+                              <w:rPr>
+                                <w:lang w:val="en-US"/>
+                              </w:rPr>
+                              <w:t xml:space="preserve"> Service</w:t>
+                            </w:r>
+                          </w:p>
+                        </w:txbxContent>
+                      </wps:txbx>
+                      <wps:bodyPr rot="0" spcFirstLastPara="0" vertOverflow="overflow" horzOverflow="overflow" vert="horz" wrap="square" lIns="91440" tIns="45720" rIns="91440" bIns="45720" numCol="1" spcCol="0" rtlCol="0" fromWordArt="0" anchor="ctr" anchorCtr="0" forceAA="0" compatLnSpc="1">
+                        <a:prstTxWarp prst="textNoShape">
+                          <a:avLst/>
+                        </a:prstTxWarp>
+                        <a:noAutofit/>
+                      </wps:bodyPr>
+                    </wps:wsp>
+                  </a:graphicData>
+                </a:graphic>
+                <wp14:sizeRelH relativeFrom="margin">
+                  <wp14:pctWidth>0</wp14:pctWidth>
+                </wp14:sizeRelH>
+                <wp14:sizeRelV relativeFrom="margin">
+                  <wp14:pctHeight>0</wp14:pctHeight>
+                </wp14:sizeRelV>
+              </wp:anchor>
+            </w:drawing>
+          </mc:Choice>
+          <mc:Fallback>
+            <w:pict>
+              <v:roundrect w14:anchorId="2B98EFCE" id="_x0000_s1039" style="position:absolute;left:0;text-align:left;margin-left:259.75pt;margin-top:297.5pt;width:97.5pt;height:25.5pt;z-index:251748352;visibility:visible;mso-wrap-style:square;mso-width-percent:0;mso-height-percent:0;mso-wrap-distance-left:9pt;mso-wrap-distance-top:0;mso-wrap-distance-right:9pt;mso-wrap-distance-bottom:0;mso-position-horizontal:absolute;mso-position-horizontal-relative:text;mso-position-vertical:absolute;mso-position-vertical-relative:text;mso-width-percent:0;mso-height-percent:0;mso-width-relative:margin;mso-height-relative:margin;v-text-anchor:middle" arcsize="10923f" o:gfxdata="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" fillcolor="white [3201]" strokecolor="#156082 [3204]" strokeweight="1.5pt">
+                <v:stroke joinstyle="miter"/>
+                <v:textbox>
+                  <w:txbxContent>
+                    <w:p>
+                      <w:pPr>
+                        <w:jc w:val="center"/>
+                        <w:rPr>
+                          <w:lang w:val="en-US"/>
+                        </w:rPr>
+                      </w:pPr>
+                      <w:r>
+                        <w:rPr>
+                          <w:lang w:val="en-US"/>
+                        </w:rPr>
+                        <w:t>Scripts</w:t>
+                      </w:r>
+                      <w:r>
+                        <w:rPr>
+                          <w:lang w:val="en-US"/>
+                        </w:rPr>
+                        <w:t xml:space="preserve"> Service</w:t>
+                      </w:r>
+                    </w:p>
+                  </w:txbxContent>
+                </v:textbox>
+              </v:roundrect>
+            </w:pict>
+          </mc:Fallback>
+        </mc:AlternateContent>
+      </w:r>
+      <w:r>
+        <w:rPr>
+          <w:b/>
+          <w:bCs/>
+          <w:noProof/>
+        </w:rPr>
+        <mc:AlternateContent>
+          <mc:Choice Requires="wps">
+            <w:drawing>
+              <wp:anchor distT="0" distB="0" distL="114300" distR="114300" simplePos="0" relativeHeight="251754496" behindDoc="0" locked="0" layoutInCell="1" allowOverlap="1" wp14:anchorId="22B47BA4" wp14:editId="3A45EFE5">
+                <wp:simplePos x="0" y="0"/>
+                <wp:positionH relativeFrom="column">
+                  <wp:posOffset>190831</wp:posOffset>
+                </wp:positionH>
+                <wp:positionV relativeFrom="paragraph">
+                  <wp:posOffset>4102873</wp:posOffset>
+                </wp:positionV>
+                <wp:extent cx="3593990" cy="505282"/>
+                <wp:effectExtent l="0" t="0" r="26035" b="28575"/>
+                <wp:wrapNone/>
+                <wp:docPr id="758205128" name="Freeform: Shape 54"/>
+                <wp:cNvGraphicFramePr/>
+                <a:graphic xmlns:a="http://schemas.openxmlformats.org/drawingml/2006/main">
+                  <a:graphicData uri="http://schemas.microsoft.com/office/word/2010/wordprocessingShape">
+                    <wps:wsp>
+                      <wps:cNvSpPr/>
+                      <wps:spPr>
+                        <a:xfrm>
+                          <a:off x="0" y="0"/>
+                          <a:ext cx="3593990" cy="505282"/>
+                        </a:xfrm>
+                        <a:custGeom>
+                          <a:avLst/>
+                          <a:gdLst>
+                            <a:gd name="csX0" fmla="*/ 2107096 w 2107096"/>
+                            <a:gd name="csY0" fmla="*/ 0 h 505282"/>
+                            <a:gd name="csX1" fmla="*/ 1641944 w 2107096"/>
+                            <a:gd name="csY1" fmla="*/ 461175 h 505282"/>
+                            <a:gd name="csX2" fmla="*/ 516835 w 2107096"/>
+                            <a:gd name="csY2" fmla="*/ 445273 h 505282"/>
+                            <a:gd name="csX3" fmla="*/ 0 w 2107096"/>
+                            <a:gd name="csY3" fmla="*/ 95415 h 505282"/>
+                          </a:gdLst>
+                          <a:ahLst/>
+                          <a:cxnLst>
+                            <a:cxn ang="0">
+                              <a:pos x="csX0" y="csY0"/>
+                            </a:cxn>
+                            <a:cxn ang="0">
+                              <a:pos x="csX1" y="csY1"/>
+                            </a:cxn>
+                            <a:cxn ang="0">
+                              <a:pos x="csX2" y="csY2"/>
+                            </a:cxn>
+                            <a:cxn ang="0">
+                              <a:pos x="csX3" y="csY3"/>
+                            </a:cxn>
+                          </a:cxnLst>
+                          <a:rect l="l" t="t" r="r" b="b"/>
+                          <a:pathLst>
+                            <a:path w="2107096" h="505282">
+                              <a:moveTo>
+                                <a:pt x="2107096" y="0"/>
+                              </a:moveTo>
+                              <a:cubicBezTo>
+                                <a:pt x="2007041" y="193481"/>
+                                <a:pt x="1906987" y="386963"/>
+                                <a:pt x="1641944" y="461175"/>
+                              </a:cubicBezTo>
+                              <a:cubicBezTo>
+                                <a:pt x="1376900" y="535387"/>
+                                <a:pt x="790492" y="506233"/>
+                                <a:pt x="516835" y="445273"/>
+                              </a:cubicBezTo>
+                              <a:cubicBezTo>
+                                <a:pt x="243178" y="384313"/>
+                                <a:pt x="121589" y="239864"/>
+                                <a:pt x="0" y="95415"/>
+                              </a:cubicBezTo>
+                            </a:path>
+                          </a:pathLst>
+                        </a:custGeom>
+                        <a:noFill/>
+                        <a:ln>
+                          <a:solidFill>
+                            <a:schemeClr val="accent1"/>
+                          </a:solidFill>
+                        </a:ln>
+                      </wps:spPr>
+                      <wps:style>
+                        <a:lnRef idx="2">
+                          <a:schemeClr val="accent1">
+                            <a:shade val="15000"/>
+                          </a:schemeClr>
+                        </a:lnRef>
+                        <a:fillRef idx="1">
+                          <a:schemeClr val="accent1"/>
+                        </a:fillRef>
+                        <a:effectRef idx="0">
+                          <a:schemeClr val="accent1"/>
+                        </a:effectRef>
+                        <a:fontRef idx="minor">
+                          <a:schemeClr val="lt1"/>
+                        </a:fontRef>
+                      </wps:style>
+                      <wps:bodyPr rot="0" spcFirstLastPara="0" vertOverflow="overflow" horzOverflow="overflow" vert="horz" wrap="square" lIns="91440" tIns="45720" rIns="91440" bIns="45720" numCol="1" spcCol="0" rtlCol="0" fromWordArt="0" anchor="ctr" anchorCtr="0" forceAA="0" compatLnSpc="1">
+                        <a:prstTxWarp prst="textNoShape">
+                          <a:avLst/>
+                        </a:prstTxWarp>
+                        <a:noAutofit/>
+                      </wps:bodyPr>
+                    </wps:wsp>
+                  </a:graphicData>
+                </a:graphic>
+                <wp14:sizeRelH relativeFrom="margin">
+                  <wp14:pctWidth>0</wp14:pctWidth>
+                </wp14:sizeRelH>
+              </wp:anchor>
+            </w:drawing>
+          </mc:Choice>
+          <mc:Fallback>
+            <w:pict>
+              <v:shape w14:anchorId="5F9B079C" id="Freeform: Shape 54" o:spid="_x0000_s1026" style="position:absolute;margin-left:15.05pt;margin-top:323.05pt;width:283pt;height:39.8pt;z-index:251754496;visibility:visible;mso-wrap-style:square;mso-width-percent:0;mso-wrap-distance-left:9pt;mso-wrap-distance-top:0;mso-wrap-distance-right:9pt;mso-wrap-distance-bottom:0;mso-position-horizontal:absolute;mso-position-horizontal-relative:text;mso-position-vertical:absolute;mso-position-vertical-relative:text;mso-width-percent:0;mso-width-relative:margin;v-text-anchor:middle" coordsize="2107096,505282" o:gfxdata="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" path="m2107096,c2007041,193481,1906987,386963,1641944,461175,1376900,535387,790492,506233,516835,445273,243178,384313,121589,239864,,95415e" filled="f" strokecolor="#156082 [3204]" strokeweight="1.5pt">
+                <v:stroke joinstyle="miter"/>
+                <v:path arrowok="t" o:connecttype="custom" o:connectlocs="3593990,0;2800599,461175;881545,445273;0,95415" o:connectangles="0,0,0,0"/>
+              </v:shape>
+            </w:pict>
+          </mc:Fallback>
+        </mc:AlternateContent>
+      </w:r>
+      <w:r>
+        <w:rPr>
+          <w:b/>
+          <w:bCs/>
+          <w:noProof/>
+        </w:rPr>
+        <mc:AlternateContent>
+          <mc:Choice Requires="wps">
+            <w:drawing>
+              <wp:anchor distT="0" distB="0" distL="114300" distR="114300" simplePos="0" relativeHeight="251753472" behindDoc="0" locked="0" layoutInCell="1" allowOverlap="1" wp14:anchorId="0ED9C783" wp14:editId="107FD41B">
+                <wp:simplePos x="0" y="0"/>
+                <wp:positionH relativeFrom="column">
+                  <wp:posOffset>150825</wp:posOffset>
+                </wp:positionH>
+                <wp:positionV relativeFrom="paragraph">
+                  <wp:posOffset>4137765</wp:posOffset>
+                </wp:positionV>
+                <wp:extent cx="66675" cy="85725"/>
+                <wp:effectExtent l="19050" t="19050" r="47625" b="28575"/>
+                <wp:wrapNone/>
+                <wp:docPr id="2132819774" name="Isosceles Triangle 53"/>
+                <wp:cNvGraphicFramePr/>
+                <a:graphic xmlns:a="http://schemas.openxmlformats.org/drawingml/2006/main">
+                  <a:graphicData uri="http://schemas.microsoft.com/office/word/2010/wordprocessingShape">
+                    <wps:wsp>
+                      <wps:cNvSpPr/>
+                      <wps:spPr>
+                        <a:xfrm rot="19462294">
+                          <a:off x="0" y="0"/>
+                          <a:ext cx="66675" cy="85725"/>
+                        </a:xfrm>
+                        <a:prstGeom prst="triangle">
+                          <a:avLst/>
+                        </a:prstGeom>
+                        <a:ln>
+                          <a:solidFill>
+                            <a:schemeClr val="accent1"/>
+                          </a:solidFill>
+                        </a:ln>
+                      </wps:spPr>
+                      <wps:style>
+                        <a:lnRef idx="2">
+                          <a:schemeClr val="accent1">
+                            <a:shade val="15000"/>
+                          </a:schemeClr>
+                        </a:lnRef>
+                        <a:fillRef idx="1">
+                          <a:schemeClr val="accent1"/>
+                        </a:fillRef>
+                        <a:effectRef idx="0">
+                          <a:schemeClr val="accent1"/>
+                        </a:effectRef>
+                        <a:fontRef idx="minor">
+                          <a:schemeClr val="lt1"/>
+                        </a:fontRef>
+                      </wps:style>
+                      <wps:bodyPr rot="0" spcFirstLastPara="0" vertOverflow="overflow" horzOverflow="overflow" vert="horz" wrap="square" lIns="91440" tIns="45720" rIns="91440" bIns="45720" numCol="1" spcCol="0" rtlCol="0" fromWordArt="0" anchor="ctr" anchorCtr="0" forceAA="0" compatLnSpc="1">
+                        <a:prstTxWarp prst="textNoShape">
+                          <a:avLst/>
+                        </a:prstTxWarp>
+                        <a:noAutofit/>
+                      </wps:bodyPr>
+                    </wps:wsp>
+                  </a:graphicData>
+                </a:graphic>
+              </wp:anchor>
+            </w:drawing>
+          </mc:Choice>
+          <mc:Fallback>
+            <w:pict>
+              <v:shapetype w14:anchorId="5A1DB3AA" id="_x0000_t5" coordsize="21600,21600" o:spt="5" adj="10800" path="m@0,l,21600r21600,xe">
+                <v:stroke joinstyle="miter"/>
+                <v:formulas>
+                  <v:f eqn="val #0"/>
+                  <v:f eqn="prod #0 1 2"/>
+                  <v:f eqn="sum @1 10800 0"/>
+                </v:formulas>
+                <v:path gradientshapeok="t" o:connecttype="custom" o:connectlocs="@0,0;@1,10800;0,21600;10800,21600;21600,21600;@2,10800" textboxrect="0,10800,10800,18000;5400,10800,16200,18000;10800,10800,21600,18000;0,7200,7200,21600;7200,7200,14400,21600;14400,7200,21600,21600"/>
+                <v:handles>
+                  <v:h position="#0,topLeft" xrange="0,21600"/>
+                </v:handles>
+              </v:shapetype>
+              <v:shape id="Isosceles Triangle 53" o:spid="_x0000_s1026" type="#_x0000_t5" style="position:absolute;margin-left:11.9pt;margin-top:325.8pt;width:5.25pt;height:6.75pt;rotation:-2334945fd;z-index:251753472;visibility:visible;mso-wrap-style:square;mso-wrap-distance-left:9pt;mso-wrap-distance-top:0;mso-wrap-distance-right:9pt;mso-wrap-distance-bottom:0;mso-position-horizontal:absolute;mso-position-horizontal-relative:text;mso-position-vertical:absolute;mso-position-vertical-relative:text;v-text-anchor:middle" o:gfxdata="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" fillcolor="#156082 [3204]" strokecolor="#156082 [3204]" strokeweight="1.5pt"/>
+            </w:pict>
+          </mc:Fallback>
+        </mc:AlternateContent>
+      </w:r>
+      <w:r>
+        <w:rPr>
+          <w:b/>
+          <w:bCs/>
+          <w:noProof/>
+        </w:rPr>
+        <mc:AlternateContent>
+          <mc:Choice Requires="wps">
+            <w:drawing>
+              <wp:anchor distT="0" distB="0" distL="114300" distR="114300" simplePos="0" relativeHeight="251722752" behindDoc="0" locked="0" layoutInCell="1" allowOverlap="1" wp14:anchorId="5AD4CF42" wp14:editId="4850487F">
+                <wp:simplePos x="0" y="0"/>
+                <wp:positionH relativeFrom="column">
+                  <wp:posOffset>-685800</wp:posOffset>
+                </wp:positionH>
+                <wp:positionV relativeFrom="paragraph">
+                  <wp:posOffset>3800475</wp:posOffset>
+                </wp:positionV>
+                <wp:extent cx="1581150" cy="323850"/>
+                <wp:effectExtent l="0" t="0" r="19050" b="19050"/>
+                <wp:wrapNone/>
+                <wp:docPr id="851686907" name="Rectangle: Rounded Corners 23"/>
+                <wp:cNvGraphicFramePr/>
+                <a:graphic xmlns:a="http://schemas.openxmlformats.org/drawingml/2006/main">
+                  <a:graphicData uri="http://schemas.microsoft.com/office/word/2010/wordprocessingShape">
+                    <wps:wsp>
+                      <wps:cNvSpPr/>
+                      <wps:spPr>
+                        <a:xfrm>
+                          <a:off x="0" y="0"/>
+                          <a:ext cx="1581150" cy="323850"/>
+                        </a:xfrm>
+                        <a:prstGeom prst="roundRect">
+                          <a:avLst/>
+                        </a:prstGeom>
+                        <a:ln>
+                          <a:solidFill>
+                            <a:schemeClr val="accent1"/>
+                          </a:solidFill>
+                        </a:ln>
+                      </wps:spPr>
+                      <wps:style>
+                        <a:lnRef idx="2">
+                          <a:schemeClr val="accent6"/>
+                        </a:lnRef>
+                        <a:fillRef idx="1">
+                          <a:schemeClr val="lt1"/>
+                        </a:fillRef>
+                        <a:effectRef idx="0">
+                          <a:schemeClr val="accent6"/>
+                        </a:effectRef>
+                        <a:fontRef idx="minor">
+                          <a:schemeClr val="dk1"/>
+                        </a:fontRef>
+                      </wps:style>
+                      <wps:txbx>
+                        <w:txbxContent>
+                          <w:p>
+                            <w:pPr>
+                              <w:jc w:val="center"/>
+                              <w:rPr>
+                                <w:lang w:val="en-US"/>
+                              </w:rPr>
+                            </w:pPr>
+                            <w:r>
+                              <w:rPr>
+                                <w:lang w:val="en-US"/>
+                              </w:rPr>
+                              <w:t>DB</w:t>
+                            </w:r>
+                          </w:p>
+                        </w:txbxContent>
+                      </wps:txbx>
+                      <wps:bodyPr rot="0" spcFirstLastPara="0" vertOverflow="overflow" horzOverflow="overflow" vert="horz" wrap="square" lIns="91440" tIns="45720" rIns="91440" bIns="45720" numCol="1" spcCol="0" rtlCol="0" fromWordArt="0" anchor="ctr" anchorCtr="0" forceAA="0" compatLnSpc="1">
+                        <a:prstTxWarp prst="textNoShape">
+                          <a:avLst/>
+                        </a:prstTxWarp>
+                        <a:noAutofit/>
+                      </wps:bodyPr>
+                    </wps:wsp>
+                  </a:graphicData>
+                </a:graphic>
+                <wp14:sizeRelH relativeFrom="margin">
+                  <wp14:pctWidth>0</wp14:pctWidth>
+                </wp14:sizeRelH>
+                <wp14:sizeRelV relativeFrom="margin">
+                  <wp14:pctHeight>0</wp14:pctHeight>
+                </wp14:sizeRelV>
+              </wp:anchor>
+            </w:drawing>
+          </mc:Choice>
+          <mc:Fallback>
+            <w:pict>
+              <v:roundrect w14:anchorId="5AD4CF42" id="_x0000_s1040" style="position:absolute;left:0;text-align:left;margin-left:-54pt;margin-top:299.25pt;width:124.5pt;height:25.5pt;z-index:251722752;visibility:visible;mso-wrap-style:square;mso-width-percent:0;mso-height-percent:0;mso-wrap-distance-left:9pt;mso-wrap-distance-top:0;mso-wrap-distance-right:9pt;mso-wrap-distance-bottom:0;mso-position-horizontal:absolute;mso-position-horizontal-relative:text;mso-position-vertical:absolute;mso-position-vertical-relative:text;mso-width-percent:0;mso-height-percent:0;mso-width-relative:margin;mso-height-relative:margin;v-text-anchor:middle" arcsize="10923f" o:gfxdata="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" fillcolor="white [3201]" strokecolor="#156082 [3204]" strokeweight="1.5pt">
+                <v:stroke joinstyle="miter"/>
+                <v:textbox>
+                  <w:txbxContent>
+                    <w:p>
+                      <w:pPr>
+                        <w:jc w:val="center"/>
+                        <w:rPr>
+                          <w:lang w:val="en-US"/>
+                        </w:rPr>
+                      </w:pPr>
+                      <w:r>
+                        <w:rPr>
+                          <w:lang w:val="en-US"/>
+                        </w:rPr>
+                        <w:t>DB</w:t>
+                      </w:r>
+                    </w:p>
+                  </w:txbxContent>
+                </v:textbox>
+              </v:roundrect>
+            </w:pict>
+          </mc:Fallback>
+        </mc:AlternateContent>
+      </w:r>
+      <w:r>
+        <w:rPr>
+          <w:b/>
+          <w:bCs/>
+          <w:noProof/>
+        </w:rPr>
+        <mc:AlternateContent>
+          <mc:Choice Requires="wps">
+            <w:drawing>
+              <wp:anchor distT="0" distB="0" distL="114300" distR="114300" simplePos="0" relativeHeight="251718656" behindDoc="0" locked="0" layoutInCell="1" allowOverlap="1" wp14:anchorId="5E0116D0" wp14:editId="5FF1A52C">
+                <wp:simplePos x="0" y="0"/>
+                <wp:positionH relativeFrom="column">
+                  <wp:posOffset>2667000</wp:posOffset>
+                </wp:positionH>
+                <wp:positionV relativeFrom="paragraph">
+                  <wp:posOffset>2962275</wp:posOffset>
+                </wp:positionV>
+                <wp:extent cx="209550" cy="809625"/>
+                <wp:effectExtent l="0" t="0" r="76200" b="47625"/>
+                <wp:wrapNone/>
+                <wp:docPr id="874366035" name="Straight Arrow Connector 27"/>
+                <wp:cNvGraphicFramePr/>
+                <a:graphic xmlns:a="http://schemas.openxmlformats.org/drawingml/2006/main">
+                  <a:graphicData uri="http://schemas.microsoft.com/office/word/2010/wordprocessingShape">
+                    <wps:wsp>
+                      <wps:cNvCnPr/>
+                      <wps:spPr>
+                        <a:xfrm>
+                          <a:off x="0" y="0"/>
+                          <a:ext cx="209550" cy="809625"/>
+                        </a:xfrm>
+                        <a:prstGeom prst="straightConnector1">
+                          <a:avLst/>
+                        </a:prstGeom>
+                        <a:ln>
+                          <a:tailEnd type="triangle"/>
+                        </a:ln>
+                      </wps:spPr>
+                      <wps:style>
+                        <a:lnRef idx="2">
+                          <a:schemeClr val="accent1"/>
+                        </a:lnRef>
+                        <a:fillRef idx="0">
+                          <a:schemeClr val="accent1"/>
+                        </a:fillRef>
+                        <a:effectRef idx="1">
+                          <a:schemeClr val="accent1"/>
+                        </a:effectRef>
+                        <a:fontRef idx="minor">
+                          <a:schemeClr val="tx1"/>
+                        </a:fontRef>
+                      </wps:style>
+                      <wps:bodyPr/>
+                    </wps:wsp>
+                  </a:graphicData>
+                </a:graphic>
+                <wp14:sizeRelH relativeFrom="margin">
+                  <wp14:pctWidth>0</wp14:pctWidth>
+                </wp14:sizeRelH>
+                <wp14:sizeRelV relativeFrom="margin">
+                  <wp14:pctHeight>0</wp14:pctHeight>
+                </wp14:sizeRelV>
+              </wp:anchor>
+            </w:drawing>
+          </mc:Choice>
+          <mc:Fallback>
+            <w:pict>
+              <v:shape w14:anchorId="7A5DBA40" id="Straight Arrow Connector 27" o:spid="_x0000_s1026" type="#_x0000_t32" style="position:absolute;margin-left:210pt;margin-top:233.25pt;width:16.5pt;height:63.75pt;z-index:251718656;visibility:visible;mso-wrap-style:square;mso-width-percent:0;mso-height-percent:0;mso-wrap-distance-left:9pt;mso-wrap-distance-top:0;mso-wrap-distance-right:9pt;mso-wrap-distance-bottom:0;mso-position-horizontal:absolute;mso-position-horizontal-relative:text;mso-position-vertical:absolute;mso-position-vertical-relative:text;mso-width-percent:0;mso-height-percent:0;mso-width-relative:margin;mso-height-relative:margin" o:gfxdata="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" strokecolor="#156082 [3204]" strokeweight="1.5pt">
+                <v:stroke endarrow="block" joinstyle="miter"/>
+              </v:shape>
+            </w:pict>
+          </mc:Fallback>
+        </mc:AlternateContent>
+      </w:r>
+      <w:r>
+        <w:rPr>
+          <w:b/>
+          <w:bCs/>
+          <w:noProof/>
+        </w:rPr>
+        <mc:AlternateContent>
+          <mc:Choice Requires="wps">
+            <w:drawing>
+              <wp:anchor distT="0" distB="0" distL="114300" distR="114300" simplePos="0" relativeHeight="251710464" behindDoc="0" locked="0" layoutInCell="1" allowOverlap="1" wp14:anchorId="41DE9532" wp14:editId="6EE84BDD">
+                <wp:simplePos x="0" y="0"/>
+                <wp:positionH relativeFrom="column">
+                  <wp:posOffset>1609725</wp:posOffset>
+                </wp:positionH>
+                <wp:positionV relativeFrom="paragraph">
+                  <wp:posOffset>3781425</wp:posOffset>
+                </wp:positionV>
+                <wp:extent cx="1514475" cy="323850"/>
+                <wp:effectExtent l="0" t="0" r="28575" b="19050"/>
+                <wp:wrapNone/>
+                <wp:docPr id="1047726137" name="Rectangle: Rounded Corners 23"/>
+                <wp:cNvGraphicFramePr/>
+                <a:graphic xmlns:a="http://schemas.openxmlformats.org/drawingml/2006/main">
+                  <a:graphicData uri="http://schemas.microsoft.com/office/word/2010/wordprocessingShape">
+                    <wps:wsp>
+                      <wps:cNvSpPr/>
+                      <wps:spPr>
+                        <a:xfrm>
+                          <a:off x="0" y="0"/>
+                          <a:ext cx="1514475" cy="323850"/>
+                        </a:xfrm>
+                        <a:prstGeom prst="roundRect">
+                          <a:avLst/>
+                        </a:prstGeom>
+                        <a:ln>
+                          <a:solidFill>
+                            <a:schemeClr val="accent1"/>
+                          </a:solidFill>
+                        </a:ln>
+                      </wps:spPr>
+                      <wps:style>
+                        <a:lnRef idx="2">
+                          <a:schemeClr val="accent6"/>
+                        </a:lnRef>
+                        <a:fillRef idx="1">
+                          <a:schemeClr val="lt1"/>
+                        </a:fillRef>
+                        <a:effectRef idx="0">
+                          <a:schemeClr val="accent6"/>
+                        </a:effectRef>
+                        <a:fontRef idx="minor">
+                          <a:schemeClr val="dk1"/>
+                        </a:fontRef>
+                      </wps:style>
+                      <wps:txbx>
+                        <w:txbxContent>
+                          <w:p>
+                            <w:pPr>
+                              <w:jc w:val="center"/>
+                              <w:rPr>
+                                <w:lang w:val="en-US"/>
+                              </w:rPr>
+                            </w:pPr>
+                            <w:r>
+                              <w:rPr>
+                                <w:lang w:val="en-US"/>
+                              </w:rPr>
+                              <w:t>Script Container</w:t>
+                            </w:r>
+                          </w:p>
+                        </w:txbxContent>
+                      </wps:txbx>
+                      <wps:bodyPr rot="0" spcFirstLastPara="0" vertOverflow="overflow" horzOverflow="overflow" vert="horz" wrap="square" lIns="91440" tIns="45720" rIns="91440" bIns="45720" numCol="1" spcCol="0" rtlCol="0" fromWordArt="0" anchor="ctr" anchorCtr="0" forceAA="0" compatLnSpc="1">
+                        <a:prstTxWarp prst="textNoShape">
+                          <a:avLst/>
+                        </a:prstTxWarp>
+                        <a:noAutofit/>
+                      </wps:bodyPr>
+                    </wps:wsp>
+                  </a:graphicData>
+                </a:graphic>
+                <wp14:sizeRelH relativeFrom="margin">
+                  <wp14:pctWidth>0</wp14:pctWidth>
+                </wp14:sizeRelH>
+                <wp14:sizeRelV relativeFrom="margin">
+                  <wp14:pctHeight>0</wp14:pctHeight>
+                </wp14:sizeRelV>
+              </wp:anchor>
+            </w:drawing>
+          </mc:Choice>
+          <mc:Fallback>
+            <w:pict>
+              <v:roundrect w14:anchorId="41DE9532" id="_x0000_s1041" style="position:absolute;left:0;text-align:left;margin-left:126.75pt;margin-top:297.75pt;width:119.25pt;height:25.5pt;z-index:251710464;visibility:visible;mso-wrap-style:square;mso-width-percent:0;mso-height-percent:0;mso-wrap-distance-left:9pt;mso-wrap-distance-top:0;mso-wrap-distance-right:9pt;mso-wrap-distance-bottom:0;mso-position-horizontal:absolute;mso-position-horizontal-relative:text;mso-position-vertical:absolute;mso-position-vertical-relative:text;mso-width-percent:0;mso-height-percent:0;mso-width-relative:margin;mso-height-relative:margin;v-text-anchor:middle" arcsize="10923f" o:gfxdata="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" fillcolor="white [3201]" strokecolor="#156082 [3204]" strokeweight="1.5pt">
+                <v:stroke joinstyle="miter"/>
+                <v:textbox>
+                  <w:txbxContent>
+                    <w:p>
+                      <w:pPr>
+                        <w:jc w:val="center"/>
+                        <w:rPr>
+                          <w:lang w:val="en-US"/>
+                        </w:rPr>
+                      </w:pPr>
+                      <w:r>
+                        <w:rPr>
+                          <w:lang w:val="en-US"/>
+                        </w:rPr>
+                        <w:t>Script Container</w:t>
+                      </w:r>
+                    </w:p>
+                  </w:txbxContent>
+                </v:textbox>
+              </v:roundrect>
+            </w:pict>
+          </mc:Fallback>
+        </mc:AlternateContent>
+      </w:r>
+      <w:r>
+        <w:rPr>
+          <w:b/>
+          <w:bCs/>
+          <w:noProof/>
+        </w:rPr>
+        <mc:AlternateContent>
+          <mc:Choice Requires="wps">
+            <w:drawing>
+              <wp:anchor distT="0" distB="0" distL="114300" distR="114300" simplePos="0" relativeHeight="251726848" behindDoc="0" locked="0" layoutInCell="1" allowOverlap="1" wp14:anchorId="727620E5" wp14:editId="47BB1BBD">
+                <wp:simplePos x="0" y="0"/>
+                <wp:positionH relativeFrom="column">
+                  <wp:posOffset>1866899</wp:posOffset>
+                </wp:positionH>
+                <wp:positionV relativeFrom="paragraph">
+                  <wp:posOffset>1971674</wp:posOffset>
+                </wp:positionV>
+                <wp:extent cx="66675" cy="1800225"/>
+                <wp:effectExtent l="285750" t="38100" r="47625" b="28575"/>
+                <wp:wrapNone/>
+                <wp:docPr id="1210603208" name="Connector: Curved 40"/>
+                <wp:cNvGraphicFramePr/>
+                <a:graphic xmlns:a="http://schemas.openxmlformats.org/drawingml/2006/main">
+                  <a:graphicData uri="http://schemas.microsoft.com/office/word/2010/wordprocessingShape">
+                    <wps:wsp>
+                      <wps:cNvCnPr/>
+                      <wps:spPr>
+                        <a:xfrm flipV="1">
+                          <a:off x="0" y="0"/>
+                          <a:ext cx="66675" cy="1800225"/>
+                        </a:xfrm>
+                        <a:prstGeom prst="curvedConnector3">
+                          <a:avLst>
+                            <a:gd name="adj1" fmla="val -404444"/>
+                          </a:avLst>
+                        </a:prstGeom>
+                        <a:ln>
+                          <a:tailEnd type="triangle"/>
+                        </a:ln>
+                      </wps:spPr>
+                      <wps:style>
+                        <a:lnRef idx="2">
+                          <a:schemeClr val="accent1"/>
+                        </a:lnRef>
+                        <a:fillRef idx="0">
+                          <a:schemeClr val="accent1"/>
+                        </a:fillRef>
+                        <a:effectRef idx="1">
+                          <a:schemeClr val="accent1"/>
+                        </a:effectRef>
+                        <a:fontRef idx="minor">
+                          <a:schemeClr val="tx1"/>
+                        </a:fontRef>
+                      </wps:style>
+                      <wps:bodyPr/>
+                    </wps:wsp>
+                  </a:graphicData>
+                </a:graphic>
+                <wp14:sizeRelH relativeFrom="margin">
+                  <wp14:pctWidth>0</wp14:pctWidth>
+                </wp14:sizeRelH>
+                <wp14:sizeRelV relativeFrom="margin">
+                  <wp14:pctHeight>0</wp14:pctHeight>
+                </wp14:sizeRelV>
+              </wp:anchor>
+            </w:drawing>
+          </mc:Choice>
+          <mc:Fallback>
+            <w:pict>
+              <v:shapetype w14:anchorId="415FC721" id="_x0000_t38" coordsize="21600,21600" o:spt="38" o:oned="t" path="m,c@0,0@1,5400@1,10800@1,16200@2,21600,21600,21600e" filled="f">
+                <v:formulas>
+                  <v:f eqn="mid #0 0"/>
+                  <v:f eqn="val #0"/>
+                  <v:f eqn="mid #0 21600"/>
+                </v:formulas>
+                <v:path arrowok="t" fillok="f" o:connecttype="none"/>
+                <v:handles>
+                  <v:h position="#0,center"/>
+                </v:handles>
+                <o:lock v:ext="edit" shapetype="t"/>
+              </v:shapetype>
+              <v:shape id="Connector: Curved 40" o:spid="_x0000_s1026" type="#_x0000_t38" style="position:absolute;margin-left:147pt;margin-top:155.25pt;width:5.25pt;height:141.75pt;flip:y;z-index:251726848;visibility:visible;mso-wrap-style:square;mso-width-percent:0;mso-height-percent:0;mso-wrap-distance-left:9pt;mso-wrap-distance-top:0;mso-wrap-distance-right:9pt;mso-wrap-distance-bottom:0;mso-position-horizontal:absolute;mso-position-horizontal-relative:text;mso-position-vertical:absolute;mso-position-vertical-relative:text;mso-width-percent:0;mso-height-percent:0;mso-width-relative:margin;mso-height-relative:margin" o:gfxdata="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" adj="-87360" strokecolor="#156082 [3204]" strokeweight="1.5pt">
+                <v:stroke endarrow="block" joinstyle="miter"/>
+              </v:shape>
+            </w:pict>
+          </mc:Fallback>
+        </mc:AlternateContent>
+      </w:r>
+      <w:r>
+        <w:rPr>
+          <w:b/>
+          <w:bCs/>
+          <w:noProof/>
+        </w:rPr>
+        <mc:AlternateContent>
+          <mc:Choice Requires="wps">
+            <w:drawing>
+              <wp:anchor distT="0" distB="0" distL="114300" distR="114300" simplePos="0" relativeHeight="251723776" behindDoc="0" locked="0" layoutInCell="1" allowOverlap="1" wp14:anchorId="58073D5B" wp14:editId="5291AFCE">
+                <wp:simplePos x="0" y="0"/>
+                <wp:positionH relativeFrom="column">
+                  <wp:posOffset>5372099</wp:posOffset>
+                </wp:positionH>
+                <wp:positionV relativeFrom="paragraph">
+                  <wp:posOffset>2952750</wp:posOffset>
+                </wp:positionV>
+                <wp:extent cx="104775" cy="828675"/>
+                <wp:effectExtent l="0" t="0" r="66675" b="47625"/>
+                <wp:wrapNone/>
+                <wp:docPr id="401207900" name="Straight Arrow Connector 35"/>
+                <wp:cNvGraphicFramePr/>
+                <a:graphic xmlns:a="http://schemas.openxmlformats.org/drawingml/2006/main">
+                  <a:graphicData uri="http://schemas.microsoft.com/office/word/2010/wordprocessingShape">
+                    <wps:wsp>
+                      <wps:cNvCnPr/>
+                      <wps:spPr>
+                        <a:xfrm>
+                          <a:off x="0" y="0"/>
+                          <a:ext cx="104775" cy="828675"/>
+                        </a:xfrm>
+                        <a:prstGeom prst="straightConnector1">
+                          <a:avLst/>
+                        </a:prstGeom>
+                        <a:ln>
+                          <a:tailEnd type="triangle"/>
+                        </a:ln>
+                      </wps:spPr>
+                      <wps:style>
+                        <a:lnRef idx="2">
+                          <a:schemeClr val="accent1"/>
+                        </a:lnRef>
+                        <a:fillRef idx="0">
+                          <a:schemeClr val="accent1"/>
+                        </a:fillRef>
+                        <a:effectRef idx="1">
+                          <a:schemeClr val="accent1"/>
+                        </a:effectRef>
+                        <a:fontRef idx="minor">
+                          <a:schemeClr val="tx1"/>
+                        </a:fontRef>
+                      </wps:style>
+                      <wps:bodyPr/>
+                    </wps:wsp>
+                  </a:graphicData>
+                </a:graphic>
+                <wp14:sizeRelH relativeFrom="margin">
+                  <wp14:pctWidth>0</wp14:pctWidth>
+                </wp14:sizeRelH>
+                <wp14:sizeRelV relativeFrom="margin">
+                  <wp14:pctHeight>0</wp14:pctHeight>
+                </wp14:sizeRelV>
+              </wp:anchor>
+            </w:drawing>
+          </mc:Choice>
+          <mc:Fallback>
+            <w:pict>
+              <v:shape w14:anchorId="28EE4CAF" id="Straight Arrow Connector 35" o:spid="_x0000_s1026" type="#_x0000_t32" style="position:absolute;margin-left:423pt;margin-top:232.5pt;width:8.25pt;height:65.25pt;z-index:251723776;visibility:visible;mso-wrap-style:square;mso-width-percent:0;mso-height-percent:0;mso-wrap-distance-left:9pt;mso-wrap-distance-top:0;mso-wrap-distance-right:9pt;mso-wrap-distance-bottom:0;mso-position-horizontal:absolute;mso-position-horizontal-relative:text;mso-position-vertical:absolute;mso-position-vertical-relative:text;mso-width-percent:0;mso-height-percent:0;mso-width-relative:margin;mso-height-relative:margin" o:gfxdata="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" strokecolor="#156082 [3204]" strokeweight="1.5pt">
+                <v:stroke endarrow="block" joinstyle="miter"/>
+              </v:shape>
+            </w:pict>
+          </mc:Fallback>
+        </mc:AlternateContent>
+      </w:r>
+      <w:r>
+        <w:rPr>
+          <w:b/>
+          <w:bCs/>
+          <w:noProof/>
+        </w:rPr>
+        <mc:AlternateContent>
+          <mc:Choice Requires="wps">
+            <w:drawing>
+              <wp:anchor distT="0" distB="0" distL="114300" distR="114300" simplePos="0" relativeHeight="251714560" behindDoc="0" locked="0" layoutInCell="1" allowOverlap="1" wp14:anchorId="349D7796" wp14:editId="22528DB6">
+                <wp:simplePos x="0" y="0"/>
+                <wp:positionH relativeFrom="margin">
+                  <wp:posOffset>4683760</wp:posOffset>
+                </wp:positionH>
+                <wp:positionV relativeFrom="paragraph">
+                  <wp:posOffset>3790950</wp:posOffset>
+                </wp:positionV>
+                <wp:extent cx="1581150" cy="323850"/>
+                <wp:effectExtent l="0" t="0" r="19050" b="19050"/>
+                <wp:wrapNone/>
+                <wp:docPr id="1074147315" name="Rectangle: Rounded Corners 23"/>
+                <wp:cNvGraphicFramePr/>
+                <a:graphic xmlns:a="http://schemas.openxmlformats.org/drawingml/2006/main">
+                  <a:graphicData uri="http://schemas.microsoft.com/office/word/2010/wordprocessingShape">
+                    <wps:wsp>
+                      <wps:cNvSpPr/>
+                      <wps:spPr>
+                        <a:xfrm>
+                          <a:off x="0" y="0"/>
+                          <a:ext cx="1581150" cy="323850"/>
+                        </a:xfrm>
+                        <a:prstGeom prst="roundRect">
+                          <a:avLst/>
+                        </a:prstGeom>
+                        <a:ln>
+                          <a:solidFill>
+                            <a:schemeClr val="accent1"/>
+                          </a:solidFill>
+                        </a:ln>
+                      </wps:spPr>
+                      <wps:style>
+                        <a:lnRef idx="2">
+                          <a:schemeClr val="accent6"/>
+                        </a:lnRef>
+                        <a:fillRef idx="1">
+                          <a:schemeClr val="lt1"/>
+                        </a:fillRef>
+                        <a:effectRef idx="0">
+                          <a:schemeClr val="accent6"/>
+                        </a:effectRef>
+                        <a:fontRef idx="minor">
+                          <a:schemeClr val="dk1"/>
+                        </a:fontRef>
+                      </wps:style>
+                      <wps:txbx>
+                        <w:txbxContent>
+                          <w:p>
+                            <w:pPr>
+                              <w:jc w:val="center"/>
+                              <w:rPr>
+                                <w:lang w:val="en-US"/>
+                              </w:rPr>
+                            </w:pPr>
+                            <w:r>
+                              <w:rPr>
+                                <w:lang w:val="en-US"/>
+                              </w:rPr>
+                              <w:t>Logs Storage</w:t>
+                            </w:r>
+                          </w:p>
+                        </w:txbxContent>
+                      </wps:txbx>
+                      <wps:bodyPr rot="0" spcFirstLastPara="0" vertOverflow="overflow" horzOverflow="overflow" vert="horz" wrap="square" lIns="91440" tIns="45720" rIns="91440" bIns="45720" numCol="1" spcCol="0" rtlCol="0" fromWordArt="0" anchor="ctr" anchorCtr="0" forceAA="0" compatLnSpc="1">
+                        <a:prstTxWarp prst="textNoShape">
+                          <a:avLst/>
+                        </a:prstTxWarp>
+                        <a:noAutofit/>
+                      </wps:bodyPr>
+                    </wps:wsp>
+                  </a:graphicData>
+                </a:graphic>
+                <wp14:sizeRelH relativeFrom="margin">
+                  <wp14:pctWidth>0</wp14:pctWidth>
+                </wp14:sizeRelH>
+                <wp14:sizeRelV relativeFrom="margin">
+                  <wp14:pctHeight>0</wp14:pctHeight>
+                </wp14:sizeRelV>
+              </wp:anchor>
+            </w:drawing>
+          </mc:Choice>
+          <mc:Fallback>
+            <w:pict>
+              <v:roundrect w14:anchorId="349D7796" id="_x0000_s1042" style="position:absolute;left:0;text-align:left;margin-left:368.8pt;margin-top:298.5pt;width:124.5pt;height:25.5pt;z-index:251714560;visibility:visible;mso-wrap-style:square;mso-width-percent:0;mso-height-percent:0;mso-wrap-distance-left:9pt;mso-wrap-distance-top:0;mso-wrap-distance-right:9pt;mso-wrap-distance-bottom:0;mso-position-horizontal:absolute;mso-position-horizontal-relative:margin;mso-position-vertical:absolute;mso-position-vertical-relative:text;mso-width-percent:0;mso-height-percent:0;mso-width-relative:margin;mso-height-relative:margin;v-text-anchor:middle" arcsize="10923f" o:gfxdata="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" fillcolor="white [3201]" strokecolor="#156082 [3204]" strokeweight="1.5pt">
+                <v:stroke joinstyle="miter"/>
+                <v:textbox>
+                  <w:txbxContent>
+                    <w:p>
+                      <w:pPr>
+                        <w:jc w:val="center"/>
+                        <w:rPr>
+                          <w:lang w:val="en-US"/>
+                        </w:rPr>
+                      </w:pPr>
+                      <w:r>
+                        <w:rPr>
+                          <w:lang w:val="en-US"/>
+                        </w:rPr>
+                        <w:t>Logs Storage</w:t>
+                      </w:r>
+                    </w:p>
+                  </w:txbxContent>
+                </v:textbox>
+                <w10:wrap anchorx="margin"/>
+              </v:roundrect>
+            </w:pict>
+          </mc:Fallback>
+        </mc:AlternateContent>
+      </w:r>
+      <w:r>
+        <w:rPr>
+          <w:b/>
+          <w:bCs/>
+          <w:noProof/>
+        </w:rPr>
+        <mc:AlternateContent>
+          <mc:Choice Requires="wps">
+            <w:drawing>
+              <wp:anchor distT="0" distB="0" distL="114300" distR="114300" simplePos="0" relativeHeight="251743232" behindDoc="0" locked="0" layoutInCell="1" allowOverlap="1" wp14:anchorId="2AA55933" wp14:editId="042BB7F1">
+                <wp:simplePos x="0" y="0"/>
+                <wp:positionH relativeFrom="column">
+                  <wp:posOffset>114300</wp:posOffset>
+                </wp:positionH>
+                <wp:positionV relativeFrom="paragraph">
+                  <wp:posOffset>1809751</wp:posOffset>
+                </wp:positionV>
+                <wp:extent cx="1524000" cy="1028700"/>
+                <wp:effectExtent l="38100" t="0" r="19050" b="57150"/>
+                <wp:wrapNone/>
+                <wp:docPr id="820328005" name="Connector: Curved 42"/>
+                <wp:cNvGraphicFramePr/>
+                <a:graphic xmlns:a="http://schemas.openxmlformats.org/drawingml/2006/main">
+                  <a:graphicData uri="http://schemas.microsoft.com/office/word/2010/wordprocessingShape">
+                    <wps:wsp>
+                      <wps:cNvCnPr/>
+                      <wps:spPr>
+                        <a:xfrm flipH="1">
+                          <a:off x="0" y="0"/>
+                          <a:ext cx="1524000" cy="1028700"/>
+                        </a:xfrm>
+                        <a:prstGeom prst="curvedConnector3">
+                          <a:avLst>
+                            <a:gd name="adj1" fmla="val 94285"/>
+                          </a:avLst>
+                        </a:prstGeom>
+                        <a:ln>
+                          <a:tailEnd type="triangle"/>
+                        </a:ln>
+                      </wps:spPr>
+                      <wps:style>
+                        <a:lnRef idx="2">
+                          <a:schemeClr val="accent1"/>
+                        </a:lnRef>
+                        <a:fillRef idx="0">
+                          <a:schemeClr val="accent1"/>
+                        </a:fillRef>
+                        <a:effectRef idx="1">
+                          <a:schemeClr val="accent1"/>
+                        </a:effectRef>
+                        <a:fontRef idx="minor">
+                          <a:schemeClr val="tx1"/>
+                        </a:fontRef>
+                      </wps:style>
+                      <wps:bodyPr/>
+                    </wps:wsp>
+                  </a:graphicData>
+                </a:graphic>
+                <wp14:sizeRelH relativeFrom="margin">
+                  <wp14:pctWidth>0</wp14:pctWidth>
+                </wp14:sizeRelH>
+                <wp14:sizeRelV relativeFrom="margin">
+                  <wp14:pctHeight>0</wp14:pctHeight>
+                </wp14:sizeRelV>
+              </wp:anchor>
+            </w:drawing>
+          </mc:Choice>
+          <mc:Fallback>
+            <w:pict>
+              <v:shape w14:anchorId="4DC5BB91" id="Connector: Curved 42" o:spid="_x0000_s1026" type="#_x0000_t38" style="position:absolute;margin-left:9pt;margin-top:142.5pt;width:120pt;height:81pt;flip:x;z-index:251743232;visibility:visible;mso-wrap-style:square;mso-width-percent:0;mso-height-percent:0;mso-wrap-distance-left:9pt;mso-wrap-distance-top:0;mso-wrap-distance-right:9pt;mso-wrap-distance-bottom:0;mso-position-horizontal:absolute;mso-position-horizontal-relative:text;mso-position-vertical:absolute;mso-position-vertical-relative:text;mso-width-percent:0;mso-height-percent:0;mso-width-relative:margin;mso-height-relative:margin" o:gfxdata="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" adj="20366" strokecolor="#156082 [3204]" strokeweight="1.5pt">
+                <v:stroke endarrow="block" joinstyle="miter"/>
+              </v:shape>
+            </w:pict>
+          </mc:Fallback>
+        </mc:AlternateContent>
+      </w:r>
+      <w:r>
+        <w:rPr>
+          <w:b/>
+          <w:bCs/>
+          <w:noProof/>
+        </w:rPr>
+        <mc:AlternateContent>
+          <mc:Choice Requires="wps">
+            <w:drawing>
+              <wp:anchor distT="0" distB="0" distL="114300" distR="114300" simplePos="0" relativeHeight="251724800" behindDoc="0" locked="0" layoutInCell="1" allowOverlap="1" wp14:anchorId="646A4CAA" wp14:editId="35813410">
+                <wp:simplePos x="0" y="0"/>
+                <wp:positionH relativeFrom="margin">
+                  <wp:align>left</wp:align>
+                </wp:positionH>
+                <wp:positionV relativeFrom="paragraph">
+                  <wp:posOffset>3209925</wp:posOffset>
+                </wp:positionV>
+                <wp:extent cx="47625" cy="590550"/>
+                <wp:effectExtent l="38100" t="0" r="47625" b="57150"/>
+                <wp:wrapNone/>
+                <wp:docPr id="1585641931" name="Straight Arrow Connector 36"/>
+                <wp:cNvGraphicFramePr/>
+                <a:graphic xmlns:a="http://schemas.openxmlformats.org/drawingml/2006/main">
+                  <a:graphicData uri="http://schemas.microsoft.com/office/word/2010/wordprocessingShape">
+                    <wps:wsp>
+                      <wps:cNvCnPr/>
+                      <wps:spPr>
+                        <a:xfrm flipH="1">
+                          <a:off x="0" y="0"/>
+                          <a:ext cx="47625" cy="590550"/>
+                        </a:xfrm>
+                        <a:prstGeom prst="straightConnector1">
+                          <a:avLst/>
+                        </a:prstGeom>
+                        <a:ln>
+                          <a:tailEnd type="triangle"/>
+                        </a:ln>
+                      </wps:spPr>
+                      <wps:style>
+                        <a:lnRef idx="2">
+                          <a:schemeClr val="accent1"/>
+                        </a:lnRef>
+                        <a:fillRef idx="0">
+                          <a:schemeClr val="accent1"/>
+                        </a:fillRef>
+                        <a:effectRef idx="1">
+                          <a:schemeClr val="accent1"/>
+                        </a:effectRef>
+                        <a:fontRef idx="minor">
+                          <a:schemeClr val="tx1"/>
+                        </a:fontRef>
+                      </wps:style>
+                      <wps:bodyPr/>
+                    </wps:wsp>
+                  </a:graphicData>
+                </a:graphic>
+              </wp:anchor>
+            </w:drawing>
+          </mc:Choice>
+          <mc:Fallback>
+            <w:pict>
+              <v:shape w14:anchorId="2257BA48" id="Straight Arrow Connector 36" o:spid="_x0000_s1026" type="#_x0000_t32" style="position:absolute;margin-left:0;margin-top:252.75pt;width:3.75pt;height:46.5pt;flip:x;z-index:251724800;visibility:visible;mso-wrap-style:square;mso-wrap-distance-left:9pt;mso-wrap-distance-top:0;mso-wrap-distance-right:9pt;mso-wrap-distance-bottom:0;mso-position-horizontal:left;mso-position-horizontal-relative:margin;mso-position-vertical:absolute;mso-position-vertical-relative:text" o:gfxdata="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" strokecolor="#156082 [3204]" strokeweight="1.5pt">
+                <v:stroke endarrow="block" joinstyle="miter"/>
+                <w10:wrap anchorx="margin"/>
+              </v:shape>
+            </w:pict>
+          </mc:Fallback>
+        </mc:AlternateContent>
+      </w:r>
+      <w:r>
+        <w:rPr>
+          <w:b/>
+          <w:bCs/>
+          <w:noProof/>
+        </w:rPr>
+        <mc:AlternateContent>
+          <mc:Choice Requires="wps">
+            <w:drawing>
+              <wp:anchor distT="0" distB="0" distL="114300" distR="114300" simplePos="0" relativeHeight="251740160" behindDoc="0" locked="0" layoutInCell="1" allowOverlap="1" wp14:anchorId="2C17CF79" wp14:editId="79222D4B">
+                <wp:simplePos x="0" y="0"/>
+                <wp:positionH relativeFrom="column">
+                  <wp:posOffset>3648075</wp:posOffset>
+                </wp:positionH>
+                <wp:positionV relativeFrom="paragraph">
+                  <wp:posOffset>2647950</wp:posOffset>
+                </wp:positionV>
+                <wp:extent cx="533400" cy="495300"/>
+                <wp:effectExtent l="0" t="0" r="19050" b="19050"/>
+                <wp:wrapNone/>
+                <wp:docPr id="391479276" name="Text Box 22"/>
+                <wp:cNvGraphicFramePr/>
+                <a:graphic xmlns:a="http://schemas.openxmlformats.org/drawingml/2006/main">
+                  <a:graphicData uri="http://schemas.microsoft.com/office/word/2010/wordprocessingShape">
+                    <wps:wsp>
+                      <wps:cNvSpPr txBox="1"/>
+                      <wps:spPr>
+                        <a:xfrm>
+                          <a:off x="0" y="0"/>
+                          <a:ext cx="533400" cy="495300"/>
+                        </a:xfrm>
+                        <a:prstGeom prst="rect">
+                          <a:avLst/>
+                        </a:prstGeom>
+                        <a:solidFill>
+                          <a:schemeClr val="lt1"/>
+                        </a:solidFill>
+                        <a:ln w="6350">
+                          <a:solidFill>
+                            <a:prstClr val="black"/>
+                          </a:solidFill>
+                        </a:ln>
+                      </wps:spPr>
+                      <wps:txbx>
+                        <w:txbxContent>
+                          <w:p>
+                            <w:pPr>
+                              <w:rPr>
+                                <w:rStyle w:val="Emphasis"/>
+                                <w:lang w:val="en-US"/>
+                              </w:rPr>
+                            </w:pPr>
+                            <w:r>
+                              <w:rPr>
+                                <w:rStyle w:val="Emphasis"/>
+                                <w:lang w:val="en-US"/>
+                              </w:rPr>
+                              <w:t xml:space="preserve">Save </w:t>
+                            </w:r>
+                            <w:proofErr w:type="gramStart"/>
+                            <w:r>
+                              <w:rPr>
+                                <w:rStyle w:val="Emphasis"/>
+                                <w:lang w:val="en-US"/>
+                              </w:rPr>
+                              <w:t>logs</w:t>
+                            </w:r>
+                            <w:proofErr w:type="gramEnd"/>
+                          </w:p>
+                        </w:txbxContent>
+                      </wps:txbx>
+                      <wps:bodyPr rot="0" spcFirstLastPara="0" vertOverflow="overflow" horzOverflow="overflow" vert="horz" wrap="square" lIns="91440" tIns="45720" rIns="91440" bIns="45720" numCol="1" spcCol="0" rtlCol="0" fromWordArt="0" anchor="t" anchorCtr="0" forceAA="0" compatLnSpc="1">
+                        <a:prstTxWarp prst="textNoShape">
+                          <a:avLst/>
+                        </a:prstTxWarp>
+                        <a:noAutofit/>
+                      </wps:bodyPr>
+                    </wps:wsp>
+                  </a:graphicData>
+                </a:graphic>
+                <wp14:sizeRelH relativeFrom="margin">
+                  <wp14:pctWidth>0</wp14:pctWidth>
+                </wp14:sizeRelH>
+                <wp14:sizeRelV relativeFrom="margin">
+                  <wp14:pctHeight>0</wp14:pctHeight>
+                </wp14:sizeRelV>
+              </wp:anchor>
+            </w:drawing>
+          </mc:Choice>
+          <mc:Fallback>
+            <w:pict>
+              <v:shape w14:anchorId="2C17CF79" id="_x0000_s1043" type="#_x0000_t202" style="position:absolute;left:0;text-align:left;margin-left:287.25pt;margin-top:208.5pt;width:42pt;height:39pt;z-index:251740160;visibility:visible;mso-wrap-style:square;mso-width-percent:0;mso-height-percent:0;mso-wrap-distance-left:9pt;mso-wrap-distance-top:0;mso-wrap-distance-right:9pt;mso-wrap-distance-bottom:0;mso-position-horizontal:absolute;mso-position-horizontal-relative:text;mso-position-vertical:absolute;mso-position-vertical-relative:text;mso-width-percent:0;mso-height-percent:0;mso-width-relative:margin;mso-height-relative:margin;v-text-anchor:top" o:gfxdata="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" fillcolor="white [3201]" strokeweight=".5pt">
+                <v:textbox>
+                  <w:txbxContent>
+                    <w:p>
+                      <w:pPr>
+                        <w:rPr>
+                          <w:rStyle w:val="Emphasis"/>
+                          <w:lang w:val="en-US"/>
+                        </w:rPr>
+                      </w:pPr>
+                      <w:r>
+                        <w:rPr>
+                          <w:rStyle w:val="Emphasis"/>
+                          <w:lang w:val="en-US"/>
+                        </w:rPr>
+                        <w:t xml:space="preserve">Save </w:t>
+                      </w:r>
+                      <w:proofErr w:type="gramStart"/>
+                      <w:r>
+                        <w:rPr>
+                          <w:rStyle w:val="Emphasis"/>
+                          <w:lang w:val="en-US"/>
+                        </w:rPr>
+                        <w:t>logs</w:t>
+                      </w:r>
+                      <w:proofErr w:type="gramEnd"/>
+                    </w:p>
+                  </w:txbxContent>
+                </v:textbox>
+              </v:shape>
+            </w:pict>
+          </mc:Fallback>
+        </mc:AlternateContent>
+      </w:r>
+      <w:r>
+        <w:rPr>
+          <w:b/>
+          <w:bCs/>
+          <w:noProof/>
+        </w:rPr>
+        <mc:AlternateContent>
+          <mc:Choice Requires="wps">
+            <w:drawing>
+              <wp:anchor distT="0" distB="0" distL="114300" distR="114300" simplePos="0" relativeHeight="251746304" behindDoc="0" locked="0" layoutInCell="1" allowOverlap="1" wp14:anchorId="50963AF6" wp14:editId="2B01E504">
+                <wp:simplePos x="0" y="0"/>
+                <wp:positionH relativeFrom="margin">
+                  <wp:posOffset>762000</wp:posOffset>
+                </wp:positionH>
+                <wp:positionV relativeFrom="paragraph">
+                  <wp:posOffset>2581275</wp:posOffset>
+                </wp:positionV>
+                <wp:extent cx="704850" cy="857250"/>
+                <wp:effectExtent l="0" t="0" r="19050" b="19050"/>
+                <wp:wrapNone/>
+                <wp:docPr id="1238666383" name="Text Box 22"/>
+                <wp:cNvGraphicFramePr/>
+                <a:graphic xmlns:a="http://schemas.openxmlformats.org/drawingml/2006/main">
+                  <a:graphicData uri="http://schemas.microsoft.com/office/word/2010/wordprocessingShape">
+                    <wps:wsp>
+                      <wps:cNvSpPr txBox="1"/>
+                      <wps:spPr>
+                        <a:xfrm>
+                          <a:off x="0" y="0"/>
+                          <a:ext cx="704850" cy="857250"/>
+                        </a:xfrm>
+                        <a:prstGeom prst="rect">
+                          <a:avLst/>
+                        </a:prstGeom>
+                        <a:solidFill>
+                          <a:schemeClr val="lt1"/>
+                        </a:solidFill>
+                        <a:ln w="6350">
+                          <a:solidFill>
+                            <a:prstClr val="black"/>
+                          </a:solidFill>
+                        </a:ln>
+                      </wps:spPr>
+                      <wps:txbx>
+                        <w:txbxContent>
+                          <w:p>
+                            <w:pPr>
+                              <w:rPr>
+                                <w:rStyle w:val="Emphasis"/>
+                                <w:lang w:val="en-US"/>
+                              </w:rPr>
+                            </w:pPr>
+                            <w:r>
+                              <w:rPr>
+                                <w:rStyle w:val="Emphasis"/>
+                                <w:lang w:val="en-US"/>
+                              </w:rPr>
+                              <w:t>Update run status</w:t>
+                            </w:r>
+                          </w:p>
+                        </w:txbxContent>
+                      </wps:txbx>
+                      <wps:bodyPr rot="0" spcFirstLastPara="0" vertOverflow="overflow" horzOverflow="overflow" vert="horz" wrap="square" lIns="91440" tIns="45720" rIns="91440" bIns="45720" numCol="1" spcCol="0" rtlCol="0" fromWordArt="0" anchor="t" anchorCtr="0" forceAA="0" compatLnSpc="1">
+                        <a:prstTxWarp prst="textNoShape">
+                          <a:avLst/>
+                        </a:prstTxWarp>
+                        <a:noAutofit/>
+                      </wps:bodyPr>
+                    </wps:wsp>
+                  </a:graphicData>
+                </a:graphic>
+                <wp14:sizeRelH relativeFrom="margin">
+                  <wp14:pctWidth>0</wp14:pctWidth>
+                </wp14:sizeRelH>
+                <wp14:sizeRelV relativeFrom="margin">
+                  <wp14:pctHeight>0</wp14:pctHeight>
+                </wp14:sizeRelV>
+              </wp:anchor>
+            </w:drawing>
+          </mc:Choice>
+          <mc:Fallback>
+            <w:pict>
+              <v:shape w14:anchorId="50963AF6" id="_x0000_s1044" type="#_x0000_t202" style="position:absolute;left:0;text-align:left;margin-left:60pt;margin-top:203.25pt;width:55.5pt;height:67.5pt;z-index:251746304;visibility:visible;mso-wrap-style:square;mso-width-percent:0;mso-height-percent:0;mso-wrap-distance-left:9pt;mso-wrap-distance-top:0;mso-wrap-distance-right:9pt;mso-wrap-distance-bottom:0;mso-position-horizontal:absolute;mso-position-horizontal-relative:margin;mso-position-vertical:absolute;mso-position-vertical-relative:text;mso-width-percent:0;mso-height-percent:0;mso-width-relative:margin;mso-height-relative:margin;v-text-anchor:top" o:gfxdata="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" fillcolor="white [3201]" strokeweight=".5pt">
+                <v:textbox>
+                  <w:txbxContent>
+                    <w:p>
+                      <w:pPr>
+                        <w:rPr>
+                          <w:rStyle w:val="Emphasis"/>
+                          <w:lang w:val="en-US"/>
+                        </w:rPr>
+                      </w:pPr>
+                      <w:r>
+                        <w:rPr>
+                          <w:rStyle w:val="Emphasis"/>
+                          <w:lang w:val="en-US"/>
+                        </w:rPr>
+                        <w:t>Update run status</w:t>
+                      </w:r>
+                    </w:p>
+                  </w:txbxContent>
+                </v:textbox>
+                <w10:wrap anchorx="margin"/>
+              </v:shape>
+            </w:pict>
+          </mc:Fallback>
+        </mc:AlternateContent>
+      </w:r>
+      <w:r>
+        <w:rPr>
+          <w:b/>
+          <w:bCs/>
+          <w:noProof/>
+        </w:rPr>
+        <mc:AlternateContent>
+          <mc:Choice Requires="wps">
+            <w:drawing>
+              <wp:anchor distT="0" distB="0" distL="114300" distR="114300" simplePos="0" relativeHeight="251727872" behindDoc="0" locked="0" layoutInCell="1" allowOverlap="1" wp14:anchorId="0480F5DA" wp14:editId="0366AE35">
+                <wp:simplePos x="0" y="0"/>
+                <wp:positionH relativeFrom="column">
+                  <wp:posOffset>561974</wp:posOffset>
+                </wp:positionH>
+                <wp:positionV relativeFrom="paragraph">
+                  <wp:posOffset>2809875</wp:posOffset>
+                </wp:positionV>
+                <wp:extent cx="1285875" cy="247650"/>
+                <wp:effectExtent l="38100" t="0" r="28575" b="76200"/>
+                <wp:wrapNone/>
+                <wp:docPr id="589067536" name="Straight Arrow Connector 41"/>
+                <wp:cNvGraphicFramePr/>
+                <a:graphic xmlns:a="http://schemas.openxmlformats.org/drawingml/2006/main">
+                  <a:graphicData uri="http://schemas.microsoft.com/office/word/2010/wordprocessingShape">
+                    <wps:wsp>
+                      <wps:cNvCnPr/>
+                      <wps:spPr>
+                        <a:xfrm flipH="1">
+                          <a:off x="0" y="0"/>
+                          <a:ext cx="1285875" cy="247650"/>
+                        </a:xfrm>
+                        <a:prstGeom prst="straightConnector1">
+                          <a:avLst/>
+                        </a:prstGeom>
+                        <a:ln>
+                          <a:tailEnd type="triangle"/>
+                        </a:ln>
+                      </wps:spPr>
+                      <wps:style>
+                        <a:lnRef idx="2">
+                          <a:schemeClr val="accent1"/>
+                        </a:lnRef>
+                        <a:fillRef idx="0">
+                          <a:schemeClr val="accent1"/>
+                        </a:fillRef>
+                        <a:effectRef idx="1">
+                          <a:schemeClr val="accent1"/>
+                        </a:effectRef>
+                        <a:fontRef idx="minor">
+                          <a:schemeClr val="tx1"/>
+                        </a:fontRef>
+                      </wps:style>
+                      <wps:bodyPr/>
+                    </wps:wsp>
+                  </a:graphicData>
+                </a:graphic>
+                <wp14:sizeRelH relativeFrom="margin">
+                  <wp14:pctWidth>0</wp14:pctWidth>
+                </wp14:sizeRelH>
+                <wp14:sizeRelV relativeFrom="margin">
+                  <wp14:pctHeight>0</wp14:pctHeight>
+                </wp14:sizeRelV>
+              </wp:anchor>
+            </w:drawing>
+          </mc:Choice>
+          <mc:Fallback>
+            <w:pict>
+              <v:shape w14:anchorId="1D1DF1A8" id="Straight Arrow Connector 41" o:spid="_x0000_s1026" type="#_x0000_t32" style="position:absolute;margin-left:44.25pt;margin-top:221.25pt;width:101.25pt;height:19.5pt;flip:x;z-index:251727872;visibility:visible;mso-wrap-style:square;mso-width-percent:0;mso-height-percent:0;mso-wrap-distance-left:9pt;mso-wrap-distance-top:0;mso-wrap-distance-right:9pt;mso-wrap-distance-bottom:0;mso-position-horizontal:absolute;mso-position-horizontal-relative:text;mso-position-vertical:absolute;mso-position-vertical-relative:text;mso-width-percent:0;mso-height-percent:0;mso-width-relative:margin;mso-height-relative:margin" o:gfxdata="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" strokecolor="#156082 [3204]" strokeweight="1.5pt">
+                <v:stroke endarrow="block" joinstyle="miter"/>
+              </v:shape>
+            </w:pict>
+          </mc:Fallback>
+        </mc:AlternateContent>
+      </w:r>
+      <w:r>
+        <w:rPr>
+          <w:b/>
+          <w:bCs/>
+          <w:noProof/>
+        </w:rPr>
+        <mc:AlternateContent>
+          <mc:Choice Requires="wps">
+            <w:drawing>
+              <wp:anchor distT="0" distB="0" distL="114300" distR="114300" simplePos="0" relativeHeight="251706368" behindDoc="0" locked="0" layoutInCell="1" allowOverlap="1" wp14:anchorId="578D5308" wp14:editId="22BDF5E4">
+                <wp:simplePos x="0" y="0"/>
+                <wp:positionH relativeFrom="column">
+                  <wp:posOffset>-676275</wp:posOffset>
+                </wp:positionH>
+                <wp:positionV relativeFrom="paragraph">
+                  <wp:posOffset>2876550</wp:posOffset>
+                </wp:positionV>
+                <wp:extent cx="1238250" cy="323850"/>
+                <wp:effectExtent l="0" t="0" r="19050" b="19050"/>
+                <wp:wrapNone/>
+                <wp:docPr id="306345597" name="Rectangle: Rounded Corners 23"/>
+                <wp:cNvGraphicFramePr/>
+                <a:graphic xmlns:a="http://schemas.openxmlformats.org/drawingml/2006/main">
+                  <a:graphicData uri="http://schemas.microsoft.com/office/word/2010/wordprocessingShape">
+                    <wps:wsp>
+                      <wps:cNvSpPr/>
+                      <wps:spPr>
+                        <a:xfrm>
+                          <a:off x="0" y="0"/>
+                          <a:ext cx="1238250" cy="323850"/>
+                        </a:xfrm>
+                        <a:prstGeom prst="roundRect">
+                          <a:avLst/>
+                        </a:prstGeom>
+                        <a:ln>
+                          <a:solidFill>
+                            <a:schemeClr val="accent1"/>
+                          </a:solidFill>
+                        </a:ln>
+                      </wps:spPr>
+                      <wps:style>
+                        <a:lnRef idx="2">
+                          <a:schemeClr val="accent6"/>
+                        </a:lnRef>
+                        <a:fillRef idx="1">
+                          <a:schemeClr val="lt1"/>
+                        </a:fillRef>
+                        <a:effectRef idx="0">
+                          <a:schemeClr val="accent6"/>
+                        </a:effectRef>
+                        <a:fontRef idx="minor">
+                          <a:schemeClr val="dk1"/>
+                        </a:fontRef>
+                      </wps:style>
+                      <wps:txbx>
+                        <w:txbxContent>
+                          <w:p>
+                            <w:pPr>
+                              <w:jc w:val="center"/>
+                              <w:rPr>
+                                <w:lang w:val="en-US"/>
+                              </w:rPr>
+                            </w:pPr>
+                            <w:proofErr w:type="gramStart"/>
+                            <w:r>
+                              <w:rPr>
+                                <w:lang w:val="en-US"/>
+                              </w:rPr>
+                              <w:t>Runs</w:t>
+                            </w:r>
+                            <w:proofErr w:type="gramEnd"/>
+                            <w:r>
+                              <w:rPr>
+                                <w:lang w:val="en-US"/>
+                              </w:rPr>
+                              <w:t xml:space="preserve"> Service</w:t>
+                            </w:r>
+                          </w:p>
+                        </w:txbxContent>
+                      </wps:txbx>
+                      <wps:bodyPr rot="0" spcFirstLastPara="0" vertOverflow="overflow" horzOverflow="overflow" vert="horz" wrap="square" lIns="91440" tIns="45720" rIns="91440" bIns="45720" numCol="1" spcCol="0" rtlCol="0" fromWordArt="0" anchor="ctr" anchorCtr="0" forceAA="0" compatLnSpc="1">
+                        <a:prstTxWarp prst="textNoShape">
+                          <a:avLst/>
+                        </a:prstTxWarp>
+                        <a:noAutofit/>
+                      </wps:bodyPr>
+                    </wps:wsp>
+                  </a:graphicData>
+                </a:graphic>
+                <wp14:sizeRelH relativeFrom="margin">
+                  <wp14:pctWidth>0</wp14:pctWidth>
+                </wp14:sizeRelH>
+                <wp14:sizeRelV relativeFrom="margin">
+                  <wp14:pctHeight>0</wp14:pctHeight>
+                </wp14:sizeRelV>
+              </wp:anchor>
+            </w:drawing>
+          </mc:Choice>
+          <mc:Fallback>
+            <w:pict>
+              <v:roundrect w14:anchorId="578D5308" id="_x0000_s1045" style="position:absolute;left:0;text-align:left;margin-left:-53.25pt;margin-top:226.5pt;width:97.5pt;height:25.5pt;z-index:251706368;visibility:visible;mso-wrap-style:square;mso-width-percent:0;mso-height-percent:0;mso-wrap-distance-left:9pt;mso-wrap-distance-top:0;mso-wrap-distance-right:9pt;mso-wrap-distance-bottom:0;mso-position-horizontal:absolute;mso-position-horizontal-relative:text;mso-position-vertical:absolute;mso-position-vertical-relative:text;mso-width-percent:0;mso-height-percent:0;mso-width-relative:margin;mso-height-relative:margin;v-text-anchor:middle" arcsize="10923f" o:gfxdata="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" fillcolor="white [3201]" strokecolor="#156082 [3204]" strokeweight="1.5pt">
+                <v:stroke joinstyle="miter"/>
+                <v:textbox>
+                  <w:txbxContent>
+                    <w:p>
+                      <w:pPr>
+                        <w:jc w:val="center"/>
+                        <w:rPr>
+                          <w:lang w:val="en-US"/>
+                        </w:rPr>
+                      </w:pPr>
+                      <w:proofErr w:type="gramStart"/>
+                      <w:r>
+                        <w:rPr>
+                          <w:lang w:val="en-US"/>
+                        </w:rPr>
+                        <w:t>Runs</w:t>
+                      </w:r>
+                      <w:proofErr w:type="gramEnd"/>
+                      <w:r>
+                        <w:rPr>
+                          <w:lang w:val="en-US"/>
+                        </w:rPr>
+                        <w:t xml:space="preserve"> Service</w:t>
+                      </w:r>
+                    </w:p>
+                  </w:txbxContent>
+                </v:textbox>
+              </v:roundrect>
+            </w:pict>
+          </mc:Fallback>
+        </mc:AlternateContent>
+      </w:r>
+      <w:r>
+        <w:rPr>
+          <w:b/>
+          <w:bCs/>
+          <w:noProof/>
+        </w:rPr>
+        <mc:AlternateContent>
+          <mc:Choice Requires="wps">
+            <w:drawing>
+              <wp:anchor distT="0" distB="0" distL="114300" distR="114300" simplePos="0" relativeHeight="251715584" behindDoc="0" locked="0" layoutInCell="1" allowOverlap="1" wp14:anchorId="1D450165" wp14:editId="194B1EF6">
+                <wp:simplePos x="0" y="0"/>
+                <wp:positionH relativeFrom="column">
+                  <wp:posOffset>2952750</wp:posOffset>
+                </wp:positionH>
+                <wp:positionV relativeFrom="paragraph">
+                  <wp:posOffset>1971675</wp:posOffset>
+                </wp:positionV>
+                <wp:extent cx="0" cy="676275"/>
+                <wp:effectExtent l="76200" t="0" r="95250" b="47625"/>
+                <wp:wrapNone/>
+                <wp:docPr id="479378349" name="Straight Arrow Connector 24"/>
+                <wp:cNvGraphicFramePr/>
+                <a:graphic xmlns:a="http://schemas.openxmlformats.org/drawingml/2006/main">
+                  <a:graphicData uri="http://schemas.microsoft.com/office/word/2010/wordprocessingShape">
+                    <wps:wsp>
+                      <wps:cNvCnPr/>
+                      <wps:spPr>
+                        <a:xfrm>
+                          <a:off x="0" y="0"/>
+                          <a:ext cx="0" cy="676275"/>
+                        </a:xfrm>
+                        <a:prstGeom prst="straightConnector1">
+                          <a:avLst/>
+                        </a:prstGeom>
+                        <a:ln>
+                          <a:tailEnd type="triangle"/>
+                        </a:ln>
+                      </wps:spPr>
+                      <wps:style>
+                        <a:lnRef idx="2">
+                          <a:schemeClr val="accent1"/>
+                        </a:lnRef>
+                        <a:fillRef idx="0">
+                          <a:schemeClr val="accent1"/>
+                        </a:fillRef>
+                        <a:effectRef idx="1">
+                          <a:schemeClr val="accent1"/>
+                        </a:effectRef>
+                        <a:fontRef idx="minor">
+                          <a:schemeClr val="tx1"/>
+                        </a:fontRef>
+                      </wps:style>
+                      <wps:bodyPr/>
+                    </wps:wsp>
+                  </a:graphicData>
+                </a:graphic>
+                <wp14:sizeRelH relativeFrom="margin">
+                  <wp14:pctWidth>0</wp14:pctWidth>
+                </wp14:sizeRelH>
+                <wp14:sizeRelV relativeFrom="margin">
+                  <wp14:pctHeight>0</wp14:pctHeight>
+                </wp14:sizeRelV>
+              </wp:anchor>
+            </w:drawing>
+          </mc:Choice>
+          <mc:Fallback>
+            <w:pict>
+              <v:shape w14:anchorId="18FA5DDC" id="Straight Arrow Connector 24" o:spid="_x0000_s1026" type="#_x0000_t32" style="position:absolute;margin-left:232.5pt;margin-top:155.25pt;width:0;height:53.25pt;z-index:251715584;visibility:visible;mso-wrap-style:square;mso-width-percent:0;mso-height-percent:0;mso-wrap-distance-left:9pt;mso-wrap-distance-top:0;mso-wrap-distance-right:9pt;mso-wrap-distance-bottom:0;mso-position-horizontal:absolute;mso-position-horizontal-relative:text;mso-position-vertical:absolute;mso-position-vertical-relative:text;mso-width-percent:0;mso-height-percent:0;mso-width-relative:margin;mso-height-relative:margin" o:gfxdata="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" strokecolor="#156082 [3204]" strokeweight="1.5pt">
+                <v:stroke endarrow="block" joinstyle="miter"/>
+              </v:shape>
+            </w:pict>
+          </mc:Fallback>
+        </mc:AlternateContent>
+      </w:r>
+      <w:r>
+        <w:rPr>
+          <w:b/>
+          <w:bCs/>
+          <w:noProof/>
+        </w:rPr>
+        <mc:AlternateContent>
+          <mc:Choice Requires="wps">
+            <w:drawing>
+              <wp:anchor distT="0" distB="0" distL="114300" distR="114300" simplePos="0" relativeHeight="251729920" behindDoc="0" locked="0" layoutInCell="1" allowOverlap="1" wp14:anchorId="3E30C500" wp14:editId="57BF8975">
+                <wp:simplePos x="0" y="0"/>
+                <wp:positionH relativeFrom="column">
+                  <wp:posOffset>2495550</wp:posOffset>
+                </wp:positionH>
+                <wp:positionV relativeFrom="paragraph">
+                  <wp:posOffset>2162175</wp:posOffset>
+                </wp:positionV>
+                <wp:extent cx="1009650" cy="276225"/>
+                <wp:effectExtent l="0" t="0" r="19050" b="28575"/>
+                <wp:wrapNone/>
+                <wp:docPr id="688220508" name="Text Box 22"/>
+                <wp:cNvGraphicFramePr/>
+                <a:graphic xmlns:a="http://schemas.openxmlformats.org/drawingml/2006/main">
+                  <a:graphicData uri="http://schemas.microsoft.com/office/word/2010/wordprocessingShape">
+                    <wps:wsp>
+                      <wps:cNvSpPr txBox="1"/>
+                      <wps:spPr>
+                        <a:xfrm>
+                          <a:off x="0" y="0"/>
+                          <a:ext cx="1009650" cy="276225"/>
+                        </a:xfrm>
+                        <a:prstGeom prst="rect">
+                          <a:avLst/>
+                        </a:prstGeom>
+                        <a:solidFill>
+                          <a:schemeClr val="lt1"/>
+                        </a:solidFill>
+                        <a:ln w="6350">
+                          <a:solidFill>
+                            <a:prstClr val="black"/>
+                          </a:solidFill>
+                        </a:ln>
+                      </wps:spPr>
+                      <wps:txbx>
+                        <w:txbxContent>
+                          <w:p>
+                            <w:pPr>
+                              <w:rPr>
+                                <w:rStyle w:val="Emphasis"/>
+                                <w:lang w:val="en-US"/>
+                              </w:rPr>
+                            </w:pPr>
+                            <w:r>
+                              <w:rPr>
+                                <w:rStyle w:val="Emphasis"/>
+                                <w:lang w:val="en-US"/>
+                              </w:rPr>
+                              <w:t>Run script</w:t>
+                            </w:r>
+                          </w:p>
+                        </w:txbxContent>
+                      </wps:txbx>
+                      <wps:bodyPr rot="0" spcFirstLastPara="0" vertOverflow="overflow" horzOverflow="overflow" vert="horz" wrap="square" lIns="91440" tIns="45720" rIns="91440" bIns="45720" numCol="1" spcCol="0" rtlCol="0" fromWordArt="0" anchor="t" anchorCtr="0" forceAA="0" compatLnSpc="1">
+                        <a:prstTxWarp prst="textNoShape">
+                          <a:avLst/>
+                        </a:prstTxWarp>
+                        <a:noAutofit/>
+                      </wps:bodyPr>
+                    </wps:wsp>
+                  </a:graphicData>
+                </a:graphic>
+                <wp14:sizeRelH relativeFrom="margin">
+                  <wp14:pctWidth>0</wp14:pctWidth>
+                </wp14:sizeRelH>
+                <wp14:sizeRelV relativeFrom="margin">
+                  <wp14:pctHeight>0</wp14:pctHeight>
+                </wp14:sizeRelV>
+              </wp:anchor>
+            </w:drawing>
+          </mc:Choice>
+          <mc:Fallback>
+            <w:pict>
+              <v:shape w14:anchorId="3E30C500" id="_x0000_s1046" type="#_x0000_t202" style="position:absolute;left:0;text-align:left;margin-left:196.5pt;margin-top:170.25pt;width:79.5pt;height:21.75pt;z-index:251729920;visibility:visible;mso-wrap-style:square;mso-width-percent:0;mso-height-percent:0;mso-wrap-distance-left:9pt;mso-wrap-distance-top:0;mso-wrap-distance-right:9pt;mso-wrap-distance-bottom:0;mso-position-horizontal:absolute;mso-position-horizontal-relative:text;mso-position-vertical:absolute;mso-position-vertical-relative:text;mso-width-percent:0;mso-height-percent:0;mso-width-relative:margin;mso-height-relative:margin;v-text-anchor:top" o:gfxdata="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" fillcolor="white [3201]" strokeweight=".5pt">
+                <v:textbox>
+                  <w:txbxContent>
+                    <w:p>
+                      <w:pPr>
+                        <w:rPr>
+                          <w:rStyle w:val="Emphasis"/>
+                          <w:lang w:val="en-US"/>
+                        </w:rPr>
+                      </w:pPr>
+                      <w:r>
+                        <w:rPr>
+                          <w:rStyle w:val="Emphasis"/>
+                          <w:lang w:val="en-US"/>
+                        </w:rPr>
+                        <w:t>Run script</w:t>
+                      </w:r>
+                    </w:p>
+                  </w:txbxContent>
+                </v:textbox>
+              </v:shape>
+            </w:pict>
+          </mc:Fallback>
+        </mc:AlternateContent>
+      </w:r>
+      <w:r>
+        <w:rPr>
+          <w:b/>
+          <w:bCs/>
+          <w:noProof/>
+        </w:rPr>
+        <mc:AlternateContent>
+          <mc:Choice Requires="wps">
+            <w:drawing>
+              <wp:anchor distT="0" distB="0" distL="114300" distR="114300" simplePos="0" relativeHeight="251742208" behindDoc="0" locked="0" layoutInCell="1" allowOverlap="1" wp14:anchorId="1D76106D" wp14:editId="23E70D34">
+                <wp:simplePos x="0" y="0"/>
+                <wp:positionH relativeFrom="margin">
+                  <wp:posOffset>847725</wp:posOffset>
+                </wp:positionH>
+                <wp:positionV relativeFrom="paragraph">
+                  <wp:posOffset>2152650</wp:posOffset>
+                </wp:positionV>
+                <wp:extent cx="1552575" cy="276225"/>
+                <wp:effectExtent l="0" t="0" r="28575" b="28575"/>
+                <wp:wrapNone/>
+                <wp:docPr id="151119716" name="Text Box 22"/>
+                <wp:cNvGraphicFramePr/>
+                <a:graphic xmlns:a="http://schemas.openxmlformats.org/drawingml/2006/main">
+                  <a:graphicData uri="http://schemas.microsoft.com/office/word/2010/wordprocessingShape">
+                    <wps:wsp>
+                      <wps:cNvSpPr txBox="1"/>
+                      <wps:spPr>
+                        <a:xfrm>
+                          <a:off x="0" y="0"/>
+                          <a:ext cx="1552575" cy="276225"/>
+                        </a:xfrm>
+                        <a:prstGeom prst="rect">
+                          <a:avLst/>
+                        </a:prstGeom>
+                        <a:solidFill>
+                          <a:schemeClr val="lt1"/>
+                        </a:solidFill>
+                        <a:ln w="6350">
+                          <a:solidFill>
+                            <a:prstClr val="black"/>
+                          </a:solidFill>
+                        </a:ln>
+                      </wps:spPr>
+                      <wps:txbx>
+                        <w:txbxContent>
+                          <w:p>
+                            <w:pPr>
+                              <w:rPr>
+                                <w:rStyle w:val="Emphasis"/>
+                                <w:lang w:val="en-US"/>
+                              </w:rPr>
+                            </w:pPr>
+                            <w:r>
+                              <w:rPr>
+                                <w:rStyle w:val="Emphasis"/>
+                                <w:lang w:val="en-US"/>
+                              </w:rPr>
+                              <w:t>Run imported script</w:t>
+                            </w:r>
+                          </w:p>
+                        </w:txbxContent>
+                      </wps:txbx>
+                      <wps:bodyPr rot="0" spcFirstLastPara="0" vertOverflow="overflow" horzOverflow="overflow" vert="horz" wrap="square" lIns="91440" tIns="45720" rIns="91440" bIns="45720" numCol="1" spcCol="0" rtlCol="0" fromWordArt="0" anchor="t" anchorCtr="0" forceAA="0" compatLnSpc="1">
+                        <a:prstTxWarp prst="textNoShape">
+                          <a:avLst/>
+                        </a:prstTxWarp>
+                        <a:noAutofit/>
+                      </wps:bodyPr>
+                    </wps:wsp>
+                  </a:graphicData>
+                </a:graphic>
+                <wp14:sizeRelH relativeFrom="margin">
+                  <wp14:pctWidth>0</wp14:pctWidth>
+                </wp14:sizeRelH>
+                <wp14:sizeRelV relativeFrom="margin">
+                  <wp14:pctHeight>0</wp14:pctHeight>
+                </wp14:sizeRelV>
+              </wp:anchor>
+            </w:drawing>
+          </mc:Choice>
+          <mc:Fallback>
+            <w:pict>
+              <v:shape w14:anchorId="1D76106D" id="_x0000_s1047" type="#_x0000_t202" style="position:absolute;left:0;text-align:left;margin-left:66.75pt;margin-top:169.5pt;width:122.25pt;height:21.75pt;z-index:251742208;visibility:visible;mso-wrap-style:square;mso-width-percent:0;mso-height-percent:0;mso-wrap-distance-left:9pt;mso-wrap-distance-top:0;mso-wrap-distance-right:9pt;mso-wrap-distance-bottom:0;mso-position-horizontal:absolute;mso-position-horizontal-relative:margin;mso-position-vertical:absolute;mso-position-vertical-relative:text;mso-width-percent:0;mso-height-percent:0;mso-width-relative:margin;mso-height-relative:margin;v-text-anchor:top" o:gfxdata="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" fillcolor="white [3201]" strokeweight=".5pt">
+                <v:textbox>
+                  <w:txbxContent>
+                    <w:p>
+                      <w:pPr>
+                        <w:rPr>
+                          <w:rStyle w:val="Emphasis"/>
+                          <w:lang w:val="en-US"/>
+                        </w:rPr>
+                      </w:pPr>
+                      <w:r>
+                        <w:rPr>
+                          <w:rStyle w:val="Emphasis"/>
+                          <w:lang w:val="en-US"/>
+                        </w:rPr>
+                        <w:t>Run imported script</w:t>
+                      </w:r>
+                    </w:p>
+                  </w:txbxContent>
+                </v:textbox>
+                <w10:wrap anchorx="margin"/>
+              </v:shape>
+            </w:pict>
+          </mc:Fallback>
+        </mc:AlternateContent>
+      </w:r>
+      <w:r>
+        <w:rPr>
+          <w:b/>
+          <w:bCs/>
+          <w:noProof/>
+        </w:rPr>
+        <mc:AlternateContent>
+          <mc:Choice Requires="wps">
+            <w:drawing>
+              <wp:anchor distT="0" distB="0" distL="114300" distR="114300" simplePos="0" relativeHeight="251744256" behindDoc="0" locked="0" layoutInCell="1" allowOverlap="1" wp14:anchorId="25CCBFB0" wp14:editId="203BF665">
+                <wp:simplePos x="0" y="0"/>
+                <wp:positionH relativeFrom="column">
+                  <wp:posOffset>95250</wp:posOffset>
+                </wp:positionH>
+                <wp:positionV relativeFrom="paragraph">
+                  <wp:posOffset>1724025</wp:posOffset>
+                </wp:positionV>
+                <wp:extent cx="895350" cy="276225"/>
+                <wp:effectExtent l="0" t="0" r="19050" b="28575"/>
+                <wp:wrapNone/>
+                <wp:docPr id="1870932944" name="Text Box 22"/>
+                <wp:cNvGraphicFramePr/>
+                <a:graphic xmlns:a="http://schemas.openxmlformats.org/drawingml/2006/main">
+                  <a:graphicData uri="http://schemas.microsoft.com/office/word/2010/wordprocessingShape">
+                    <wps:wsp>
+                      <wps:cNvSpPr txBox="1"/>
+                      <wps:spPr>
+                        <a:xfrm>
+                          <a:off x="0" y="0"/>
+                          <a:ext cx="895350" cy="276225"/>
+                        </a:xfrm>
+                        <a:prstGeom prst="rect">
+                          <a:avLst/>
+                        </a:prstGeom>
+                        <a:solidFill>
+                          <a:schemeClr val="lt1"/>
+                        </a:solidFill>
+                        <a:ln w="6350">
+                          <a:solidFill>
+                            <a:prstClr val="black"/>
+                          </a:solidFill>
+                        </a:ln>
+                      </wps:spPr>
+                      <wps:txbx>
+                        <w:txbxContent>
+                          <w:p>
+                            <w:pPr>
+                              <w:rPr>
+                                <w:rStyle w:val="Emphasis"/>
+                                <w:lang w:val="en-US"/>
+                              </w:rPr>
+                            </w:pPr>
+                            <w:r>
+                              <w:rPr>
+                                <w:rStyle w:val="Emphasis"/>
+                                <w:lang w:val="en-US"/>
+                              </w:rPr>
+                              <w:t>Create run</w:t>
+                            </w:r>
+                          </w:p>
+                        </w:txbxContent>
+                      </wps:txbx>
+                      <wps:bodyPr rot="0" spcFirstLastPara="0" vertOverflow="overflow" horzOverflow="overflow" vert="horz" wrap="square" lIns="91440" tIns="45720" rIns="91440" bIns="45720" numCol="1" spcCol="0" rtlCol="0" fromWordArt="0" anchor="t" anchorCtr="0" forceAA="0" compatLnSpc="1">
+                        <a:prstTxWarp prst="textNoShape">
+                          <a:avLst/>
+                        </a:prstTxWarp>
+                        <a:noAutofit/>
+                      </wps:bodyPr>
+                    </wps:wsp>
+                  </a:graphicData>
+                </a:graphic>
+                <wp14:sizeRelH relativeFrom="margin">
+                  <wp14:pctWidth>0</wp14:pctWidth>
+                </wp14:sizeRelH>
+                <wp14:sizeRelV relativeFrom="margin">
+                  <wp14:pctHeight>0</wp14:pctHeight>
+                </wp14:sizeRelV>
+              </wp:anchor>
+            </w:drawing>
+          </mc:Choice>
+          <mc:Fallback>
+            <w:pict>
+              <v:shape w14:anchorId="25CCBFB0" id="_x0000_s1048" type="#_x0000_t202" style="position:absolute;left:0;text-align:left;margin-left:7.5pt;margin-top:135.75pt;width:70.5pt;height:21.75pt;z-index:251744256;visibility:visible;mso-wrap-style:square;mso-width-percent:0;mso-height-percent:0;mso-wrap-distance-left:9pt;mso-wrap-distance-top:0;mso-wrap-distance-right:9pt;mso-wrap-distance-bottom:0;mso-position-horizontal:absolute;mso-position-horizontal-relative:text;mso-position-vertical:absolute;mso-position-vertical-relative:text;mso-width-percent:0;mso-height-percent:0;mso-width-relative:margin;mso-height-relative:margin;v-text-anchor:top" o:gfxdata="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" fillcolor="white [3201]" strokeweight=".5pt">
+                <v:textbox>
+                  <w:txbxContent>
+                    <w:p>
+                      <w:pPr>
+                        <w:rPr>
+                          <w:rStyle w:val="Emphasis"/>
+                          <w:lang w:val="en-US"/>
+                        </w:rPr>
+                      </w:pPr>
+                      <w:r>
+                        <w:rPr>
+                          <w:rStyle w:val="Emphasis"/>
+                          <w:lang w:val="en-US"/>
+                        </w:rPr>
+                        <w:t>Create run</w:t>
+                      </w:r>
+                    </w:p>
+                  </w:txbxContent>
+                </v:textbox>
+              </v:shape>
+            </w:pict>
+          </mc:Fallback>
+        </mc:AlternateContent>
+      </w:r>
+      <w:r>
+        <w:rPr>
+          <w:b/>
+          <w:bCs/>
+          <w:noProof/>
+        </w:rPr>
+        <mc:AlternateContent>
+          <mc:Choice Requires="wps">
+            <w:drawing>
+              <wp:anchor distT="0" distB="0" distL="114300" distR="114300" simplePos="0" relativeHeight="251720704" behindDoc="0" locked="0" layoutInCell="1" allowOverlap="1" wp14:anchorId="0127AC8B" wp14:editId="0C53503B">
+                <wp:simplePos x="0" y="0"/>
+                <wp:positionH relativeFrom="column">
+                  <wp:posOffset>3428999</wp:posOffset>
+                </wp:positionH>
+                <wp:positionV relativeFrom="paragraph">
+                  <wp:posOffset>2819400</wp:posOffset>
+                </wp:positionV>
+                <wp:extent cx="1152525" cy="45719"/>
+                <wp:effectExtent l="0" t="38100" r="28575" b="88265"/>
+                <wp:wrapNone/>
+                <wp:docPr id="1131176902" name="Straight Arrow Connector 31"/>
+                <wp:cNvGraphicFramePr/>
+                <a:graphic xmlns:a="http://schemas.openxmlformats.org/drawingml/2006/main">
+                  <a:graphicData uri="http://schemas.microsoft.com/office/word/2010/wordprocessingShape">
+                    <wps:wsp>
+                      <wps:cNvCnPr/>
+                      <wps:spPr>
+                        <a:xfrm>
+                          <a:off x="0" y="0"/>
+                          <a:ext cx="1152525" cy="45719"/>
+                        </a:xfrm>
+                        <a:prstGeom prst="straightConnector1">
+                          <a:avLst/>
+                        </a:prstGeom>
+                        <a:ln>
+                          <a:tailEnd type="triangle"/>
+                        </a:ln>
+                      </wps:spPr>
+                      <wps:style>
+                        <a:lnRef idx="2">
+                          <a:schemeClr val="accent1"/>
+                        </a:lnRef>
+                        <a:fillRef idx="0">
+                          <a:schemeClr val="accent1"/>
+                        </a:fillRef>
+                        <a:effectRef idx="1">
+                          <a:schemeClr val="accent1"/>
+                        </a:effectRef>
+                        <a:fontRef idx="minor">
+                          <a:schemeClr val="tx1"/>
+                        </a:fontRef>
+                      </wps:style>
+                      <wps:bodyPr/>
+                    </wps:wsp>
+                  </a:graphicData>
+                </a:graphic>
+                <wp14:sizeRelH relativeFrom="margin">
+                  <wp14:pctWidth>0</wp14:pctWidth>
+                </wp14:sizeRelH>
+                <wp14:sizeRelV relativeFrom="margin">
+                  <wp14:pctHeight>0</wp14:pctHeight>
+                </wp14:sizeRelV>
+              </wp:anchor>
+            </w:drawing>
+          </mc:Choice>
+          <mc:Fallback>
+            <w:pict>
+              <v:shape w14:anchorId="1E79E1B3" id="Straight Arrow Connector 31" o:spid="_x0000_s1026" type="#_x0000_t32" style="position:absolute;margin-left:270pt;margin-top:222pt;width:90.75pt;height:3.6pt;z-index:251720704;visibility:visible;mso-wrap-style:square;mso-width-percent:0;mso-height-percent:0;mso-wrap-distance-left:9pt;mso-wrap-distance-top:0;mso-wrap-distance-right:9pt;mso-wrap-distance-bottom:0;mso-position-horizontal:absolute;mso-position-horizontal-relative:text;mso-position-vertical:absolute;mso-position-vertical-relative:text;mso-width-percent:0;mso-height-percent:0;mso-width-relative:margin;mso-height-relative:margin" o:gfxdata="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" strokecolor="#156082 [3204]" strokeweight="1.5pt">
+                <v:stroke endarrow="block" joinstyle="miter"/>
+              </v:shape>
+            </w:pict>
+          </mc:Fallback>
+        </mc:AlternateContent>
+      </w:r>
+      <w:r>
+        <w:rPr>
+          <w:b/>
+          <w:bCs/>
+          <w:noProof/>
+        </w:rPr>
+        <mc:AlternateContent>
+          <mc:Choice Requires="wps">
+            <w:drawing>
+              <wp:anchor distT="0" distB="0" distL="114300" distR="114300" simplePos="0" relativeHeight="251738112" behindDoc="0" locked="0" layoutInCell="1" allowOverlap="1" wp14:anchorId="12DD633C" wp14:editId="4D3D817E">
+                <wp:simplePos x="0" y="0"/>
+                <wp:positionH relativeFrom="column">
+                  <wp:posOffset>3686175</wp:posOffset>
+                </wp:positionH>
+                <wp:positionV relativeFrom="paragraph">
+                  <wp:posOffset>2133600</wp:posOffset>
+                </wp:positionV>
+                <wp:extent cx="895350" cy="276225"/>
+                <wp:effectExtent l="0" t="0" r="19050" b="28575"/>
+                <wp:wrapNone/>
+                <wp:docPr id="1293160798" name="Text Box 22"/>
+                <wp:cNvGraphicFramePr/>
+                <a:graphic xmlns:a="http://schemas.openxmlformats.org/drawingml/2006/main">
+                  <a:graphicData uri="http://schemas.microsoft.com/office/word/2010/wordprocessingShape">
+                    <wps:wsp>
+                      <wps:cNvSpPr txBox="1"/>
+                      <wps:spPr>
+                        <a:xfrm>
+                          <a:off x="0" y="0"/>
+                          <a:ext cx="895350" cy="276225"/>
+                        </a:xfrm>
+                        <a:prstGeom prst="rect">
+                          <a:avLst/>
+                        </a:prstGeom>
+                        <a:solidFill>
+                          <a:schemeClr val="lt1"/>
+                        </a:solidFill>
+                        <a:ln w="6350">
+                          <a:solidFill>
+                            <a:prstClr val="black"/>
+                          </a:solidFill>
+                        </a:ln>
+                      </wps:spPr>
+                      <wps:txbx>
+                        <w:txbxContent>
+                          <w:p>
+                            <w:pPr>
+                              <w:rPr>
+                                <w:rStyle w:val="Emphasis"/>
+                                <w:lang w:val="en-US"/>
+                              </w:rPr>
+                            </w:pPr>
+                            <w:r>
+                              <w:rPr>
+                                <w:rStyle w:val="Emphasis"/>
+                                <w:lang w:val="en-US"/>
+                              </w:rPr>
+                              <w:t xml:space="preserve">Get </w:t>
+                            </w:r>
+                            <w:proofErr w:type="gramStart"/>
+                            <w:r>
+                              <w:rPr>
+                                <w:rStyle w:val="Emphasis"/>
+                                <w:lang w:val="en-US"/>
+                              </w:rPr>
+                              <w:t>logs</w:t>
+                            </w:r>
+                            <w:proofErr w:type="gramEnd"/>
+                          </w:p>
+                        </w:txbxContent>
+                      </wps:txbx>
+                      <wps:bodyPr rot="0" spcFirstLastPara="0" vertOverflow="overflow" horzOverflow="overflow" vert="horz" wrap="square" lIns="91440" tIns="45720" rIns="91440" bIns="45720" numCol="1" spcCol="0" rtlCol="0" fromWordArt="0" anchor="t" anchorCtr="0" forceAA="0" compatLnSpc="1">
+                        <a:prstTxWarp prst="textNoShape">
+                          <a:avLst/>
+                        </a:prstTxWarp>
+                        <a:noAutofit/>
+                      </wps:bodyPr>
+                    </wps:wsp>
+                  </a:graphicData>
+                </a:graphic>
+                <wp14:sizeRelH relativeFrom="margin">
+                  <wp14:pctWidth>0</wp14:pctWidth>
+                </wp14:sizeRelH>
+                <wp14:sizeRelV relativeFrom="margin">
+                  <wp14:pctHeight>0</wp14:pctHeight>
+                </wp14:sizeRelV>
+              </wp:anchor>
+            </w:drawing>
+          </mc:Choice>
+          <mc:Fallback>
+            <w:pict>
+              <v:shape w14:anchorId="12DD633C" id="_x0000_s1049" type="#_x0000_t202" style="position:absolute;left:0;text-align:left;margin-left:290.25pt;margin-top:168pt;width:70.5pt;height:21.75pt;z-index:251738112;visibility:visible;mso-wrap-style:square;mso-width-percent:0;mso-height-percent:0;mso-wrap-distance-left:9pt;mso-wrap-distance-top:0;mso-wrap-distance-right:9pt;mso-wrap-distance-bottom:0;mso-position-horizontal:absolute;mso-position-horizontal-relative:text;mso-position-vertical:absolute;mso-position-vertical-relative:text;mso-width-percent:0;mso-height-percent:0;mso-width-relative:margin;mso-height-relative:margin;v-text-anchor:top" o:gfxdata="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" fillcolor="white [3201]" strokeweight=".5pt">
+                <v:textbox>
+                  <w:txbxContent>
+                    <w:p>
+                      <w:pPr>
+                        <w:rPr>
+                          <w:rStyle w:val="Emphasis"/>
+                          <w:lang w:val="en-US"/>
+                        </w:rPr>
+                      </w:pPr>
+                      <w:r>
+                        <w:rPr>
+                          <w:rStyle w:val="Emphasis"/>
+                          <w:lang w:val="en-US"/>
+                        </w:rPr>
+                        <w:t xml:space="preserve">Get </w:t>
+                      </w:r>
+                      <w:proofErr w:type="gramStart"/>
+                      <w:r>
+                        <w:rPr>
+                          <w:rStyle w:val="Emphasis"/>
+                          <w:lang w:val="en-US"/>
+                        </w:rPr>
+                        <w:t>logs</w:t>
+                      </w:r>
+                      <w:proofErr w:type="gramEnd"/>
+                    </w:p>
+                  </w:txbxContent>
+                </v:textbox>
+              </v:shape>
+            </w:pict>
+          </mc:Fallback>
+        </mc:AlternateContent>
+      </w:r>
+      <w:r>
+        <w:rPr>
+          <w:b/>
+          <w:bCs/>
+          <w:noProof/>
+        </w:rPr>
+        <mc:AlternateContent>
+          <mc:Choice Requires="wps">
+            <w:drawing>
+              <wp:anchor distT="0" distB="0" distL="114300" distR="114300" simplePos="0" relativeHeight="251717632" behindDoc="0" locked="0" layoutInCell="1" allowOverlap="1" wp14:anchorId="464B2BE4" wp14:editId="3AC1B04F">
+                <wp:simplePos x="0" y="0"/>
+                <wp:positionH relativeFrom="column">
+                  <wp:posOffset>3267074</wp:posOffset>
+                </wp:positionH>
+                <wp:positionV relativeFrom="paragraph">
+                  <wp:posOffset>1971675</wp:posOffset>
+                </wp:positionV>
+                <wp:extent cx="1743075" cy="657225"/>
+                <wp:effectExtent l="0" t="0" r="47625" b="66675"/>
+                <wp:wrapNone/>
+                <wp:docPr id="1523747578" name="Straight Arrow Connector 26"/>
+                <wp:cNvGraphicFramePr/>
+                <a:graphic xmlns:a="http://schemas.openxmlformats.org/drawingml/2006/main">
+                  <a:graphicData uri="http://schemas.microsoft.com/office/word/2010/wordprocessingShape">
+                    <wps:wsp>
+                      <wps:cNvCnPr/>
+                      <wps:spPr>
+                        <a:xfrm>
+                          <a:off x="0" y="0"/>
+                          <a:ext cx="1743075" cy="657225"/>
+                        </a:xfrm>
+                        <a:prstGeom prst="straightConnector1">
+                          <a:avLst/>
+                        </a:prstGeom>
+                        <a:ln>
+                          <a:tailEnd type="triangle"/>
+                        </a:ln>
+                      </wps:spPr>
+                      <wps:style>
+                        <a:lnRef idx="2">
+                          <a:schemeClr val="accent1"/>
+                        </a:lnRef>
+                        <a:fillRef idx="0">
+                          <a:schemeClr val="accent1"/>
+                        </a:fillRef>
+                        <a:effectRef idx="1">
+                          <a:schemeClr val="accent1"/>
+                        </a:effectRef>
+                        <a:fontRef idx="minor">
+                          <a:schemeClr val="tx1"/>
+                        </a:fontRef>
+                      </wps:style>
+                      <wps:bodyPr/>
+                    </wps:wsp>
+                  </a:graphicData>
+                </a:graphic>
+                <wp14:sizeRelH relativeFrom="margin">
+                  <wp14:pctWidth>0</wp14:pctWidth>
+                </wp14:sizeRelH>
+                <wp14:sizeRelV relativeFrom="margin">
+                  <wp14:pctHeight>0</wp14:pctHeight>
+                </wp14:sizeRelV>
+              </wp:anchor>
+            </w:drawing>
+          </mc:Choice>
+          <mc:Fallback>
+            <w:pict>
+              <v:shape w14:anchorId="241AAC07" id="Straight Arrow Connector 26" o:spid="_x0000_s1026" type="#_x0000_t32" style="position:absolute;margin-left:257.25pt;margin-top:155.25pt;width:137.25pt;height:51.75pt;z-index:251717632;visibility:visible;mso-wrap-style:square;mso-width-percent:0;mso-height-percent:0;mso-wrap-distance-left:9pt;mso-wrap-distance-top:0;mso-wrap-distance-right:9pt;mso-wrap-distance-bottom:0;mso-position-horizontal:absolute;mso-position-horizontal-relative:text;mso-position-vertical:absolute;mso-position-vertical-relative:text;mso-width-percent:0;mso-height-percent:0;mso-width-relative:margin;mso-height-relative:margin" o:gfxdata="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" strokecolor="#156082 [3204]" strokeweight="1.5pt">
+                <v:stroke endarrow="block" joinstyle="miter"/>
+              </v:shape>
+            </w:pict>
+          </mc:Fallback>
+        </mc:AlternateContent>
+      </w:r>
+      <w:r>
+        <w:rPr>
+          <w:b/>
+          <w:bCs/>
+          <w:noProof/>
+        </w:rPr>
+        <mc:AlternateContent>
+          <mc:Choice Requires="wps">
+            <w:drawing>
+              <wp:anchor distT="0" distB="0" distL="114300" distR="114300" simplePos="0" relativeHeight="251708416" behindDoc="0" locked="0" layoutInCell="1" allowOverlap="1" wp14:anchorId="34214F86" wp14:editId="008EAA18">
+                <wp:simplePos x="0" y="0"/>
+                <wp:positionH relativeFrom="column">
+                  <wp:posOffset>4581525</wp:posOffset>
+                </wp:positionH>
+                <wp:positionV relativeFrom="paragraph">
+                  <wp:posOffset>2628900</wp:posOffset>
+                </wp:positionV>
+                <wp:extent cx="1581150" cy="323850"/>
+                <wp:effectExtent l="0" t="0" r="19050" b="19050"/>
+                <wp:wrapNone/>
+                <wp:docPr id="678254679" name="Rectangle: Rounded Corners 23"/>
+                <wp:cNvGraphicFramePr/>
+                <a:graphic xmlns:a="http://schemas.openxmlformats.org/drawingml/2006/main">
+                  <a:graphicData uri="http://schemas.microsoft.com/office/word/2010/wordprocessingShape">
+                    <wps:wsp>
+                      <wps:cNvSpPr/>
+                      <wps:spPr>
+                        <a:xfrm>
+                          <a:off x="0" y="0"/>
+                          <a:ext cx="1581150" cy="323850"/>
+                        </a:xfrm>
+                        <a:prstGeom prst="roundRect">
+                          <a:avLst/>
+                        </a:prstGeom>
+                        <a:ln>
+                          <a:solidFill>
+                            <a:schemeClr val="accent1"/>
+                          </a:solidFill>
+                        </a:ln>
+                      </wps:spPr>
+                      <wps:style>
+                        <a:lnRef idx="2">
+                          <a:schemeClr val="accent6"/>
+                        </a:lnRef>
+                        <a:fillRef idx="1">
+                          <a:schemeClr val="lt1"/>
+                        </a:fillRef>
+                        <a:effectRef idx="0">
+                          <a:schemeClr val="accent6"/>
+                        </a:effectRef>
+                        <a:fontRef idx="minor">
+                          <a:schemeClr val="dk1"/>
+                        </a:fontRef>
+                      </wps:style>
+                      <wps:txbx>
+                        <w:txbxContent>
+                          <w:p>
+                            <w:pPr>
+                              <w:jc w:val="center"/>
+                              <w:rPr>
+                                <w:lang w:val="en-US"/>
+                              </w:rPr>
+                            </w:pPr>
+                            <w:r>
+                              <w:rPr>
+                                <w:lang w:val="en-US"/>
+                              </w:rPr>
+                              <w:t>Logs Service</w:t>
+                            </w:r>
+                          </w:p>
+                        </w:txbxContent>
+                      </wps:txbx>
+                      <wps:bodyPr rot="0" spcFirstLastPara="0" vertOverflow="overflow" horzOverflow="overflow" vert="horz" wrap="square" lIns="91440" tIns="45720" rIns="91440" bIns="45720" numCol="1" spcCol="0" rtlCol="0" fromWordArt="0" anchor="ctr" anchorCtr="0" forceAA="0" compatLnSpc="1">
+                        <a:prstTxWarp prst="textNoShape">
+                          <a:avLst/>
+                        </a:prstTxWarp>
+                        <a:noAutofit/>
+                      </wps:bodyPr>
+                    </wps:wsp>
+                  </a:graphicData>
+                </a:graphic>
+                <wp14:sizeRelH relativeFrom="margin">
+                  <wp14:pctWidth>0</wp14:pctWidth>
+                </wp14:sizeRelH>
+                <wp14:sizeRelV relativeFrom="margin">
+                  <wp14:pctHeight>0</wp14:pctHeight>
+                </wp14:sizeRelV>
+              </wp:anchor>
+            </w:drawing>
+          </mc:Choice>
+          <mc:Fallback>
+            <w:pict>
+              <v:roundrect w14:anchorId="34214F86" id="_x0000_s1050" style="position:absolute;left:0;text-align:left;margin-left:360.75pt;margin-top:207pt;width:124.5pt;height:25.5pt;z-index:251708416;visibility:visible;mso-wrap-style:square;mso-width-percent:0;mso-height-percent:0;mso-wrap-distance-left:9pt;mso-wrap-distance-top:0;mso-wrap-distance-right:9pt;mso-wrap-distance-bottom:0;mso-position-horizontal:absolute;mso-position-horizontal-relative:text;mso-position-vertical:absolute;mso-position-vertical-relative:text;mso-width-percent:0;mso-height-percent:0;mso-width-relative:margin;mso-height-relative:margin;v-text-anchor:middle" arcsize="10923f" o:gfxdata="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" fillcolor="white [3201]" strokecolor="#156082 [3204]" strokeweight="1.5pt">
+                <v:stroke joinstyle="miter"/>
+                <v:textbox>
+                  <w:txbxContent>
+                    <w:p>
+                      <w:pPr>
+                        <w:jc w:val="center"/>
+                        <w:rPr>
+                          <w:lang w:val="en-US"/>
+                        </w:rPr>
+                      </w:pPr>
+                      <w:r>
+                        <w:rPr>
+                          <w:lang w:val="en-US"/>
+                        </w:rPr>
+                        <w:t>Logs Service</w:t>
+                      </w:r>
+                    </w:p>
+                  </w:txbxContent>
+                </v:textbox>
+              </v:roundrect>
+            </w:pict>
+          </mc:Fallback>
+        </mc:AlternateContent>
+      </w:r>
+      <w:r>
+        <w:rPr>
+          <w:b/>
+          <w:bCs/>
+          <w:noProof/>
+        </w:rPr>
+        <mc:AlternateContent>
+          <mc:Choice Requires="wps">
+            <w:drawing>
+              <wp:anchor distT="0" distB="0" distL="114300" distR="114300" simplePos="0" relativeHeight="251731968" behindDoc="0" locked="0" layoutInCell="1" allowOverlap="1" wp14:anchorId="4CACE2B4" wp14:editId="281AAFAD">
+                <wp:simplePos x="0" y="0"/>
+                <wp:positionH relativeFrom="column">
+                  <wp:posOffset>1743075</wp:posOffset>
+                </wp:positionH>
+                <wp:positionV relativeFrom="paragraph">
+                  <wp:posOffset>3219450</wp:posOffset>
+                </wp:positionV>
+                <wp:extent cx="847725" cy="276225"/>
+                <wp:effectExtent l="0" t="0" r="28575" b="28575"/>
+                <wp:wrapNone/>
+                <wp:docPr id="1997850737" name="Text Box 22"/>
+                <wp:cNvGraphicFramePr/>
+                <a:graphic xmlns:a="http://schemas.openxmlformats.org/drawingml/2006/main">
+                  <a:graphicData uri="http://schemas.microsoft.com/office/word/2010/wordprocessingShape">
+                    <wps:wsp>
+                      <wps:cNvSpPr txBox="1"/>
+                      <wps:spPr>
+                        <a:xfrm>
+                          <a:off x="0" y="0"/>
+                          <a:ext cx="847725" cy="276225"/>
+                        </a:xfrm>
+                        <a:prstGeom prst="rect">
+                          <a:avLst/>
+                        </a:prstGeom>
+                        <a:solidFill>
+                          <a:schemeClr val="lt1"/>
+                        </a:solidFill>
+                        <a:ln w="6350">
+                          <a:solidFill>
+                            <a:prstClr val="black"/>
+                          </a:solidFill>
+                        </a:ln>
+                      </wps:spPr>
+                      <wps:txbx>
+                        <w:txbxContent>
+                          <w:p>
+                            <w:pPr>
+                              <w:rPr>
+                                <w:rStyle w:val="Emphasis"/>
+                                <w:lang w:val="en-US"/>
+                              </w:rPr>
+                            </w:pPr>
+                            <w:r>
+                              <w:rPr>
+                                <w:rStyle w:val="Emphasis"/>
+                                <w:lang w:val="en-US"/>
+                              </w:rPr>
+                              <w:t xml:space="preserve">Send </w:t>
+                            </w:r>
+                            <w:proofErr w:type="gramStart"/>
+                            <w:r>
+                              <w:rPr>
+                                <w:rStyle w:val="Emphasis"/>
+                                <w:lang w:val="en-US"/>
+                              </w:rPr>
+                              <w:t>logs</w:t>
+                            </w:r>
+                            <w:proofErr w:type="gramEnd"/>
+                          </w:p>
+                        </w:txbxContent>
+                      </wps:txbx>
+                      <wps:bodyPr rot="0" spcFirstLastPara="0" vertOverflow="overflow" horzOverflow="overflow" vert="horz" wrap="square" lIns="91440" tIns="45720" rIns="91440" bIns="45720" numCol="1" spcCol="0" rtlCol="0" fromWordArt="0" anchor="t" anchorCtr="0" forceAA="0" compatLnSpc="1">
+                        <a:prstTxWarp prst="textNoShape">
+                          <a:avLst/>
+                        </a:prstTxWarp>
+                        <a:noAutofit/>
+                      </wps:bodyPr>
+                    </wps:wsp>
+                  </a:graphicData>
+                </a:graphic>
+                <wp14:sizeRelH relativeFrom="margin">
+                  <wp14:pctWidth>0</wp14:pctWidth>
+                </wp14:sizeRelH>
+                <wp14:sizeRelV relativeFrom="margin">
+                  <wp14:pctHeight>0</wp14:pctHeight>
+                </wp14:sizeRelV>
+              </wp:anchor>
+            </w:drawing>
+          </mc:Choice>
+          <mc:Fallback>
+            <w:pict>
+              <v:shape w14:anchorId="4CACE2B4" id="_x0000_s1051" type="#_x0000_t202" style="position:absolute;left:0;text-align:left;margin-left:137.25pt;margin-top:253.5pt;width:66.75pt;height:21.75pt;z-index:251731968;visibility:visible;mso-wrap-style:square;mso-width-percent:0;mso-height-percent:0;mso-wrap-distance-left:9pt;mso-wrap-distance-top:0;mso-wrap-distance-right:9pt;mso-wrap-distance-bottom:0;mso-position-horizontal:absolute;mso-position-horizontal-relative:text;mso-position-vertical:absolute;mso-position-vertical-relative:text;mso-width-percent:0;mso-height-percent:0;mso-width-relative:margin;mso-height-relative:margin;v-text-anchor:top" o:gfxdata="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" fillcolor="white [3201]" strokeweight=".5pt">
+                <v:textbox>
+                  <w:txbxContent>
+                    <w:p>
+                      <w:pPr>
+                        <w:rPr>
+                          <w:rStyle w:val="Emphasis"/>
+                          <w:lang w:val="en-US"/>
+                        </w:rPr>
+                      </w:pPr>
+                      <w:r>
+                        <w:rPr>
+                          <w:rStyle w:val="Emphasis"/>
+                          <w:lang w:val="en-US"/>
+                        </w:rPr>
+                        <w:t xml:space="preserve">Send </w:t>
+                      </w:r>
+                      <w:proofErr w:type="gramStart"/>
+                      <w:r>
+                        <w:rPr>
+                          <w:rStyle w:val="Emphasis"/>
+                          <w:lang w:val="en-US"/>
+                        </w:rPr>
+                        <w:t>logs</w:t>
+                      </w:r>
+                      <w:proofErr w:type="gramEnd"/>
+                    </w:p>
+                  </w:txbxContent>
+                </v:textbox>
+              </v:shape>
+            </w:pict>
+          </mc:Fallback>
+        </mc:AlternateContent>
+      </w:r>
+      <w:r>
+        <w:rPr>
+          <w:b/>
+          <w:bCs/>
+          <w:noProof/>
+        </w:rPr>
+        <mc:AlternateContent>
+          <mc:Choice Requires="wps">
+            <w:drawing>
+              <wp:anchor distT="0" distB="0" distL="114300" distR="114300" simplePos="0" relativeHeight="251719680" behindDoc="0" locked="0" layoutInCell="1" allowOverlap="1" wp14:anchorId="7F473EAC" wp14:editId="4529A034">
+                <wp:simplePos x="0" y="0"/>
+                <wp:positionH relativeFrom="column">
+                  <wp:posOffset>2314575</wp:posOffset>
+                </wp:positionH>
+                <wp:positionV relativeFrom="paragraph">
+                  <wp:posOffset>2933700</wp:posOffset>
+                </wp:positionV>
+                <wp:extent cx="171450" cy="838200"/>
+                <wp:effectExtent l="57150" t="38100" r="19050" b="19050"/>
+                <wp:wrapNone/>
+                <wp:docPr id="1116072068" name="Straight Arrow Connector 30"/>
+                <wp:cNvGraphicFramePr/>
+                <a:graphic xmlns:a="http://schemas.openxmlformats.org/drawingml/2006/main">
+                  <a:graphicData uri="http://schemas.microsoft.com/office/word/2010/wordprocessingShape">
+                    <wps:wsp>
+                      <wps:cNvCnPr/>
+                      <wps:spPr>
+                        <a:xfrm flipH="1" flipV="1">
+                          <a:off x="0" y="0"/>
+                          <a:ext cx="171450" cy="838200"/>
+                        </a:xfrm>
+                        <a:prstGeom prst="straightConnector1">
+                          <a:avLst/>
+                        </a:prstGeom>
+                        <a:ln>
+                          <a:tailEnd type="triangle"/>
+                        </a:ln>
+                      </wps:spPr>
+                      <wps:style>
+                        <a:lnRef idx="2">
+                          <a:schemeClr val="accent1"/>
+                        </a:lnRef>
+                        <a:fillRef idx="0">
+                          <a:schemeClr val="accent1"/>
+                        </a:fillRef>
+                        <a:effectRef idx="1">
+                          <a:schemeClr val="accent1"/>
+                        </a:effectRef>
+                        <a:fontRef idx="minor">
+                          <a:schemeClr val="tx1"/>
+                        </a:fontRef>
+                      </wps:style>
+                      <wps:bodyPr/>
+                    </wps:wsp>
+                  </a:graphicData>
+                </a:graphic>
+                <wp14:sizeRelH relativeFrom="margin">
+                  <wp14:pctWidth>0</wp14:pctWidth>
+                </wp14:sizeRelH>
+                <wp14:sizeRelV relativeFrom="margin">
+                  <wp14:pctHeight>0</wp14:pctHeight>
+                </wp14:sizeRelV>
+              </wp:anchor>
+            </w:drawing>
+          </mc:Choice>
+          <mc:Fallback>
+            <w:pict>
+              <v:shape w14:anchorId="487873E6" id="Straight Arrow Connector 30" o:spid="_x0000_s1026" type="#_x0000_t32" style="position:absolute;margin-left:182.25pt;margin-top:231pt;width:13.5pt;height:66pt;flip:x y;z-index:251719680;visibility:visible;mso-wrap-style:square;mso-width-percent:0;mso-height-percent:0;mso-wrap-distance-left:9pt;mso-wrap-distance-top:0;mso-wrap-distance-right:9pt;mso-wrap-distance-bottom:0;mso-position-horizontal:absolute;mso-position-horizontal-relative:text;mso-position-vertical:absolute;mso-position-vertical-relative:text;mso-width-percent:0;mso-height-percent:0;mso-width-relative:margin;mso-height-relative:margin" o:gfxdata="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" strokecolor="#156082 [3204]" strokeweight="1.5pt">
+                <v:stroke endarrow="block" joinstyle="miter"/>
+              </v:shape>
+            </w:pict>
+          </mc:Fallback>
+        </mc:AlternateContent>
+      </w:r>
+      <w:r>
+        <w:rPr>
+          <w:b/>
+          <w:bCs/>
+          <w:noProof/>
+        </w:rPr>
+        <mc:AlternateContent>
+          <mc:Choice Requires="wps">
+            <w:drawing>
+              <wp:anchor distT="0" distB="0" distL="114300" distR="114300" simplePos="0" relativeHeight="251712512" behindDoc="0" locked="0" layoutInCell="1" allowOverlap="1" wp14:anchorId="51FD2E8A" wp14:editId="46A8DADE">
+                <wp:simplePos x="0" y="0"/>
+                <wp:positionH relativeFrom="column">
+                  <wp:posOffset>1857375</wp:posOffset>
+                </wp:positionH>
+                <wp:positionV relativeFrom="paragraph">
+                  <wp:posOffset>2628900</wp:posOffset>
+                </wp:positionV>
+                <wp:extent cx="1581150" cy="323850"/>
+                <wp:effectExtent l="0" t="0" r="19050" b="19050"/>
+                <wp:wrapNone/>
+                <wp:docPr id="826828164" name="Rectangle: Rounded Corners 23"/>
+                <wp:cNvGraphicFramePr/>
+                <a:graphic xmlns:a="http://schemas.openxmlformats.org/drawingml/2006/main">
+                  <a:graphicData uri="http://schemas.microsoft.com/office/word/2010/wordprocessingShape">
+                    <wps:wsp>
+                      <wps:cNvSpPr/>
+                      <wps:spPr>
+                        <a:xfrm>
+                          <a:off x="0" y="0"/>
+                          <a:ext cx="1581150" cy="323850"/>
+                        </a:xfrm>
+                        <a:prstGeom prst="roundRect">
+                          <a:avLst/>
+                        </a:prstGeom>
+                        <a:ln>
+                          <a:solidFill>
+                            <a:schemeClr val="accent1"/>
+                          </a:solidFill>
+                        </a:ln>
+                      </wps:spPr>
+                      <wps:style>
+                        <a:lnRef idx="2">
+                          <a:schemeClr val="accent6"/>
+                        </a:lnRef>
+                        <a:fillRef idx="1">
+                          <a:schemeClr val="lt1"/>
+                        </a:fillRef>
+                        <a:effectRef idx="0">
+                          <a:schemeClr val="accent6"/>
+                        </a:effectRef>
+                        <a:fontRef idx="minor">
+                          <a:schemeClr val="dk1"/>
+                        </a:fontRef>
+                      </wps:style>
+                      <wps:txbx>
+                        <w:txbxContent>
+                          <w:p>
+                            <w:pPr>
+                              <w:jc w:val="center"/>
+                              <w:rPr>
+                                <w:lang w:val="en-US"/>
+                              </w:rPr>
+                            </w:pPr>
+                            <w:r>
+                              <w:rPr>
+                                <w:lang w:val="en-US"/>
+                              </w:rPr>
+                              <w:t>Execution Service</w:t>
+                            </w:r>
+                          </w:p>
+                        </w:txbxContent>
+                      </wps:txbx>
+                      <wps:bodyPr rot="0" spcFirstLastPara="0" vertOverflow="overflow" horzOverflow="overflow" vert="horz" wrap="square" lIns="91440" tIns="45720" rIns="91440" bIns="45720" numCol="1" spcCol="0" rtlCol="0" fromWordArt="0" anchor="ctr" anchorCtr="0" forceAA="0" compatLnSpc="1">
+                        <a:prstTxWarp prst="textNoShape">
+                          <a:avLst/>
+                        </a:prstTxWarp>
+                        <a:noAutofit/>
+                      </wps:bodyPr>
+                    </wps:wsp>
+                  </a:graphicData>
+                </a:graphic>
+                <wp14:sizeRelH relativeFrom="margin">
+                  <wp14:pctWidth>0</wp14:pctWidth>
+                </wp14:sizeRelH>
+                <wp14:sizeRelV relativeFrom="margin">
+                  <wp14:pctHeight>0</wp14:pctHeight>
+                </wp14:sizeRelV>
+              </wp:anchor>
+            </w:drawing>
+          </mc:Choice>
+          <mc:Fallback>
+            <w:pict>
+              <v:roundrect w14:anchorId="51FD2E8A" id="_x0000_s1052" style="position:absolute;left:0;text-align:left;margin-left:146.25pt;margin-top:207pt;width:124.5pt;height:25.5pt;z-index:251712512;visibility:visible;mso-wrap-style:square;mso-width-percent:0;mso-height-percent:0;mso-wrap-distance-left:9pt;mso-wrap-distance-top:0;mso-wrap-distance-right:9pt;mso-wrap-distance-bottom:0;mso-position-horizontal:absolute;mso-position-horizontal-relative:text;mso-position-vertical:absolute;mso-position-vertical-relative:text;mso-width-percent:0;mso-height-percent:0;mso-width-relative:margin;mso-height-relative:margin;v-text-anchor:middle" arcsize="10923f" o:gfxdata="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" fillcolor="white [3201]" strokecolor="#156082 [3204]" strokeweight="1.5pt">
+                <v:stroke joinstyle="miter"/>
+                <v:textbox>
+                  <w:txbxContent>
+                    <w:p>
+                      <w:pPr>
+                        <w:jc w:val="center"/>
+                        <w:rPr>
+                          <w:lang w:val="en-US"/>
+                        </w:rPr>
+                      </w:pPr>
+                      <w:r>
+                        <w:rPr>
+                          <w:lang w:val="en-US"/>
+                        </w:rPr>
+                        <w:t>Execution Service</w:t>
+                      </w:r>
+                    </w:p>
+                  </w:txbxContent>
+                </v:textbox>
+              </v:roundrect>
+            </w:pict>
+          </mc:Fallback>
+        </mc:AlternateContent>
+      </w:r>
+      <w:r>
+        <w:rPr>
+          <w:b/>
+          <w:bCs/>
+          <w:noProof/>
+        </w:rPr>
+        <mc:AlternateContent>
+          <mc:Choice Requires="wps">
+            <w:drawing>
+              <wp:anchor distT="0" distB="0" distL="114300" distR="114300" simplePos="0" relativeHeight="251704320" behindDoc="0" locked="0" layoutInCell="1" allowOverlap="1" wp14:anchorId="0575E5DC" wp14:editId="3D9CEB85">
+                <wp:simplePos x="0" y="0"/>
+                <wp:positionH relativeFrom="column">
+                  <wp:posOffset>1657350</wp:posOffset>
+                </wp:positionH>
+                <wp:positionV relativeFrom="paragraph">
+                  <wp:posOffset>1638300</wp:posOffset>
+                </wp:positionV>
+                <wp:extent cx="1790700" cy="323850"/>
+                <wp:effectExtent l="0" t="0" r="19050" b="19050"/>
+                <wp:wrapNone/>
+                <wp:docPr id="950963716" name="Rectangle: Rounded Corners 23"/>
+                <wp:cNvGraphicFramePr/>
+                <a:graphic xmlns:a="http://schemas.openxmlformats.org/drawingml/2006/main">
+                  <a:graphicData uri="http://schemas.microsoft.com/office/word/2010/wordprocessingShape">
+                    <wps:wsp>
+                      <wps:cNvSpPr/>
+                      <wps:spPr>
+                        <a:xfrm>
+                          <a:off x="0" y="0"/>
+                          <a:ext cx="1790700" cy="323850"/>
+                        </a:xfrm>
+                        <a:prstGeom prst="roundRect">
+                          <a:avLst/>
+                        </a:prstGeom>
+                        <a:ln>
+                          <a:solidFill>
+                            <a:schemeClr val="accent1"/>
+                          </a:solidFill>
+                        </a:ln>
+                      </wps:spPr>
+                      <wps:style>
+                        <a:lnRef idx="2">
+                          <a:schemeClr val="accent6"/>
+                        </a:lnRef>
+                        <a:fillRef idx="1">
+                          <a:schemeClr val="lt1"/>
+                        </a:fillRef>
+                        <a:effectRef idx="0">
+                          <a:schemeClr val="accent6"/>
+                        </a:effectRef>
+                        <a:fontRef idx="minor">
+                          <a:schemeClr val="dk1"/>
+                        </a:fontRef>
+                      </wps:style>
+                      <wps:txbx>
+                        <w:txbxContent>
+                          <w:p>
+                            <w:pPr>
+                              <w:jc w:val="center"/>
+                              <w:rPr>
+                                <w:lang w:val="en-US"/>
+                              </w:rPr>
+                            </w:pPr>
+                            <w:r>
+                              <w:rPr>
+                                <w:lang w:val="en-US"/>
+                              </w:rPr>
+                              <w:t>Backend</w:t>
+                            </w:r>
+                          </w:p>
+                        </w:txbxContent>
+                      </wps:txbx>
+                      <wps:bodyPr rot="0" spcFirstLastPara="0" vertOverflow="overflow" horzOverflow="overflow" vert="horz" wrap="square" lIns="91440" tIns="45720" rIns="91440" bIns="45720" numCol="1" spcCol="0" rtlCol="0" fromWordArt="0" anchor="ctr" anchorCtr="0" forceAA="0" compatLnSpc="1">
+                        <a:prstTxWarp prst="textNoShape">
+                          <a:avLst/>
+                        </a:prstTxWarp>
+                        <a:noAutofit/>
+                      </wps:bodyPr>
+                    </wps:wsp>
+                  </a:graphicData>
+                </a:graphic>
+                <wp14:sizeRelH relativeFrom="margin">
+                  <wp14:pctWidth>0</wp14:pctWidth>
+                </wp14:sizeRelH>
+                <wp14:sizeRelV relativeFrom="margin">
+                  <wp14:pctHeight>0</wp14:pctHeight>
+                </wp14:sizeRelV>
+              </wp:anchor>
+            </w:drawing>
+          </mc:Choice>
+          <mc:Fallback>
+            <w:pict>
+              <v:roundrect w14:anchorId="0575E5DC" id="_x0000_s1053" style="position:absolute;left:0;text-align:left;margin-left:130.5pt;margin-top:129pt;width:141pt;height:25.5pt;z-index:251704320;visibility:visible;mso-wrap-style:square;mso-width-percent:0;mso-height-percent:0;mso-wrap-distance-left:9pt;mso-wrap-distance-top:0;mso-wrap-distance-right:9pt;mso-wrap-distance-bottom:0;mso-position-horizontal:absolute;mso-position-horizontal-relative:text;mso-position-vertical:absolute;mso-position-vertical-relative:text;mso-width-percent:0;mso-height-percent:0;mso-width-relative:margin;mso-height-relative:margin;v-text-anchor:middle" arcsize="10923f" o:gfxdata="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" fillcolor="white [3201]" strokecolor="#156082 [3204]" strokeweight="1.5pt">
+                <v:stroke joinstyle="miter"/>
+                <v:textbox>
+                  <w:txbxContent>
+                    <w:p>
+                      <w:pPr>
+                        <w:jc w:val="center"/>
+                        <w:rPr>
+                          <w:lang w:val="en-US"/>
+                        </w:rPr>
+                      </w:pPr>
+                      <w:r>
+                        <w:rPr>
+                          <w:lang w:val="en-US"/>
+                        </w:rPr>
+                        <w:t>Backend</w:t>
+                      </w:r>
+                    </w:p>
+                  </w:txbxContent>
+                </v:textbox>
+              </v:roundrect>
+            </w:pict>
+          </mc:Fallback>
+        </mc:AlternateContent>
+      </w:r>
+      <w:r>
+        <w:rPr>
+          <w:b/>
+          <w:bCs/>
+        </w:rPr>
         <w:t>Script Execution Flo</w:t>
       </w:r>
       <w:r>
@@ -2831,14 +6236,12 @@
         <w:rPr>
           <w:b/>
           <w:bCs/>
-          <w:lang w:val="en-IL"/>
-        </w:rPr>
-      </w:pPr>
-      <w:r>
-        <w:rPr>
-          <w:b/>
-          <w:bCs/>
-          <w:lang w:val="en-IL"/>
+        </w:rPr>
+      </w:pPr>
+      <w:r>
+        <w:rPr>
+          <w:b/>
+          <w:bCs/>
         </w:rPr>
         <w:t>Scripts are stored in SQL as source-code strings.</w:t>
       </w:r>
@@ -2853,14 +6256,12 @@
         <w:rPr>
           <w:b/>
           <w:bCs/>
-          <w:lang w:val="en-IL"/>
-        </w:rPr>
-      </w:pPr>
-      <w:r>
-        <w:rPr>
-          <w:b/>
-          <w:bCs/>
-          <w:lang w:val="en-IL"/>
+        </w:rPr>
+      </w:pPr>
+      <w:r>
+        <w:rPr>
+          <w:b/>
+          <w:bCs/>
         </w:rPr>
         <w:t>Each script follows the convention:</w:t>
       </w:r>
@@ -2875,16 +6276,23 @@
         <w:rPr>
           <w:b/>
           <w:bCs/>
-          <w:lang w:val="en-IL"/>
-        </w:rPr>
-      </w:pPr>
-      <w:r>
-        <w:rPr>
-          <w:b/>
-          <w:bCs/>
-          <w:lang w:val="en-IL"/>
-        </w:rPr>
-        <w:t>params.var — runtime parameters provided by the user.</w:t>
+        </w:rPr>
+      </w:pPr>
+      <w:proofErr w:type="spellStart"/>
+      <w:r>
+        <w:rPr>
+          <w:b/>
+          <w:bCs/>
+        </w:rPr>
+        <w:t>params.var</w:t>
+      </w:r>
+      <w:proofErr w:type="spellEnd"/>
+      <w:r>
+        <w:rPr>
+          <w:b/>
+          <w:bCs/>
+        </w:rPr>
+        <w:t xml:space="preserve"> — runtime parameters provided by the user.</w:t>
       </w:r>
     </w:p>
     <w:p>
@@ -2897,16 +6305,23 @@
         <w:rPr>
           <w:b/>
           <w:bCs/>
-          <w:lang w:val="en-IL"/>
-        </w:rPr>
-      </w:pPr>
-      <w:r>
-        <w:rPr>
-          <w:b/>
-          <w:bCs/>
-          <w:lang w:val="en-IL"/>
-        </w:rPr>
-        <w:t>config.var — Config Items declared as script dependencies.</w:t>
+        </w:rPr>
+      </w:pPr>
+      <w:proofErr w:type="spellStart"/>
+      <w:r>
+        <w:rPr>
+          <w:b/>
+          <w:bCs/>
+        </w:rPr>
+        <w:t>config.var</w:t>
+      </w:r>
+      <w:proofErr w:type="spellEnd"/>
+      <w:r>
+        <w:rPr>
+          <w:b/>
+          <w:bCs/>
+        </w:rPr>
+        <w:t xml:space="preserve"> — Config Items declared as script dependencies.</w:t>
       </w:r>
     </w:p>
     <w:p>
@@ -2919,16 +6334,30 @@
         <w:rPr>
           <w:b/>
           <w:bCs/>
-          <w:lang w:val="en-IL"/>
-        </w:rPr>
-      </w:pPr>
-      <w:r>
-        <w:rPr>
-          <w:b/>
-          <w:bCs/>
-          <w:lang w:val="en-IL"/>
-        </w:rPr>
-        <w:t>context — ScriptHub runtime functionality, such as running another script.</w:t>
+        </w:rPr>
+      </w:pPr>
+      <w:r>
+        <w:rPr>
+          <w:b/>
+          <w:bCs/>
+        </w:rPr>
+        <w:t xml:space="preserve">context — </w:t>
+      </w:r>
+      <w:proofErr w:type="spellStart"/>
+      <w:r>
+        <w:rPr>
+          <w:b/>
+          <w:bCs/>
+        </w:rPr>
+        <w:t>ScriptHub</w:t>
+      </w:r>
+      <w:proofErr w:type="spellEnd"/>
+      <w:r>
+        <w:rPr>
+          <w:b/>
+          <w:bCs/>
+        </w:rPr>
+        <w:t xml:space="preserve"> runtime functionality, such as running another script.</w:t>
       </w:r>
     </w:p>
     <w:p>
@@ -2941,14 +6370,12 @@
         <w:rPr>
           <w:b/>
           <w:bCs/>
-          <w:lang w:val="en-IL"/>
-        </w:rPr>
-      </w:pPr>
-      <w:r>
-        <w:rPr>
-          <w:b/>
-          <w:bCs/>
-          <w:lang w:val="en-IL"/>
+        </w:rPr>
+      </w:pPr>
+      <w:r>
+        <w:rPr>
+          <w:b/>
+          <w:bCs/>
         </w:rPr>
         <w:t>For each run, the backend:</w:t>
       </w:r>
@@ -2963,14 +6390,12 @@
         <w:rPr>
           <w:b/>
           <w:bCs/>
-          <w:lang w:val="en-IL"/>
-        </w:rPr>
-      </w:pPr>
-      <w:r>
-        <w:rPr>
-          <w:b/>
-          <w:bCs/>
-          <w:lang w:val="en-IL"/>
+        </w:rPr>
+      </w:pPr>
+      <w:r>
+        <w:rPr>
+          <w:b/>
+          <w:bCs/>
         </w:rPr>
         <w:t>Loads the script and its Config Items from SQL.</w:t>
       </w:r>
@@ -2985,14 +6410,12 @@
         <w:rPr>
           <w:b/>
           <w:bCs/>
-          <w:lang w:val="en-IL"/>
-        </w:rPr>
-      </w:pPr>
-      <w:r>
-        <w:rPr>
-          <w:b/>
-          <w:bCs/>
-          <w:lang w:val="en-IL"/>
+        </w:rPr>
+      </w:pPr>
+      <w:r>
+        <w:rPr>
+          <w:b/>
+          <w:bCs/>
         </w:rPr>
         <w:t>Creates temporary script.js and JSON input/config files.</w:t>
       </w:r>
@@ -3007,14 +6430,12 @@
         <w:rPr>
           <w:b/>
           <w:bCs/>
-          <w:lang w:val="en-IL"/>
-        </w:rPr>
-      </w:pPr>
-      <w:r>
-        <w:rPr>
-          <w:b/>
-          <w:bCs/>
-          <w:lang w:val="en-IL"/>
+        </w:rPr>
+      </w:pPr>
+      <w:r>
+        <w:rPr>
+          <w:b/>
+          <w:bCs/>
         </w:rPr>
         <w:t>Mounts them read-only into a dedicated Docker container.</w:t>
       </w:r>
@@ -3029,16 +6450,30 @@
         <w:rPr>
           <w:b/>
           <w:bCs/>
-          <w:lang w:val="en-IL"/>
-        </w:rPr>
-      </w:pPr>
-      <w:r>
-        <w:rPr>
-          <w:b/>
-          <w:bCs/>
-          <w:lang w:val="en-IL"/>
-        </w:rPr>
-        <w:t>Executes the script using a generic ScriptHub runner image.</w:t>
+        </w:rPr>
+      </w:pPr>
+      <w:r>
+        <w:rPr>
+          <w:b/>
+          <w:bCs/>
+        </w:rPr>
+        <w:t xml:space="preserve">Executes the script using a generic </w:t>
+      </w:r>
+      <w:proofErr w:type="spellStart"/>
+      <w:r>
+        <w:rPr>
+          <w:b/>
+          <w:bCs/>
+        </w:rPr>
+        <w:t>ScriptHub</w:t>
+      </w:r>
+      <w:proofErr w:type="spellEnd"/>
+      <w:r>
+        <w:rPr>
+          <w:b/>
+          <w:bCs/>
+        </w:rPr>
+        <w:t xml:space="preserve"> runner image.</w:t>
       </w:r>
     </w:p>
     <w:p>
@@ -3051,14 +6486,12 @@
         <w:rPr>
           <w:b/>
           <w:bCs/>
-          <w:lang w:val="en-IL"/>
-        </w:rPr>
-      </w:pPr>
-      <w:r>
-        <w:rPr>
-          <w:b/>
-          <w:bCs/>
-          <w:lang w:val="en-IL"/>
+        </w:rPr>
+      </w:pPr>
+      <w:r>
+        <w:rPr>
+          <w:b/>
+          <w:bCs/>
         </w:rPr>
         <w:t>Each execution has CPU, memory, timeout, filesystem, and security restrictions.</w:t>
       </w:r>
@@ -3073,16 +6506,23 @@
         <w:rPr>
           <w:b/>
           <w:bCs/>
-          <w:lang w:val="en-IL"/>
-        </w:rPr>
-      </w:pPr>
-      <w:r>
-        <w:rPr>
-          <w:b/>
-          <w:bCs/>
-          <w:lang w:val="en-IL"/>
-        </w:rPr>
-        <w:t>stdout and stderr are streamed in real time to the backend and exposed to the UI via SSE.</w:t>
+        </w:rPr>
+      </w:pPr>
+      <w:proofErr w:type="spellStart"/>
+      <w:r>
+        <w:rPr>
+          <w:b/>
+          <w:bCs/>
+        </w:rPr>
+        <w:t>stdout</w:t>
+      </w:r>
+      <w:proofErr w:type="spellEnd"/>
+      <w:r>
+        <w:rPr>
+          <w:b/>
+          <w:bCs/>
+        </w:rPr>
+        <w:t xml:space="preserve"> and stderr are streamed in real time to the backend and exposed to the UI via SSE.</w:t>
       </w:r>
     </w:p>
     <w:p>
@@ -3095,14 +6535,12 @@
         <w:rPr>
           <w:b/>
           <w:bCs/>
-          <w:lang w:val="en-IL"/>
-        </w:rPr>
-      </w:pPr>
-      <w:r>
-        <w:rPr>
-          <w:b/>
-          <w:bCs/>
-          <w:lang w:val="en-IL"/>
+        </w:rPr>
+      </w:pPr>
+      <w:r>
+        <w:rPr>
+          <w:b/>
+          <w:bCs/>
         </w:rPr>
         <w:t>When execution finishes, the result/status are saved and the container and temporary files are removed.</w:t>
       </w:r>
@@ -3117,16 +6555,48 @@
         <w:rPr>
           <w:b/>
           <w:bCs/>
-          <w:lang w:val="en-IL"/>
-        </w:rPr>
-      </w:pPr>
-      <w:r>
-        <w:rPr>
-          <w:b/>
-          <w:bCs/>
-          <w:lang w:val="en-IL"/>
-        </w:rPr>
-        <w:t>Scripts can execute declared script dependencies through context.runScript(). Each invocation creates a separate child Run and Docker container through the internal ScriptHub HTTP API.</w:t>
+        </w:rPr>
+      </w:pPr>
+      <w:r>
+        <w:rPr>
+          <w:b/>
+          <w:bCs/>
+        </w:rPr>
+        <w:t xml:space="preserve">Scripts can execute declared script dependencies through </w:t>
+      </w:r>
+      <w:proofErr w:type="spellStart"/>
+      <w:proofErr w:type="gramStart"/>
+      <w:r>
+        <w:rPr>
+          <w:b/>
+          <w:bCs/>
+        </w:rPr>
+        <w:t>context.runScript</w:t>
+      </w:r>
+      <w:proofErr w:type="spellEnd"/>
+      <w:proofErr w:type="gramEnd"/>
+      <w:r>
+        <w:rPr>
+          <w:b/>
+          <w:bCs/>
+        </w:rPr>
+        <w:t xml:space="preserve">(). Each invocation creates a separate child Run and Docker container through the internal </w:t>
+      </w:r>
+      <w:proofErr w:type="spellStart"/>
+      <w:r>
+        <w:rPr>
+          <w:b/>
+          <w:bCs/>
+        </w:rPr>
+        <w:t>ScriptHub</w:t>
+      </w:r>
+      <w:proofErr w:type="spellEnd"/>
+      <w:r>
+        <w:rPr>
+          <w:b/>
+          <w:bCs/>
+        </w:rPr>
+        <w:t xml:space="preserve"> HTTP API.</w:t>
       </w:r>
     </w:p>
     <w:p>
@@ -3139,14 +6609,12 @@
         <w:rPr>
           <w:b/>
           <w:bCs/>
-          <w:lang w:val="en-IL"/>
-        </w:rPr>
-      </w:pPr>
-      <w:r>
-        <w:rPr>
-          <w:b/>
-          <w:bCs/>
-          <w:lang w:val="en-IL"/>
+        </w:rPr>
+      </w:pPr>
+      <w:r>
+        <w:rPr>
+          <w:b/>
+          <w:bCs/>
         </w:rPr>
         <w:t>The Docker executor is abstracted from the Run service, allowing the execution infrastructure to be replaced later.</w:t>
       </w:r>
@@ -3156,14 +6624,12 @@
         <w:rPr>
           <w:b/>
           <w:bCs/>
-          <w:lang w:val="en-IL"/>
-        </w:rPr>
-      </w:pPr>
-      <w:r>
-        <w:rPr>
-          <w:b/>
-          <w:bCs/>
-          <w:lang w:val="en-IL"/>
+        </w:rPr>
+      </w:pPr>
+      <w:r>
+        <w:rPr>
+          <w:b/>
+          <w:bCs/>
         </w:rPr>
         <w:br w:type="page"/>
       </w:r>
@@ -3179,14 +6645,12 @@
           <w:b/>
           <w:bCs/>
           <w:rtl/>
-          <w:lang w:val="en-IL"/>
-        </w:rPr>
-      </w:pPr>
-      <w:r>
-        <w:rPr>
-          <w:b/>
-          <w:bCs/>
-          <w:lang w:val="en-IL"/>
+        </w:rPr>
+      </w:pPr>
+      <w:r>
+        <w:rPr>
+          <w:b/>
+          <w:bCs/>
         </w:rPr>
         <w:lastRenderedPageBreak/>
         <w:t>Authentication</w:t>
@@ -4718,6 +8182,7 @@
   <w:style w:type="character" w:default="1" w:styleId="DefaultParagraphFont">
     <w:name w:val="Default Paragraph Font"/>
     <w:uiPriority w:val="1"/>
+    <w:semiHidden/>
     <w:unhideWhenUsed/>
   </w:style>
   <w:style w:type="table" w:default="1" w:styleId="TableNormal">
@@ -5029,6 +8494,17 @@
       <w:smallCaps/>
       <w:color w:val="0F4761" w:themeColor="accent1" w:themeShade="BF"/>
       <w:spacing w:val="5"/>
+    </w:rPr>
+  </w:style>
+  <w:style w:type="character" w:styleId="Emphasis">
+    <w:name w:val="Emphasis"/>
+    <w:basedOn w:val="DefaultParagraphFont"/>
+    <w:uiPriority w:val="20"/>
+    <w:qFormat/>
+    <w:rsid w:val="00B91415"/>
+    <w:rPr>
+      <w:i/>
+      <w:iCs/>
     </w:rPr>
   </w:style>
 </w:styles>
@@ -5347,4 +8823,16 @@
     </a:ext>
   </a:extLst>
 </a:theme>
+</file>
+
+<file path=customXml/item1.xml><?xml version="1.0" encoding="utf-8"?>
+<b:Sources xmlns:b="http://schemas.openxmlformats.org/officeDocument/2006/bibliography" xmlns="http://schemas.openxmlformats.org/officeDocument/2006/bibliography" SelectedStyle="\APASixthEditionOfficeOnline.xsl" StyleName="APA" Version="6"/>
+</file>
+
+<file path=customXml/itemProps1.xml><?xml version="1.0" encoding="utf-8"?>
+<ds:datastoreItem xmlns:ds="http://schemas.openxmlformats.org/officeDocument/2006/customXml" ds:itemID="{089852FF-1FF1-48C3-890B-A3F6E4157F3B}">
+  <ds:schemaRefs>
+    <ds:schemaRef ds:uri="http://schemas.openxmlformats.org/officeDocument/2006/bibliography"/>
+  </ds:schemaRefs>
+</ds:datastoreItem>
 </file>